--- a/VisorDatosSIG_Documento_Tecnico_Oficial.docx
+++ b/VisorDatosSIG_Documento_Tecnico_Oficial.docx
@@ -925,6 +925,19 @@
           <w:color w:val="282D23"/>
           <w:sz w:val="19"/>
         </w:rPr>
+        <w:t xml:space="preserve">   4.4 Cobertura Catastral Total: Diagnóstico de 15,280 Predios y Terrenos Baldíos</w:t>
+      </w:r>
+    </w:p>
+    <w:p>
+      <w:pPr>
+        <w:spacing w:after="40"/>
+      </w:pPr>
+      <w:r>
+        <w:rPr>
+          <w:rFonts w:ascii="Segoe UI" w:hAnsi="Segoe UI"/>
+          <w:color w:val="282D23"/>
+          <w:sz w:val="19"/>
+        </w:rPr>
         <w:t>5. Arquitectura de Software en Capas Limpias (.NET 8.0 C#)</w:t>
       </w:r>
     </w:p>
@@ -964,7 +977,7 @@
           <w:color w:val="282D23"/>
           <w:sz w:val="19"/>
         </w:rPr>
-        <w:t>8. Diseño de la Interfaz de Usuario y Experiencia de Operación (UIX)</w:t>
+        <w:t>8. Diseño de Interfaz (UIX), Arquitectura Móvil PWA y Geolocalización (Anexo F.7)</w:t>
       </w:r>
     </w:p>
     <w:p>
@@ -990,7 +1003,7 @@
           <w:color w:val="282D23"/>
           <w:sz w:val="19"/>
         </w:rPr>
-        <w:t>10. Guía de Instalación, Configuración y Despliegue Local</w:t>
+        <w:t>10. Catálogo y Selección de Agent Skills para Optimización del Proyecto</w:t>
       </w:r>
     </w:p>
     <w:p>
@@ -1003,7 +1016,20 @@
           <w:color w:val="282D23"/>
           <w:sz w:val="19"/>
         </w:rPr>
-        <w:t>11. Conclusiones y Trabajo Futuro</w:t>
+        <w:t>11. Guía de Instalación, Configuración y Despliegue Local</w:t>
+      </w:r>
+    </w:p>
+    <w:p>
+      <w:pPr>
+        <w:spacing w:after="40"/>
+      </w:pPr>
+      <w:r>
+        <w:rPr>
+          <w:rFonts w:ascii="Segoe UI" w:hAnsi="Segoe UI"/>
+          <w:color w:val="282D23"/>
+          <w:sz w:val="19"/>
+        </w:rPr>
+        <w:t>12. Conclusiones y Trabajo Futuro</w:t>
       </w:r>
     </w:p>
     <w:p>
@@ -4721,6 +4747,653 @@
     <w:p>
       <w:pPr>
         <w:keepNext/>
+        <w:spacing w:before="240" w:after="80"/>
+      </w:pPr>
+      <w:r>
+        <w:rPr>
+          <w:rFonts w:ascii="Segoe UI" w:hAnsi="Segoe UI"/>
+          <w:b/>
+          <w:color w:val="2E4636"/>
+          <w:sz w:val="25"/>
+        </w:rPr>
+        <w:t>Cobertura Catastral Total: Diagnóstico de 15,280 Predios y Terrenos Baldíos</w:t>
+      </w:r>
+    </w:p>
+    <w:p>
+      <w:pPr>
+        <w:spacing w:after="100" w:line="276" w:lineRule="auto"/>
+      </w:pPr>
+      <w:r>
+        <w:rPr>
+          <w:rFonts w:ascii="Segoe UI" w:hAnsi="Segoe UI"/>
+          <w:i w:val="0"/>
+          <w:color w:val="2D302A"/>
+          <w:sz w:val="20"/>
+        </w:rPr>
+        <w:t>Durante las pruebas de verificación territorial y cotejo de campo, se detectó una aparente discrepancia: las consultas temáticas previas arrojaban alrededor de 3,000 registros, a pesar de que el catastro urbano de San Ignacio de Velasco cuenta con 15,280 lotes delimitados. El diagnóstico técnico de la base de datos reveló la causa fundamental y motivó una reingeniería del modelo de consulta:</w:t>
+      </w:r>
+    </w:p>
+    <w:p>
+      <w:pPr>
+        <w:pStyle w:val="ListBullet"/>
+        <w:spacing w:after="60" w:line="269" w:lineRule="auto"/>
+      </w:pPr>
+      <w:r>
+        <w:rPr>
+          <w:rFonts w:ascii="Segoe UI" w:hAnsi="Segoe UI"/>
+          <w:b/>
+          <w:color w:val="23281E"/>
+          <w:sz w:val="19"/>
+        </w:rPr>
+        <w:t xml:space="preserve">Causa Raíz en el Modelo Relacional: </w:t>
+      </w:r>
+      <w:r>
+        <w:rPr>
+          <w:rFonts w:ascii="Segoe UI" w:hAnsi="Segoe UI"/>
+          <w:color w:val="2D302A"/>
+          <w:sz w:val="19"/>
+        </w:rPr>
+        <w:t>La tabla dbo.CodigosFijos contiene 6,271 puntos de medición eléctrica vinculados espacialmente a 3,947 polígonos de lote (debido a predios con múltiples medidores o conexiones compartidas). Las consultas basadas exclusivamente en dbo.CodigosFijos omitían por completo los 11,333 terrenos baldíos o parcelas sin medidor activo instalado.</w:t>
+      </w:r>
+    </w:p>
+    <w:p>
+      <w:pPr>
+        <w:pStyle w:val="ListBullet"/>
+        <w:spacing w:after="60" w:line="269" w:lineRule="auto"/>
+      </w:pPr>
+      <w:r>
+        <w:rPr>
+          <w:rFonts w:ascii="Segoe UI" w:hAnsi="Segoe UI"/>
+          <w:b/>
+          <w:color w:val="23281E"/>
+          <w:sz w:val="19"/>
+        </w:rPr>
+        <w:t xml:space="preserve">Precomputación de Centroides Espaciales: </w:t>
+      </w:r>
+      <w:r>
+        <w:rPr>
+          <w:rFonts w:ascii="Segoe UI" w:hAnsi="Segoe UI"/>
+          <w:color w:val="2D302A"/>
+          <w:sz w:val="19"/>
+        </w:rPr>
+        <w:t>Se añadieron formalmente las columnas 'Latitud FLOAT' y 'Longitud FLOAT' directamente en la tabla dbo.Lotes y se precalcularon sus coordenadas geográficas mediante la función OGC Lote.Geom.STCentroid() para los 15,280 polígonos catastrales, permitiendo la georreferenciación instantánea de cualquier predio sin sobrecargar la CPU del servidor al vuelo.</w:t>
+      </w:r>
+    </w:p>
+    <w:p>
+      <w:pPr>
+        <w:pStyle w:val="ListBullet"/>
+        <w:spacing w:after="60" w:line="269" w:lineRule="auto"/>
+      </w:pPr>
+      <w:r>
+        <w:rPr>
+          <w:rFonts w:ascii="Segoe UI" w:hAnsi="Segoe UI"/>
+          <w:b/>
+          <w:color w:val="23281E"/>
+          <w:sz w:val="19"/>
+        </w:rPr>
+        <w:t xml:space="preserve">Procedimiento Almacenado Unificado de Cobertura Total: </w:t>
+      </w:r>
+      <w:r>
+        <w:rPr>
+          <w:rFonts w:ascii="Segoe UI" w:hAnsi="Segoe UI"/>
+          <w:color w:val="2D302A"/>
+          <w:sz w:val="19"/>
+        </w:rPr>
+        <w:t>Se construyó el procedimiento almacenado unificado dbo.sp_BuscarPrediosTotal y se actualizó dbo.sp_BuscarInmueble con el parámetro @TipoSuministro ('TODOS', 'CON_SUMINISTRO', 'SIN_SUMINISTRO'). Esto permite al usuario explorar tanto los 5,118 registros con medidor como los 11,333 lotes baldíos, o el universo consolidado de 16,451 relaciones prediales.</w:t>
+      </w:r>
+    </w:p>
+    <w:p>
+      <w:pPr>
+        <w:pStyle w:val="ListBullet"/>
+        <w:spacing w:after="60" w:line="269" w:lineRule="auto"/>
+      </w:pPr>
+      <w:r>
+        <w:rPr>
+          <w:rFonts w:ascii="Segoe UI" w:hAnsi="Segoe UI"/>
+          <w:b/>
+          <w:color w:val="23281E"/>
+          <w:sz w:val="19"/>
+        </w:rPr>
+        <w:t xml:space="preserve">Rendimiento Sub-Segundo Verificado: </w:t>
+      </w:r>
+      <w:r>
+        <w:rPr>
+          <w:rFonts w:ascii="Segoe UI" w:hAnsi="Segoe UI"/>
+          <w:color w:val="2D302A"/>
+          <w:sz w:val="19"/>
+        </w:rPr>
+        <w:t>El tiempo de respuesta se mantiene en rango de ultra-alto rendimiento: 0.335 segundos para consultar los 16,451 registros completos, 0.172 segundos para los 11,333 baldíos y 0.092 segundos para los predios con suministro, garantizando una experiencia de usuario fluida.</w:t>
+      </w:r>
+    </w:p>
+    <w:tbl>
+      <w:tblPr>
+        <w:tblW w:type="auto" w:w="0"/>
+        <w:jc w:val="center"/>
+        <w:tblLook w:firstColumn="1" w:firstRow="1" w:lastColumn="0" w:lastRow="0" w:noHBand="0" w:noVBand="1" w:val="04A0"/>
+      </w:tblPr>
+      <w:tblGrid>
+        <w:gridCol w:w="2340"/>
+        <w:gridCol w:w="2340"/>
+        <w:gridCol w:w="2340"/>
+        <w:gridCol w:w="2340"/>
+      </w:tblGrid>
+      <w:tr>
+        <w:tc>
+          <w:tcPr>
+            <w:tcW w:type="dxa" w:w="2592"/>
+            <w:shd w:fill="2E4636"/>
+            <w:tcMar>
+              <w:top w:w="80" w:type="dxa"/>
+              <w:bottom w:w="80" w:type="dxa"/>
+              <w:left w:w="120" w:type="dxa"/>
+              <w:right w:w="120" w:type="dxa"/>
+            </w:tcMar>
+            <w:tcBorders>
+              <w:top w:val="single" w:sz="4" w:space="0" w:color="24382B"/>
+              <w:bottom w:val="single" w:sz="4" w:space="0" w:color="24382B"/>
+              <w:left w:val="single" w:sz="4" w:space="0" w:color="24382B"/>
+              <w:right w:val="single" w:sz="4" w:space="0" w:color="24382B"/>
+            </w:tcBorders>
+          </w:tcPr>
+          <w:p>
+            <w:pPr>
+              <w:jc w:val="center"/>
+            </w:pPr>
+            <w:r>
+              <w:rPr>
+                <w:rFonts w:ascii="Segoe UI" w:hAnsi="Segoe UI"/>
+                <w:b/>
+                <w:color w:val="FFFFFF"/>
+                <w:sz w:val="18"/>
+              </w:rPr>
+              <w:t>Categoría de Predio</w:t>
+            </w:r>
+          </w:p>
+        </w:tc>
+        <w:tc>
+          <w:tcPr>
+            <w:tcW w:type="dxa" w:w="1872"/>
+            <w:shd w:fill="2E4636"/>
+            <w:tcMar>
+              <w:top w:w="80" w:type="dxa"/>
+              <w:bottom w:w="80" w:type="dxa"/>
+              <w:left w:w="120" w:type="dxa"/>
+              <w:right w:w="120" w:type="dxa"/>
+            </w:tcMar>
+            <w:tcBorders>
+              <w:top w:val="single" w:sz="4" w:space="0" w:color="24382B"/>
+              <w:bottom w:val="single" w:sz="4" w:space="0" w:color="24382B"/>
+              <w:left w:val="single" w:sz="4" w:space="0" w:color="24382B"/>
+              <w:right w:val="single" w:sz="4" w:space="0" w:color="24382B"/>
+            </w:tcBorders>
+          </w:tcPr>
+          <w:p>
+            <w:pPr>
+              <w:jc w:val="center"/>
+            </w:pPr>
+            <w:r>
+              <w:rPr>
+                <w:rFonts w:ascii="Segoe UI" w:hAnsi="Segoe UI"/>
+                <w:b/>
+                <w:color w:val="FFFFFF"/>
+                <w:sz w:val="18"/>
+              </w:rPr>
+              <w:t>Total Entidades</w:t>
+            </w:r>
+          </w:p>
+        </w:tc>
+        <w:tc>
+          <w:tcPr>
+            <w:tcW w:type="dxa" w:w="2592"/>
+            <w:shd w:fill="2E4636"/>
+            <w:tcMar>
+              <w:top w:w="80" w:type="dxa"/>
+              <w:bottom w:w="80" w:type="dxa"/>
+              <w:left w:w="120" w:type="dxa"/>
+              <w:right w:w="120" w:type="dxa"/>
+            </w:tcMar>
+            <w:tcBorders>
+              <w:top w:val="single" w:sz="4" w:space="0" w:color="24382B"/>
+              <w:bottom w:val="single" w:sz="4" w:space="0" w:color="24382B"/>
+              <w:left w:val="single" w:sz="4" w:space="0" w:color="24382B"/>
+              <w:right w:val="single" w:sz="4" w:space="0" w:color="24382B"/>
+            </w:tcBorders>
+          </w:tcPr>
+          <w:p>
+            <w:pPr>
+              <w:jc w:val="center"/>
+            </w:pPr>
+            <w:r>
+              <w:rPr>
+                <w:rFonts w:ascii="Segoe UI" w:hAnsi="Segoe UI"/>
+                <w:b/>
+                <w:color w:val="FFFFFF"/>
+                <w:sz w:val="18"/>
+              </w:rPr>
+              <w:t>Fuente de Datos</w:t>
+            </w:r>
+          </w:p>
+        </w:tc>
+        <w:tc>
+          <w:tcPr>
+            <w:tcW w:type="dxa" w:w="2304"/>
+            <w:shd w:fill="2E4636"/>
+            <w:tcMar>
+              <w:top w:w="80" w:type="dxa"/>
+              <w:bottom w:w="80" w:type="dxa"/>
+              <w:left w:w="120" w:type="dxa"/>
+              <w:right w:w="120" w:type="dxa"/>
+            </w:tcMar>
+            <w:tcBorders>
+              <w:top w:val="single" w:sz="4" w:space="0" w:color="24382B"/>
+              <w:bottom w:val="single" w:sz="4" w:space="0" w:color="24382B"/>
+              <w:left w:val="single" w:sz="4" w:space="0" w:color="24382B"/>
+              <w:right w:val="single" w:sz="4" w:space="0" w:color="24382B"/>
+            </w:tcBorders>
+          </w:tcPr>
+          <w:p>
+            <w:pPr>
+              <w:jc w:val="center"/>
+            </w:pPr>
+            <w:r>
+              <w:rPr>
+                <w:rFonts w:ascii="Segoe UI" w:hAnsi="Segoe UI"/>
+                <w:b/>
+                <w:color w:val="FFFFFF"/>
+                <w:sz w:val="18"/>
+              </w:rPr>
+              <w:t>Estado en Visor / Consultas</w:t>
+            </w:r>
+          </w:p>
+        </w:tc>
+      </w:tr>
+      <w:tr>
+        <w:tc>
+          <w:tcPr>
+            <w:tcW w:type="dxa" w:w="2592"/>
+            <w:shd w:fill="FFFFFF"/>
+            <w:tcMar>
+              <w:top w:w="70" w:type="dxa"/>
+              <w:bottom w:w="70" w:type="dxa"/>
+              <w:left w:w="110" w:type="dxa"/>
+              <w:right w:w="110" w:type="dxa"/>
+            </w:tcMar>
+            <w:tcBorders>
+              <w:top w:val="single" w:sz="4" w:space="0" w:color="E2DFD6"/>
+              <w:bottom w:val="single" w:sz="4" w:space="0" w:color="E2DFD6"/>
+              <w:left w:val="single" w:sz="4" w:space="0" w:color="E2DFD6"/>
+              <w:right w:val="single" w:sz="4" w:space="0" w:color="E2DFD6"/>
+            </w:tcBorders>
+          </w:tcPr>
+          <w:p>
+            <w:pPr>
+              <w:jc w:val="left"/>
+            </w:pPr>
+            <w:r>
+              <w:rPr>
+                <w:rFonts w:ascii="Segoe UI" w:hAnsi="Segoe UI"/>
+                <w:color w:val="232820"/>
+                <w:sz w:val="17"/>
+              </w:rPr>
+              <w:t>Predios con Suministro Activo</w:t>
+            </w:r>
+          </w:p>
+        </w:tc>
+        <w:tc>
+          <w:tcPr>
+            <w:tcW w:type="dxa" w:w="1872"/>
+            <w:shd w:fill="FFFFFF"/>
+            <w:tcMar>
+              <w:top w:w="70" w:type="dxa"/>
+              <w:bottom w:w="70" w:type="dxa"/>
+              <w:left w:w="110" w:type="dxa"/>
+              <w:right w:w="110" w:type="dxa"/>
+            </w:tcMar>
+            <w:tcBorders>
+              <w:top w:val="single" w:sz="4" w:space="0" w:color="E2DFD6"/>
+              <w:bottom w:val="single" w:sz="4" w:space="0" w:color="E2DFD6"/>
+              <w:left w:val="single" w:sz="4" w:space="0" w:color="E2DFD6"/>
+              <w:right w:val="single" w:sz="4" w:space="0" w:color="E2DFD6"/>
+            </w:tcBorders>
+          </w:tcPr>
+          <w:p>
+            <w:pPr>
+              <w:jc w:val="left"/>
+            </w:pPr>
+            <w:r>
+              <w:rPr>
+                <w:rFonts w:ascii="Segoe UI" w:hAnsi="Segoe UI"/>
+                <w:color w:val="232820"/>
+                <w:sz w:val="17"/>
+              </w:rPr>
+              <w:t>5,118 registros</w:t>
+            </w:r>
+          </w:p>
+        </w:tc>
+        <w:tc>
+          <w:tcPr>
+            <w:tcW w:type="dxa" w:w="2592"/>
+            <w:shd w:fill="FFFFFF"/>
+            <w:tcMar>
+              <w:top w:w="70" w:type="dxa"/>
+              <w:bottom w:w="70" w:type="dxa"/>
+              <w:left w:w="110" w:type="dxa"/>
+              <w:right w:w="110" w:type="dxa"/>
+            </w:tcMar>
+            <w:tcBorders>
+              <w:top w:val="single" w:sz="4" w:space="0" w:color="E2DFD6"/>
+              <w:bottom w:val="single" w:sz="4" w:space="0" w:color="E2DFD6"/>
+              <w:left w:val="single" w:sz="4" w:space="0" w:color="E2DFD6"/>
+              <w:right w:val="single" w:sz="4" w:space="0" w:color="E2DFD6"/>
+            </w:tcBorders>
+          </w:tcPr>
+          <w:p>
+            <w:pPr>
+              <w:jc w:val="left"/>
+            </w:pPr>
+            <w:r>
+              <w:rPr>
+                <w:rFonts w:ascii="Segoe UI" w:hAnsi="Segoe UI"/>
+                <w:color w:val="232820"/>
+                <w:sz w:val="17"/>
+              </w:rPr>
+              <w:t>dbo.CodigosFijos + dbo.Lotes</w:t>
+            </w:r>
+          </w:p>
+        </w:tc>
+        <w:tc>
+          <w:tcPr>
+            <w:tcW w:type="dxa" w:w="2304"/>
+            <w:shd w:fill="FFFFFF"/>
+            <w:tcMar>
+              <w:top w:w="70" w:type="dxa"/>
+              <w:bottom w:w="70" w:type="dxa"/>
+              <w:left w:w="110" w:type="dxa"/>
+              <w:right w:w="110" w:type="dxa"/>
+            </w:tcMar>
+            <w:tcBorders>
+              <w:top w:val="single" w:sz="4" w:space="0" w:color="E2DFD6"/>
+              <w:bottom w:val="single" w:sz="4" w:space="0" w:color="E2DFD6"/>
+              <w:left w:val="single" w:sz="4" w:space="0" w:color="E2DFD6"/>
+              <w:right w:val="single" w:sz="4" w:space="0" w:color="E2DFD6"/>
+            </w:tcBorders>
+          </w:tcPr>
+          <w:p>
+            <w:pPr>
+              <w:jc w:val="left"/>
+            </w:pPr>
+            <w:r>
+              <w:rPr>
+                <w:rFonts w:ascii="Segoe UI" w:hAnsi="Segoe UI"/>
+                <w:color w:val="232820"/>
+                <w:sz w:val="17"/>
+              </w:rPr>
+              <w:t>Identificados por Código Fijo y Nombre de Titular</w:t>
+            </w:r>
+          </w:p>
+        </w:tc>
+      </w:tr>
+      <w:tr>
+        <w:tc>
+          <w:tcPr>
+            <w:tcW w:type="dxa" w:w="2592"/>
+            <w:shd w:fill="F9F8F4"/>
+            <w:tcMar>
+              <w:top w:w="70" w:type="dxa"/>
+              <w:bottom w:w="70" w:type="dxa"/>
+              <w:left w:w="110" w:type="dxa"/>
+              <w:right w:w="110" w:type="dxa"/>
+            </w:tcMar>
+            <w:tcBorders>
+              <w:top w:val="single" w:sz="4" w:space="0" w:color="E2DFD6"/>
+              <w:bottom w:val="single" w:sz="4" w:space="0" w:color="E2DFD6"/>
+              <w:left w:val="single" w:sz="4" w:space="0" w:color="E2DFD6"/>
+              <w:right w:val="single" w:sz="4" w:space="0" w:color="E2DFD6"/>
+            </w:tcBorders>
+          </w:tcPr>
+          <w:p>
+            <w:pPr>
+              <w:jc w:val="left"/>
+            </w:pPr>
+            <w:r>
+              <w:rPr>
+                <w:rFonts w:ascii="Segoe UI" w:hAnsi="Segoe UI"/>
+                <w:color w:val="232820"/>
+                <w:sz w:val="17"/>
+              </w:rPr>
+              <w:t>Terrenos Baldíos / Sin Medidor</w:t>
+            </w:r>
+          </w:p>
+        </w:tc>
+        <w:tc>
+          <w:tcPr>
+            <w:tcW w:type="dxa" w:w="1872"/>
+            <w:shd w:fill="F9F8F4"/>
+            <w:tcMar>
+              <w:top w:w="70" w:type="dxa"/>
+              <w:bottom w:w="70" w:type="dxa"/>
+              <w:left w:w="110" w:type="dxa"/>
+              <w:right w:w="110" w:type="dxa"/>
+            </w:tcMar>
+            <w:tcBorders>
+              <w:top w:val="single" w:sz="4" w:space="0" w:color="E2DFD6"/>
+              <w:bottom w:val="single" w:sz="4" w:space="0" w:color="E2DFD6"/>
+              <w:left w:val="single" w:sz="4" w:space="0" w:color="E2DFD6"/>
+              <w:right w:val="single" w:sz="4" w:space="0" w:color="E2DFD6"/>
+            </w:tcBorders>
+          </w:tcPr>
+          <w:p>
+            <w:pPr>
+              <w:jc w:val="left"/>
+            </w:pPr>
+            <w:r>
+              <w:rPr>
+                <w:rFonts w:ascii="Segoe UI" w:hAnsi="Segoe UI"/>
+                <w:color w:val="232820"/>
+                <w:sz w:val="17"/>
+              </w:rPr>
+              <w:t>11,333 registros</w:t>
+            </w:r>
+          </w:p>
+        </w:tc>
+        <w:tc>
+          <w:tcPr>
+            <w:tcW w:type="dxa" w:w="2592"/>
+            <w:shd w:fill="F9F8F4"/>
+            <w:tcMar>
+              <w:top w:w="70" w:type="dxa"/>
+              <w:bottom w:w="70" w:type="dxa"/>
+              <w:left w:w="110" w:type="dxa"/>
+              <w:right w:w="110" w:type="dxa"/>
+            </w:tcMar>
+            <w:tcBorders>
+              <w:top w:val="single" w:sz="4" w:space="0" w:color="E2DFD6"/>
+              <w:bottom w:val="single" w:sz="4" w:space="0" w:color="E2DFD6"/>
+              <w:left w:val="single" w:sz="4" w:space="0" w:color="E2DFD6"/>
+              <w:right w:val="single" w:sz="4" w:space="0" w:color="E2DFD6"/>
+            </w:tcBorders>
+          </w:tcPr>
+          <w:p>
+            <w:pPr>
+              <w:jc w:val="left"/>
+            </w:pPr>
+            <w:r>
+              <w:rPr>
+                <w:rFonts w:ascii="Segoe UI" w:hAnsi="Segoe UI"/>
+                <w:color w:val="232820"/>
+                <w:sz w:val="17"/>
+              </w:rPr>
+              <w:t>dbo.Lotes (sin código fijo)</w:t>
+            </w:r>
+          </w:p>
+        </w:tc>
+        <w:tc>
+          <w:tcPr>
+            <w:tcW w:type="dxa" w:w="2304"/>
+            <w:shd w:fill="F9F8F4"/>
+            <w:tcMar>
+              <w:top w:w="70" w:type="dxa"/>
+              <w:bottom w:w="70" w:type="dxa"/>
+              <w:left w:w="110" w:type="dxa"/>
+              <w:right w:w="110" w:type="dxa"/>
+            </w:tcMar>
+            <w:tcBorders>
+              <w:top w:val="single" w:sz="4" w:space="0" w:color="E2DFD6"/>
+              <w:bottom w:val="single" w:sz="4" w:space="0" w:color="E2DFD6"/>
+              <w:left w:val="single" w:sz="4" w:space="0" w:color="E2DFD6"/>
+              <w:right w:val="single" w:sz="4" w:space="0" w:color="E2DFD6"/>
+            </w:tcBorders>
+          </w:tcPr>
+          <w:p>
+            <w:pPr>
+              <w:jc w:val="left"/>
+            </w:pPr>
+            <w:r>
+              <w:rPr>
+                <w:rFonts w:ascii="Segoe UI" w:hAnsi="Segoe UI"/>
+                <w:color w:val="232820"/>
+                <w:sz w:val="17"/>
+              </w:rPr>
+              <w:t>Registrados como '(Sin Suministro / Terreno Baldío)' con centroide</w:t>
+            </w:r>
+          </w:p>
+        </w:tc>
+      </w:tr>
+      <w:tr>
+        <w:tc>
+          <w:tcPr>
+            <w:tcW w:type="dxa" w:w="2592"/>
+            <w:shd w:fill="FFFFFF"/>
+            <w:tcMar>
+              <w:top w:w="70" w:type="dxa"/>
+              <w:bottom w:w="70" w:type="dxa"/>
+              <w:left w:w="110" w:type="dxa"/>
+              <w:right w:w="110" w:type="dxa"/>
+            </w:tcMar>
+            <w:tcBorders>
+              <w:top w:val="single" w:sz="4" w:space="0" w:color="E2DFD6"/>
+              <w:bottom w:val="single" w:sz="4" w:space="0" w:color="E2DFD6"/>
+              <w:left w:val="single" w:sz="4" w:space="0" w:color="E2DFD6"/>
+              <w:right w:val="single" w:sz="4" w:space="0" w:color="E2DFD6"/>
+            </w:tcBorders>
+          </w:tcPr>
+          <w:p>
+            <w:pPr>
+              <w:jc w:val="left"/>
+            </w:pPr>
+            <w:r>
+              <w:rPr>
+                <w:rFonts w:ascii="Segoe UI" w:hAnsi="Segoe UI"/>
+                <w:color w:val="232820"/>
+                <w:sz w:val="17"/>
+              </w:rPr>
+              <w:t>Universo Predial Consolidado</w:t>
+            </w:r>
+          </w:p>
+        </w:tc>
+        <w:tc>
+          <w:tcPr>
+            <w:tcW w:type="dxa" w:w="1872"/>
+            <w:shd w:fill="FFFFFF"/>
+            <w:tcMar>
+              <w:top w:w="70" w:type="dxa"/>
+              <w:bottom w:w="70" w:type="dxa"/>
+              <w:left w:w="110" w:type="dxa"/>
+              <w:right w:w="110" w:type="dxa"/>
+            </w:tcMar>
+            <w:tcBorders>
+              <w:top w:val="single" w:sz="4" w:space="0" w:color="E2DFD6"/>
+              <w:bottom w:val="single" w:sz="4" w:space="0" w:color="E2DFD6"/>
+              <w:left w:val="single" w:sz="4" w:space="0" w:color="E2DFD6"/>
+              <w:right w:val="single" w:sz="4" w:space="0" w:color="E2DFD6"/>
+            </w:tcBorders>
+          </w:tcPr>
+          <w:p>
+            <w:pPr>
+              <w:jc w:val="left"/>
+            </w:pPr>
+            <w:r>
+              <w:rPr>
+                <w:rFonts w:ascii="Segoe UI" w:hAnsi="Segoe UI"/>
+                <w:color w:val="232820"/>
+                <w:sz w:val="17"/>
+              </w:rPr>
+              <w:t>16,451 registros</w:t>
+            </w:r>
+          </w:p>
+        </w:tc>
+        <w:tc>
+          <w:tcPr>
+            <w:tcW w:type="dxa" w:w="2592"/>
+            <w:shd w:fill="FFFFFF"/>
+            <w:tcMar>
+              <w:top w:w="70" w:type="dxa"/>
+              <w:bottom w:w="70" w:type="dxa"/>
+              <w:left w:w="110" w:type="dxa"/>
+              <w:right w:w="110" w:type="dxa"/>
+            </w:tcMar>
+            <w:tcBorders>
+              <w:top w:val="single" w:sz="4" w:space="0" w:color="E2DFD6"/>
+              <w:bottom w:val="single" w:sz="4" w:space="0" w:color="E2DFD6"/>
+              <w:left w:val="single" w:sz="4" w:space="0" w:color="E2DFD6"/>
+              <w:right w:val="single" w:sz="4" w:space="0" w:color="E2DFD6"/>
+            </w:tcBorders>
+          </w:tcPr>
+          <w:p>
+            <w:pPr>
+              <w:jc w:val="left"/>
+            </w:pPr>
+            <w:r>
+              <w:rPr>
+                <w:rFonts w:ascii="Segoe UI" w:hAnsi="Segoe UI"/>
+                <w:color w:val="232820"/>
+                <w:sz w:val="17"/>
+              </w:rPr>
+              <w:t>dbo.Lotes + dbo.CodigosFijos</w:t>
+            </w:r>
+          </w:p>
+        </w:tc>
+        <w:tc>
+          <w:tcPr>
+            <w:tcW w:type="dxa" w:w="2304"/>
+            <w:shd w:fill="FFFFFF"/>
+            <w:tcMar>
+              <w:top w:w="70" w:type="dxa"/>
+              <w:bottom w:w="70" w:type="dxa"/>
+              <w:left w:w="110" w:type="dxa"/>
+              <w:right w:w="110" w:type="dxa"/>
+            </w:tcMar>
+            <w:tcBorders>
+              <w:top w:val="single" w:sz="4" w:space="0" w:color="E2DFD6"/>
+              <w:bottom w:val="single" w:sz="4" w:space="0" w:color="E2DFD6"/>
+              <w:left w:val="single" w:sz="4" w:space="0" w:color="E2DFD6"/>
+              <w:right w:val="single" w:sz="4" w:space="0" w:color="E2DFD6"/>
+            </w:tcBorders>
+          </w:tcPr>
+          <w:p>
+            <w:pPr>
+              <w:jc w:val="left"/>
+            </w:pPr>
+            <w:r>
+              <w:rPr>
+                <w:rFonts w:ascii="Segoe UI" w:hAnsi="Segoe UI"/>
+                <w:color w:val="232820"/>
+                <w:sz w:val="17"/>
+              </w:rPr>
+              <w:t>Disponibles en el selector de filtros y tabla paginada</w:t>
+            </w:r>
+          </w:p>
+        </w:tc>
+      </w:tr>
+    </w:tbl>
+    <w:p>
+      <w:pPr>
+        <w:spacing w:before="40" w:after="80"/>
+      </w:pPr>
+    </w:p>
+    <w:p>
+      <w:pPr>
+        <w:keepNext/>
         <w:spacing w:before="320" w:after="120"/>
       </w:pPr>
       <w:r>
@@ -7192,7 +7865,7 @@
           <w:color w:val="1F382B"/>
           <w:sz w:val="30"/>
         </w:rPr>
-        <w:t>8. Diseño de la Interfaz de Usuario y Experiencia de Operación (UIX)</w:t>
+        <w:t>8. Diseño de Interfaz (UIX), Arquitectura Móvil PWA y Geolocalización (Anexo F.7)</w:t>
       </w:r>
     </w:p>
     <w:p>
@@ -7643,6 +8316,150 @@
           <w:sz w:val="17"/>
         </w:rPr>
         <w:t>Figura: Registro histórico de auditoría con trazabilidad de cambios de suministro</w:t>
+      </w:r>
+    </w:p>
+    <w:p>
+      <w:pPr>
+        <w:keepNext/>
+        <w:spacing w:before="240" w:after="80"/>
+      </w:pPr>
+      <w:r>
+        <w:rPr>
+          <w:rFonts w:ascii="Segoe UI" w:hAnsi="Segoe UI"/>
+          <w:b/>
+          <w:color w:val="2E4636"/>
+          <w:sz w:val="25"/>
+        </w:rPr>
+        <w:t>Arquitectura Móvil PWA y Geolocalización en Terreno (Anexo F.7)</w:t>
+      </w:r>
+    </w:p>
+    <w:p>
+      <w:pPr>
+        <w:spacing w:after="100" w:line="276" w:lineRule="auto"/>
+      </w:pPr>
+      <w:r>
+        <w:rPr>
+          <w:rFonts w:ascii="Segoe UI" w:hAnsi="Segoe UI"/>
+          <w:i w:val="0"/>
+          <w:color w:val="2D302A"/>
+          <w:sz w:val="20"/>
+        </w:rPr>
+        <w:t>Para dar estricto cumplimiento al Pliego de Especificaciones del docente (Sección 1.2, 2.2, 2.3 y Anexo F.7: 'Mockup de Pantallas en Dispositivos Móviles'), VisorDatosSIG fue dotado de capacidades Progressive Web App (PWA) y diseño adaptativo responsive de nivel empresarial, sin incurrir en costos de tiendas comerciales (App Store o Play Store):</w:t>
+      </w:r>
+    </w:p>
+    <w:p>
+      <w:pPr>
+        <w:pStyle w:val="ListBullet"/>
+        <w:spacing w:after="60" w:line="269" w:lineRule="auto"/>
+      </w:pPr>
+      <w:r>
+        <w:rPr>
+          <w:rFonts w:ascii="Segoe UI" w:hAnsi="Segoe UI"/>
+          <w:b/>
+          <w:color w:val="23281E"/>
+          <w:sz w:val="19"/>
+        </w:rPr>
+        <w:t xml:space="preserve">Web App Manifest Institucional: </w:t>
+      </w:r>
+      <w:r>
+        <w:rPr>
+          <w:rFonts w:ascii="Segoe UI" w:hAnsi="Segoe UI"/>
+          <w:color w:val="2D302A"/>
+          <w:sz w:val="19"/>
+        </w:rPr>
+        <w:t>Incorporación del archivo manifest.json con identidad visual de la institución, paleta #2E4636 / #F5F3EC, iconos en alta resolución y modo 'standalone' que permite al operario instalar la aplicación directamente en la pantalla de inicio de su teléfono móvil o tableta.</w:t>
+      </w:r>
+    </w:p>
+    <w:p>
+      <w:pPr>
+        <w:pStyle w:val="ListBullet"/>
+        <w:spacing w:after="60" w:line="269" w:lineRule="auto"/>
+      </w:pPr>
+      <w:r>
+        <w:rPr>
+          <w:rFonts w:ascii="Segoe UI" w:hAnsi="Segoe UI"/>
+          <w:b/>
+          <w:color w:val="23281E"/>
+          <w:sz w:val="19"/>
+        </w:rPr>
+        <w:t xml:space="preserve">Service Worker y Caché Offline: </w:t>
+      </w:r>
+      <w:r>
+        <w:rPr>
+          <w:rFonts w:ascii="Segoe UI" w:hAnsi="Segoe UI"/>
+          <w:color w:val="2D302A"/>
+          <w:sz w:val="19"/>
+        </w:rPr>
+        <w:t>Implementación de sw.js con estrategia Cache-First para recursos estáticos (CSS, librerías Leaflet, iconos, fuentes) y Network-First para consultas espaciales y transacciones de seguridad, garantizando arranque instantáneo en terreno.</w:t>
+      </w:r>
+    </w:p>
+    <w:p>
+      <w:pPr>
+        <w:pStyle w:val="ListBullet"/>
+        <w:spacing w:after="60" w:line="269" w:lineRule="auto"/>
+      </w:pPr>
+      <w:r>
+        <w:rPr>
+          <w:rFonts w:ascii="Segoe UI" w:hAnsi="Segoe UI"/>
+          <w:b/>
+          <w:color w:val="23281E"/>
+          <w:sz w:val="19"/>
+        </w:rPr>
+        <w:t xml:space="preserve">Diseño Táctil Responsive (360px+): </w:t>
+      </w:r>
+      <w:r>
+        <w:rPr>
+          <w:rFonts w:ascii="Segoe UI" w:hAnsi="Segoe UI"/>
+          <w:color w:val="2D302A"/>
+          <w:sz w:val="19"/>
+        </w:rPr>
+        <w:t>El visor cartográfico y las tablas de consulta se adaptan con fluidez a pantallas ultra-estrechas desde 360 píxeles de ancho (Samsung Galaxy, iPhone SE, Xiaomi), reorganizando menús en drawers táctiles y colapsando paneles laterales.</w:t>
+      </w:r>
+    </w:p>
+    <w:p>
+      <w:pPr>
+        <w:pStyle w:val="ListBullet"/>
+        <w:spacing w:after="60" w:line="269" w:lineRule="auto"/>
+      </w:pPr>
+      <w:r>
+        <w:rPr>
+          <w:rFonts w:ascii="Segoe UI" w:hAnsi="Segoe UI"/>
+          <w:b/>
+          <w:color w:val="23281E"/>
+          <w:sz w:val="19"/>
+        </w:rPr>
+        <w:t xml:space="preserve">Ficha Técnica Móvil tipo Bottom Sheet: </w:t>
+      </w:r>
+      <w:r>
+        <w:rPr>
+          <w:rFonts w:ascii="Segoe UI" w:hAnsi="Segoe UI"/>
+          <w:color w:val="2D302A"/>
+          <w:sz w:val="19"/>
+        </w:rPr>
+        <w:t>El panel de detalles de inmuebles se transforma automáticamente en una tarjeta deslizable inferior (Bottom Sheet) en pantallas móviles, permitiendo al inspector visualizar los atributos del lote sin perder de vista su posición cartográfica.</w:t>
+      </w:r>
+    </w:p>
+    <w:p>
+      <w:pPr>
+        <w:pStyle w:val="ListBullet"/>
+        <w:spacing w:after="60" w:line="269" w:lineRule="auto"/>
+      </w:pPr>
+      <w:r>
+        <w:rPr>
+          <w:rFonts w:ascii="Segoe UI" w:hAnsi="Segoe UI"/>
+          <w:b/>
+          <w:color w:val="23281E"/>
+          <w:sz w:val="19"/>
+        </w:rPr>
+        <w:t xml:space="preserve">Geolocalización GPS en Tiempo Real: </w:t>
+      </w:r>
+      <w:r>
+        <w:rPr>
+          <w:rFonts w:ascii="Segoe UI" w:hAnsi="Segoe UI"/>
+          <w:color w:val="2D302A"/>
+          <w:sz w:val="19"/>
+        </w:rPr>
+        <w:t>Se integró el botón 'Mi Ubicación' con la API HTML5 navigator.geolocation y highAccuracy: true, permitiendo al funcionario municipal geolocalizarse en tiempo real en las calles de San Ignacio de Velasco con indicación de radio de precisión en metros.</w:t>
       </w:r>
     </w:p>
     <w:p>
@@ -8900,7 +9717,1192 @@
           <w:color w:val="1F382B"/>
           <w:sz w:val="30"/>
         </w:rPr>
-        <w:t>10. Guía de Instalación, Configuración y Despliegue Local</w:t>
+        <w:t>10. Catálogo y Selección de Agent Skills para Optimización del Proyecto</w:t>
+      </w:r>
+    </w:p>
+    <w:p>
+      <w:pPr>
+        <w:spacing w:after="100" w:line="276" w:lineRule="auto"/>
+      </w:pPr>
+      <w:r>
+        <w:rPr>
+          <w:rFonts w:ascii="Segoe UI" w:hAnsi="Segoe UI"/>
+          <w:i w:val="0"/>
+          <w:color w:val="2D302A"/>
+          <w:sz w:val="20"/>
+        </w:rPr>
+        <w:t>A partir del catálogo respaldado de 310 herramientas especializadas (Agent Skills), se seleccionó un conjunto estratégico de 8 skills de alto impacto para elevar la eficiencia arquitectónica, la robustez del backend, la experiencia móvil y el cumplimiento riguroso de las especificaciones docentes:</w:t>
+      </w:r>
+    </w:p>
+    <w:tbl>
+      <w:tblPr>
+        <w:tblW w:type="auto" w:w="0"/>
+        <w:jc w:val="center"/>
+        <w:tblLook w:firstColumn="1" w:firstRow="1" w:lastColumn="0" w:lastRow="0" w:noHBand="0" w:noVBand="1" w:val="04A0"/>
+      </w:tblPr>
+      <w:tblGrid>
+        <w:gridCol w:w="2340"/>
+        <w:gridCol w:w="2340"/>
+        <w:gridCol w:w="2340"/>
+        <w:gridCol w:w="2340"/>
+      </w:tblGrid>
+      <w:tr>
+        <w:tc>
+          <w:tcPr>
+            <w:tcW w:type="dxa" w:w="2160"/>
+            <w:shd w:fill="2E4636"/>
+            <w:tcMar>
+              <w:top w:w="80" w:type="dxa"/>
+              <w:bottom w:w="80" w:type="dxa"/>
+              <w:left w:w="120" w:type="dxa"/>
+              <w:right w:w="120" w:type="dxa"/>
+            </w:tcMar>
+            <w:tcBorders>
+              <w:top w:val="single" w:sz="4" w:space="0" w:color="24382B"/>
+              <w:bottom w:val="single" w:sz="4" w:space="0" w:color="24382B"/>
+              <w:left w:val="single" w:sz="4" w:space="0" w:color="24382B"/>
+              <w:right w:val="single" w:sz="4" w:space="0" w:color="24382B"/>
+            </w:tcBorders>
+          </w:tcPr>
+          <w:p>
+            <w:pPr>
+              <w:jc w:val="center"/>
+            </w:pPr>
+            <w:r>
+              <w:rPr>
+                <w:rFonts w:ascii="Segoe UI" w:hAnsi="Segoe UI"/>
+                <w:b/>
+                <w:color w:val="FFFFFF"/>
+                <w:sz w:val="18"/>
+              </w:rPr>
+              <w:t>Skill Seleccionada</w:t>
+            </w:r>
+          </w:p>
+        </w:tc>
+        <w:tc>
+          <w:tcPr>
+            <w:tcW w:type="dxa" w:w="1728"/>
+            <w:shd w:fill="2E4636"/>
+            <w:tcMar>
+              <w:top w:w="80" w:type="dxa"/>
+              <w:bottom w:w="80" w:type="dxa"/>
+              <w:left w:w="120" w:type="dxa"/>
+              <w:right w:w="120" w:type="dxa"/>
+            </w:tcMar>
+            <w:tcBorders>
+              <w:top w:val="single" w:sz="4" w:space="0" w:color="24382B"/>
+              <w:bottom w:val="single" w:sz="4" w:space="0" w:color="24382B"/>
+              <w:left w:val="single" w:sz="4" w:space="0" w:color="24382B"/>
+              <w:right w:val="single" w:sz="4" w:space="0" w:color="24382B"/>
+            </w:tcBorders>
+          </w:tcPr>
+          <w:p>
+            <w:pPr>
+              <w:jc w:val="center"/>
+            </w:pPr>
+            <w:r>
+              <w:rPr>
+                <w:rFonts w:ascii="Segoe UI" w:hAnsi="Segoe UI"/>
+                <w:b/>
+                <w:color w:val="FFFFFF"/>
+                <w:sz w:val="18"/>
+              </w:rPr>
+              <w:t>Área de Impacto</w:t>
+            </w:r>
+          </w:p>
+        </w:tc>
+        <w:tc>
+          <w:tcPr>
+            <w:tcW w:type="dxa" w:w="2880"/>
+            <w:shd w:fill="2E4636"/>
+            <w:tcMar>
+              <w:top w:w="80" w:type="dxa"/>
+              <w:bottom w:w="80" w:type="dxa"/>
+              <w:left w:w="120" w:type="dxa"/>
+              <w:right w:w="120" w:type="dxa"/>
+            </w:tcMar>
+            <w:tcBorders>
+              <w:top w:val="single" w:sz="4" w:space="0" w:color="24382B"/>
+              <w:bottom w:val="single" w:sz="4" w:space="0" w:color="24382B"/>
+              <w:left w:val="single" w:sz="4" w:space="0" w:color="24382B"/>
+              <w:right w:val="single" w:sz="4" w:space="0" w:color="24382B"/>
+            </w:tcBorders>
+          </w:tcPr>
+          <w:p>
+            <w:pPr>
+              <w:jc w:val="center"/>
+            </w:pPr>
+            <w:r>
+              <w:rPr>
+                <w:rFonts w:ascii="Segoe UI" w:hAnsi="Segoe UI"/>
+                <w:b/>
+                <w:color w:val="FFFFFF"/>
+                <w:sz w:val="18"/>
+              </w:rPr>
+              <w:t>Comando de Reinstalación CLI</w:t>
+            </w:r>
+          </w:p>
+        </w:tc>
+        <w:tc>
+          <w:tcPr>
+            <w:tcW w:type="dxa" w:w="3312"/>
+            <w:shd w:fill="2E4636"/>
+            <w:tcMar>
+              <w:top w:w="80" w:type="dxa"/>
+              <w:bottom w:w="80" w:type="dxa"/>
+              <w:left w:w="120" w:type="dxa"/>
+              <w:right w:w="120" w:type="dxa"/>
+            </w:tcMar>
+            <w:tcBorders>
+              <w:top w:val="single" w:sz="4" w:space="0" w:color="24382B"/>
+              <w:bottom w:val="single" w:sz="4" w:space="0" w:color="24382B"/>
+              <w:left w:val="single" w:sz="4" w:space="0" w:color="24382B"/>
+              <w:right w:val="single" w:sz="4" w:space="0" w:color="24382B"/>
+            </w:tcBorders>
+          </w:tcPr>
+          <w:p>
+            <w:pPr>
+              <w:jc w:val="center"/>
+            </w:pPr>
+            <w:r>
+              <w:rPr>
+                <w:rFonts w:ascii="Segoe UI" w:hAnsi="Segoe UI"/>
+                <w:b/>
+                <w:color w:val="FFFFFF"/>
+                <w:sz w:val="18"/>
+              </w:rPr>
+              <w:t>Justificación Técnica y Aporte al Proyecto</w:t>
+            </w:r>
+          </w:p>
+        </w:tc>
+      </w:tr>
+      <w:tr>
+        <w:tc>
+          <w:tcPr>
+            <w:tcW w:type="dxa" w:w="2160"/>
+            <w:shd w:fill="FFFFFF"/>
+            <w:tcMar>
+              <w:top w:w="70" w:type="dxa"/>
+              <w:bottom w:w="70" w:type="dxa"/>
+              <w:left w:w="110" w:type="dxa"/>
+              <w:right w:w="110" w:type="dxa"/>
+            </w:tcMar>
+            <w:tcBorders>
+              <w:top w:val="single" w:sz="4" w:space="0" w:color="E2DFD6"/>
+              <w:bottom w:val="single" w:sz="4" w:space="0" w:color="E2DFD6"/>
+              <w:left w:val="single" w:sz="4" w:space="0" w:color="E2DFD6"/>
+              <w:right w:val="single" w:sz="4" w:space="0" w:color="E2DFD6"/>
+            </w:tcBorders>
+          </w:tcPr>
+          <w:p>
+            <w:pPr>
+              <w:jc w:val="left"/>
+            </w:pPr>
+            <w:r>
+              <w:rPr>
+                <w:rFonts w:ascii="Segoe UI" w:hAnsi="Segoe UI"/>
+                <w:color w:val="232820"/>
+                <w:sz w:val="17"/>
+              </w:rPr>
+              <w:t>dotnet-backend-patterns</w:t>
+            </w:r>
+          </w:p>
+        </w:tc>
+        <w:tc>
+          <w:tcPr>
+            <w:tcW w:type="dxa" w:w="1728"/>
+            <w:shd w:fill="FFFFFF"/>
+            <w:tcMar>
+              <w:top w:w="70" w:type="dxa"/>
+              <w:bottom w:w="70" w:type="dxa"/>
+              <w:left w:w="110" w:type="dxa"/>
+              <w:right w:w="110" w:type="dxa"/>
+            </w:tcMar>
+            <w:tcBorders>
+              <w:top w:val="single" w:sz="4" w:space="0" w:color="E2DFD6"/>
+              <w:bottom w:val="single" w:sz="4" w:space="0" w:color="E2DFD6"/>
+              <w:left w:val="single" w:sz="4" w:space="0" w:color="E2DFD6"/>
+              <w:right w:val="single" w:sz="4" w:space="0" w:color="E2DFD6"/>
+            </w:tcBorders>
+          </w:tcPr>
+          <w:p>
+            <w:pPr>
+              <w:jc w:val="left"/>
+            </w:pPr>
+            <w:r>
+              <w:rPr>
+                <w:rFonts w:ascii="Segoe UI" w:hAnsi="Segoe UI"/>
+                <w:color w:val="232820"/>
+                <w:sz w:val="17"/>
+              </w:rPr>
+              <w:t>Backend .NET 8 / C#</w:t>
+            </w:r>
+          </w:p>
+        </w:tc>
+        <w:tc>
+          <w:tcPr>
+            <w:tcW w:type="dxa" w:w="2880"/>
+            <w:shd w:fill="FFFFFF"/>
+            <w:tcMar>
+              <w:top w:w="70" w:type="dxa"/>
+              <w:bottom w:w="70" w:type="dxa"/>
+              <w:left w:w="110" w:type="dxa"/>
+              <w:right w:w="110" w:type="dxa"/>
+            </w:tcMar>
+            <w:tcBorders>
+              <w:top w:val="single" w:sz="4" w:space="0" w:color="E2DFD6"/>
+              <w:bottom w:val="single" w:sz="4" w:space="0" w:color="E2DFD6"/>
+              <w:left w:val="single" w:sz="4" w:space="0" w:color="E2DFD6"/>
+              <w:right w:val="single" w:sz="4" w:space="0" w:color="E2DFD6"/>
+            </w:tcBorders>
+          </w:tcPr>
+          <w:p>
+            <w:pPr>
+              <w:jc w:val="left"/>
+            </w:pPr>
+            <w:r>
+              <w:rPr>
+                <w:rFonts w:ascii="Segoe UI" w:hAnsi="Segoe UI"/>
+                <w:color w:val="232820"/>
+                <w:sz w:val="17"/>
+              </w:rPr>
+              <w:t>npx @rmyndharis/antigravity-skills install dotnet-backend-patterns</w:t>
+            </w:r>
+          </w:p>
+        </w:tc>
+        <w:tc>
+          <w:tcPr>
+            <w:tcW w:type="dxa" w:w="3312"/>
+            <w:shd w:fill="FFFFFF"/>
+            <w:tcMar>
+              <w:top w:w="70" w:type="dxa"/>
+              <w:bottom w:w="70" w:type="dxa"/>
+              <w:left w:w="110" w:type="dxa"/>
+              <w:right w:w="110" w:type="dxa"/>
+            </w:tcMar>
+            <w:tcBorders>
+              <w:top w:val="single" w:sz="4" w:space="0" w:color="E2DFD6"/>
+              <w:bottom w:val="single" w:sz="4" w:space="0" w:color="E2DFD6"/>
+              <w:left w:val="single" w:sz="4" w:space="0" w:color="E2DFD6"/>
+              <w:right w:val="single" w:sz="4" w:space="0" w:color="E2DFD6"/>
+            </w:tcBorders>
+          </w:tcPr>
+          <w:p>
+            <w:pPr>
+              <w:jc w:val="left"/>
+            </w:pPr>
+            <w:r>
+              <w:rPr>
+                <w:rFonts w:ascii="Segoe UI" w:hAnsi="Segoe UI"/>
+                <w:color w:val="232820"/>
+                <w:sz w:val="17"/>
+              </w:rPr>
+              <w:t>Alinea el código con patrones idiomáticos de .NET 8, inyección de dependencias, DTOs inmutables, repositorios Dapper y manejo estructurado de excepciones.</w:t>
+            </w:r>
+          </w:p>
+        </w:tc>
+      </w:tr>
+      <w:tr>
+        <w:tc>
+          <w:tcPr>
+            <w:tcW w:type="dxa" w:w="2160"/>
+            <w:shd w:fill="F9F8F4"/>
+            <w:tcMar>
+              <w:top w:w="70" w:type="dxa"/>
+              <w:bottom w:w="70" w:type="dxa"/>
+              <w:left w:w="110" w:type="dxa"/>
+              <w:right w:w="110" w:type="dxa"/>
+            </w:tcMar>
+            <w:tcBorders>
+              <w:top w:val="single" w:sz="4" w:space="0" w:color="E2DFD6"/>
+              <w:bottom w:val="single" w:sz="4" w:space="0" w:color="E2DFD6"/>
+              <w:left w:val="single" w:sz="4" w:space="0" w:color="E2DFD6"/>
+              <w:right w:val="single" w:sz="4" w:space="0" w:color="E2DFD6"/>
+            </w:tcBorders>
+          </w:tcPr>
+          <w:p>
+            <w:pPr>
+              <w:jc w:val="left"/>
+            </w:pPr>
+            <w:r>
+              <w:rPr>
+                <w:rFonts w:ascii="Segoe UI" w:hAnsi="Segoe UI"/>
+                <w:color w:val="232820"/>
+                <w:sz w:val="17"/>
+              </w:rPr>
+              <w:t>performance-optimization</w:t>
+            </w:r>
+          </w:p>
+        </w:tc>
+        <w:tc>
+          <w:tcPr>
+            <w:tcW w:type="dxa" w:w="1728"/>
+            <w:shd w:fill="F9F8F4"/>
+            <w:tcMar>
+              <w:top w:w="70" w:type="dxa"/>
+              <w:bottom w:w="70" w:type="dxa"/>
+              <w:left w:w="110" w:type="dxa"/>
+              <w:right w:w="110" w:type="dxa"/>
+            </w:tcMar>
+            <w:tcBorders>
+              <w:top w:val="single" w:sz="4" w:space="0" w:color="E2DFD6"/>
+              <w:bottom w:val="single" w:sz="4" w:space="0" w:color="E2DFD6"/>
+              <w:left w:val="single" w:sz="4" w:space="0" w:color="E2DFD6"/>
+              <w:right w:val="single" w:sz="4" w:space="0" w:color="E2DFD6"/>
+            </w:tcBorders>
+          </w:tcPr>
+          <w:p>
+            <w:pPr>
+              <w:jc w:val="left"/>
+            </w:pPr>
+            <w:r>
+              <w:rPr>
+                <w:rFonts w:ascii="Segoe UI" w:hAnsi="Segoe UI"/>
+                <w:color w:val="232820"/>
+                <w:sz w:val="17"/>
+              </w:rPr>
+              <w:t>Rendimiento &amp; Profiling</w:t>
+            </w:r>
+          </w:p>
+        </w:tc>
+        <w:tc>
+          <w:tcPr>
+            <w:tcW w:type="dxa" w:w="2880"/>
+            <w:shd w:fill="F9F8F4"/>
+            <w:tcMar>
+              <w:top w:w="70" w:type="dxa"/>
+              <w:bottom w:w="70" w:type="dxa"/>
+              <w:left w:w="110" w:type="dxa"/>
+              <w:right w:w="110" w:type="dxa"/>
+            </w:tcMar>
+            <w:tcBorders>
+              <w:top w:val="single" w:sz="4" w:space="0" w:color="E2DFD6"/>
+              <w:bottom w:val="single" w:sz="4" w:space="0" w:color="E2DFD6"/>
+              <w:left w:val="single" w:sz="4" w:space="0" w:color="E2DFD6"/>
+              <w:right w:val="single" w:sz="4" w:space="0" w:color="E2DFD6"/>
+            </w:tcBorders>
+          </w:tcPr>
+          <w:p>
+            <w:pPr>
+              <w:jc w:val="left"/>
+            </w:pPr>
+            <w:r>
+              <w:rPr>
+                <w:rFonts w:ascii="Segoe UI" w:hAnsi="Segoe UI"/>
+                <w:color w:val="232820"/>
+                <w:sz w:val="17"/>
+              </w:rPr>
+              <w:t>npx @rmyndharis/antigravity-skills install application-performance-performance-optimization</w:t>
+            </w:r>
+          </w:p>
+        </w:tc>
+        <w:tc>
+          <w:tcPr>
+            <w:tcW w:type="dxa" w:w="3312"/>
+            <w:shd w:fill="F9F8F4"/>
+            <w:tcMar>
+              <w:top w:w="70" w:type="dxa"/>
+              <w:bottom w:w="70" w:type="dxa"/>
+              <w:left w:w="110" w:type="dxa"/>
+              <w:right w:w="110" w:type="dxa"/>
+            </w:tcMar>
+            <w:tcBorders>
+              <w:top w:val="single" w:sz="4" w:space="0" w:color="E2DFD6"/>
+              <w:bottom w:val="single" w:sz="4" w:space="0" w:color="E2DFD6"/>
+              <w:left w:val="single" w:sz="4" w:space="0" w:color="E2DFD6"/>
+              <w:right w:val="single" w:sz="4" w:space="0" w:color="E2DFD6"/>
+            </w:tcBorders>
+          </w:tcPr>
+          <w:p>
+            <w:pPr>
+              <w:jc w:val="left"/>
+            </w:pPr>
+            <w:r>
+              <w:rPr>
+                <w:rFonts w:ascii="Segoe UI" w:hAnsi="Segoe UI"/>
+                <w:color w:val="232820"/>
+                <w:sz w:val="17"/>
+              </w:rPr>
+              <w:t>Optimiza el plan de ejecución de SQL Server, índices espaciales GEOMETRY_GRID y minimiza la latencia de serialización GeoJSON para 15,280 lotes.</w:t>
+            </w:r>
+          </w:p>
+        </w:tc>
+      </w:tr>
+      <w:tr>
+        <w:tc>
+          <w:tcPr>
+            <w:tcW w:type="dxa" w:w="2160"/>
+            <w:shd w:fill="FFFFFF"/>
+            <w:tcMar>
+              <w:top w:w="70" w:type="dxa"/>
+              <w:bottom w:w="70" w:type="dxa"/>
+              <w:left w:w="110" w:type="dxa"/>
+              <w:right w:w="110" w:type="dxa"/>
+            </w:tcMar>
+            <w:tcBorders>
+              <w:top w:val="single" w:sz="4" w:space="0" w:color="E2DFD6"/>
+              <w:bottom w:val="single" w:sz="4" w:space="0" w:color="E2DFD6"/>
+              <w:left w:val="single" w:sz="4" w:space="0" w:color="E2DFD6"/>
+              <w:right w:val="single" w:sz="4" w:space="0" w:color="E2DFD6"/>
+            </w:tcBorders>
+          </w:tcPr>
+          <w:p>
+            <w:pPr>
+              <w:jc w:val="left"/>
+            </w:pPr>
+            <w:r>
+              <w:rPr>
+                <w:rFonts w:ascii="Segoe UI" w:hAnsi="Segoe UI"/>
+                <w:color w:val="232820"/>
+                <w:sz w:val="17"/>
+              </w:rPr>
+              <w:t>database-migration</w:t>
+            </w:r>
+          </w:p>
+        </w:tc>
+        <w:tc>
+          <w:tcPr>
+            <w:tcW w:type="dxa" w:w="1728"/>
+            <w:shd w:fill="FFFFFF"/>
+            <w:tcMar>
+              <w:top w:w="70" w:type="dxa"/>
+              <w:bottom w:w="70" w:type="dxa"/>
+              <w:left w:w="110" w:type="dxa"/>
+              <w:right w:w="110" w:type="dxa"/>
+            </w:tcMar>
+            <w:tcBorders>
+              <w:top w:val="single" w:sz="4" w:space="0" w:color="E2DFD6"/>
+              <w:bottom w:val="single" w:sz="4" w:space="0" w:color="E2DFD6"/>
+              <w:left w:val="single" w:sz="4" w:space="0" w:color="E2DFD6"/>
+              <w:right w:val="single" w:sz="4" w:space="0" w:color="E2DFD6"/>
+            </w:tcBorders>
+          </w:tcPr>
+          <w:p>
+            <w:pPr>
+              <w:jc w:val="left"/>
+            </w:pPr>
+            <w:r>
+              <w:rPr>
+                <w:rFonts w:ascii="Segoe UI" w:hAnsi="Segoe UI"/>
+                <w:color w:val="232820"/>
+                <w:sz w:val="17"/>
+              </w:rPr>
+              <w:t>Base de Datos SQL</w:t>
+            </w:r>
+          </w:p>
+        </w:tc>
+        <w:tc>
+          <w:tcPr>
+            <w:tcW w:type="dxa" w:w="2880"/>
+            <w:shd w:fill="FFFFFF"/>
+            <w:tcMar>
+              <w:top w:w="70" w:type="dxa"/>
+              <w:bottom w:w="70" w:type="dxa"/>
+              <w:left w:w="110" w:type="dxa"/>
+              <w:right w:w="110" w:type="dxa"/>
+            </w:tcMar>
+            <w:tcBorders>
+              <w:top w:val="single" w:sz="4" w:space="0" w:color="E2DFD6"/>
+              <w:bottom w:val="single" w:sz="4" w:space="0" w:color="E2DFD6"/>
+              <w:left w:val="single" w:sz="4" w:space="0" w:color="E2DFD6"/>
+              <w:right w:val="single" w:sz="4" w:space="0" w:color="E2DFD6"/>
+            </w:tcBorders>
+          </w:tcPr>
+          <w:p>
+            <w:pPr>
+              <w:jc w:val="left"/>
+            </w:pPr>
+            <w:r>
+              <w:rPr>
+                <w:rFonts w:ascii="Segoe UI" w:hAnsi="Segoe UI"/>
+                <w:color w:val="232820"/>
+                <w:sz w:val="17"/>
+              </w:rPr>
+              <w:t>npx @rmyndharis/antigravity-skills install database-migration</w:t>
+            </w:r>
+          </w:p>
+        </w:tc>
+        <w:tc>
+          <w:tcPr>
+            <w:tcW w:type="dxa" w:w="3312"/>
+            <w:shd w:fill="FFFFFF"/>
+            <w:tcMar>
+              <w:top w:w="70" w:type="dxa"/>
+              <w:bottom w:w="70" w:type="dxa"/>
+              <w:left w:w="110" w:type="dxa"/>
+              <w:right w:w="110" w:type="dxa"/>
+            </w:tcMar>
+            <w:tcBorders>
+              <w:top w:val="single" w:sz="4" w:space="0" w:color="E2DFD6"/>
+              <w:bottom w:val="single" w:sz="4" w:space="0" w:color="E2DFD6"/>
+              <w:left w:val="single" w:sz="4" w:space="0" w:color="E2DFD6"/>
+              <w:right w:val="single" w:sz="4" w:space="0" w:color="E2DFD6"/>
+            </w:tcBorders>
+          </w:tcPr>
+          <w:p>
+            <w:pPr>
+              <w:jc w:val="left"/>
+            </w:pPr>
+            <w:r>
+              <w:rPr>
+                <w:rFonts w:ascii="Segoe UI" w:hAnsi="Segoe UI"/>
+                <w:color w:val="232820"/>
+                <w:sz w:val="17"/>
+              </w:rPr>
+              <w:t>Garantiza el control de versiones formal de los scripts DDL/DML (ScriptDatabaseV13), asegurando la reproducibilidad íntegra del esquema.</w:t>
+            </w:r>
+          </w:p>
+        </w:tc>
+      </w:tr>
+      <w:tr>
+        <w:tc>
+          <w:tcPr>
+            <w:tcW w:type="dxa" w:w="2160"/>
+            <w:shd w:fill="F9F8F4"/>
+            <w:tcMar>
+              <w:top w:w="70" w:type="dxa"/>
+              <w:bottom w:w="70" w:type="dxa"/>
+              <w:left w:w="110" w:type="dxa"/>
+              <w:right w:w="110" w:type="dxa"/>
+            </w:tcMar>
+            <w:tcBorders>
+              <w:top w:val="single" w:sz="4" w:space="0" w:color="E2DFD6"/>
+              <w:bottom w:val="single" w:sz="4" w:space="0" w:color="E2DFD6"/>
+              <w:left w:val="single" w:sz="4" w:space="0" w:color="E2DFD6"/>
+              <w:right w:val="single" w:sz="4" w:space="0" w:color="E2DFD6"/>
+            </w:tcBorders>
+          </w:tcPr>
+          <w:p>
+            <w:pPr>
+              <w:jc w:val="left"/>
+            </w:pPr>
+            <w:r>
+              <w:rPr>
+                <w:rFonts w:ascii="Segoe UI" w:hAnsi="Segoe UI"/>
+                <w:color w:val="232820"/>
+                <w:sz w:val="17"/>
+              </w:rPr>
+              <w:t>multi-platform-apps-multi-platform</w:t>
+            </w:r>
+          </w:p>
+        </w:tc>
+        <w:tc>
+          <w:tcPr>
+            <w:tcW w:type="dxa" w:w="1728"/>
+            <w:shd w:fill="F9F8F4"/>
+            <w:tcMar>
+              <w:top w:w="70" w:type="dxa"/>
+              <w:bottom w:w="70" w:type="dxa"/>
+              <w:left w:w="110" w:type="dxa"/>
+              <w:right w:w="110" w:type="dxa"/>
+            </w:tcMar>
+            <w:tcBorders>
+              <w:top w:val="single" w:sz="4" w:space="0" w:color="E2DFD6"/>
+              <w:bottom w:val="single" w:sz="4" w:space="0" w:color="E2DFD6"/>
+              <w:left w:val="single" w:sz="4" w:space="0" w:color="E2DFD6"/>
+              <w:right w:val="single" w:sz="4" w:space="0" w:color="E2DFD6"/>
+            </w:tcBorders>
+          </w:tcPr>
+          <w:p>
+            <w:pPr>
+              <w:jc w:val="left"/>
+            </w:pPr>
+            <w:r>
+              <w:rPr>
+                <w:rFonts w:ascii="Segoe UI" w:hAnsi="Segoe UI"/>
+                <w:color w:val="232820"/>
+                <w:sz w:val="17"/>
+              </w:rPr>
+              <w:t>Arquitectura Móvil</w:t>
+            </w:r>
+          </w:p>
+        </w:tc>
+        <w:tc>
+          <w:tcPr>
+            <w:tcW w:type="dxa" w:w="2880"/>
+            <w:shd w:fill="F9F8F4"/>
+            <w:tcMar>
+              <w:top w:w="70" w:type="dxa"/>
+              <w:bottom w:w="70" w:type="dxa"/>
+              <w:left w:w="110" w:type="dxa"/>
+              <w:right w:w="110" w:type="dxa"/>
+            </w:tcMar>
+            <w:tcBorders>
+              <w:top w:val="single" w:sz="4" w:space="0" w:color="E2DFD6"/>
+              <w:bottom w:val="single" w:sz="4" w:space="0" w:color="E2DFD6"/>
+              <w:left w:val="single" w:sz="4" w:space="0" w:color="E2DFD6"/>
+              <w:right w:val="single" w:sz="4" w:space="0" w:color="E2DFD6"/>
+            </w:tcBorders>
+          </w:tcPr>
+          <w:p>
+            <w:pPr>
+              <w:jc w:val="left"/>
+            </w:pPr>
+            <w:r>
+              <w:rPr>
+                <w:rFonts w:ascii="Segoe UI" w:hAnsi="Segoe UI"/>
+                <w:color w:val="232820"/>
+                <w:sz w:val="17"/>
+              </w:rPr>
+              <w:t>npx @rmyndharis/antigravity-skills install multi-platform-apps-multi-platform</w:t>
+            </w:r>
+          </w:p>
+        </w:tc>
+        <w:tc>
+          <w:tcPr>
+            <w:tcW w:type="dxa" w:w="3312"/>
+            <w:shd w:fill="F9F8F4"/>
+            <w:tcMar>
+              <w:top w:w="70" w:type="dxa"/>
+              <w:bottom w:w="70" w:type="dxa"/>
+              <w:left w:w="110" w:type="dxa"/>
+              <w:right w:w="110" w:type="dxa"/>
+            </w:tcMar>
+            <w:tcBorders>
+              <w:top w:val="single" w:sz="4" w:space="0" w:color="E2DFD6"/>
+              <w:bottom w:val="single" w:sz="4" w:space="0" w:color="E2DFD6"/>
+              <w:left w:val="single" w:sz="4" w:space="0" w:color="E2DFD6"/>
+              <w:right w:val="single" w:sz="4" w:space="0" w:color="E2DFD6"/>
+            </w:tcBorders>
+          </w:tcPr>
+          <w:p>
+            <w:pPr>
+              <w:jc w:val="left"/>
+            </w:pPr>
+            <w:r>
+              <w:rPr>
+                <w:rFonts w:ascii="Segoe UI" w:hAnsi="Segoe UI"/>
+                <w:color w:val="232820"/>
+                <w:sz w:val="17"/>
+              </w:rPr>
+              <w:t>Guía la arquitectura multiplataforma web/móvil PWA, asegurando que la experiencia táctil satisfaga el estándar del Anexo F.7 del pliego.</w:t>
+            </w:r>
+          </w:p>
+        </w:tc>
+      </w:tr>
+      <w:tr>
+        <w:tc>
+          <w:tcPr>
+            <w:tcW w:type="dxa" w:w="2160"/>
+            <w:shd w:fill="FFFFFF"/>
+            <w:tcMar>
+              <w:top w:w="70" w:type="dxa"/>
+              <w:bottom w:w="70" w:type="dxa"/>
+              <w:left w:w="110" w:type="dxa"/>
+              <w:right w:w="110" w:type="dxa"/>
+            </w:tcMar>
+            <w:tcBorders>
+              <w:top w:val="single" w:sz="4" w:space="0" w:color="E2DFD6"/>
+              <w:bottom w:val="single" w:sz="4" w:space="0" w:color="E2DFD6"/>
+              <w:left w:val="single" w:sz="4" w:space="0" w:color="E2DFD6"/>
+              <w:right w:val="single" w:sz="4" w:space="0" w:color="E2DFD6"/>
+            </w:tcBorders>
+          </w:tcPr>
+          <w:p>
+            <w:pPr>
+              <w:jc w:val="left"/>
+            </w:pPr>
+            <w:r>
+              <w:rPr>
+                <w:rFonts w:ascii="Segoe UI" w:hAnsi="Segoe UI"/>
+                <w:color w:val="232820"/>
+                <w:sz w:val="17"/>
+              </w:rPr>
+              <w:t>frontend-developer</w:t>
+            </w:r>
+          </w:p>
+        </w:tc>
+        <w:tc>
+          <w:tcPr>
+            <w:tcW w:type="dxa" w:w="1728"/>
+            <w:shd w:fill="FFFFFF"/>
+            <w:tcMar>
+              <w:top w:w="70" w:type="dxa"/>
+              <w:bottom w:w="70" w:type="dxa"/>
+              <w:left w:w="110" w:type="dxa"/>
+              <w:right w:w="110" w:type="dxa"/>
+            </w:tcMar>
+            <w:tcBorders>
+              <w:top w:val="single" w:sz="4" w:space="0" w:color="E2DFD6"/>
+              <w:bottom w:val="single" w:sz="4" w:space="0" w:color="E2DFD6"/>
+              <w:left w:val="single" w:sz="4" w:space="0" w:color="E2DFD6"/>
+              <w:right w:val="single" w:sz="4" w:space="0" w:color="E2DFD6"/>
+            </w:tcBorders>
+          </w:tcPr>
+          <w:p>
+            <w:pPr>
+              <w:jc w:val="left"/>
+            </w:pPr>
+            <w:r>
+              <w:rPr>
+                <w:rFonts w:ascii="Segoe UI" w:hAnsi="Segoe UI"/>
+                <w:color w:val="232820"/>
+                <w:sz w:val="17"/>
+              </w:rPr>
+              <w:t>UI/UX y Leaflet.js</w:t>
+            </w:r>
+          </w:p>
+        </w:tc>
+        <w:tc>
+          <w:tcPr>
+            <w:tcW w:type="dxa" w:w="2880"/>
+            <w:shd w:fill="FFFFFF"/>
+            <w:tcMar>
+              <w:top w:w="70" w:type="dxa"/>
+              <w:bottom w:w="70" w:type="dxa"/>
+              <w:left w:w="110" w:type="dxa"/>
+              <w:right w:w="110" w:type="dxa"/>
+            </w:tcMar>
+            <w:tcBorders>
+              <w:top w:val="single" w:sz="4" w:space="0" w:color="E2DFD6"/>
+              <w:bottom w:val="single" w:sz="4" w:space="0" w:color="E2DFD6"/>
+              <w:left w:val="single" w:sz="4" w:space="0" w:color="E2DFD6"/>
+              <w:right w:val="single" w:sz="4" w:space="0" w:color="E2DFD6"/>
+            </w:tcBorders>
+          </w:tcPr>
+          <w:p>
+            <w:pPr>
+              <w:jc w:val="left"/>
+            </w:pPr>
+            <w:r>
+              <w:rPr>
+                <w:rFonts w:ascii="Segoe UI" w:hAnsi="Segoe UI"/>
+                <w:color w:val="232820"/>
+                <w:sz w:val="17"/>
+              </w:rPr>
+              <w:t>npx @rmyndharis/antigravity-skills install frontend-developer</w:t>
+            </w:r>
+          </w:p>
+        </w:tc>
+        <w:tc>
+          <w:tcPr>
+            <w:tcW w:type="dxa" w:w="3312"/>
+            <w:shd w:fill="FFFFFF"/>
+            <w:tcMar>
+              <w:top w:w="70" w:type="dxa"/>
+              <w:bottom w:w="70" w:type="dxa"/>
+              <w:left w:w="110" w:type="dxa"/>
+              <w:right w:w="110" w:type="dxa"/>
+            </w:tcMar>
+            <w:tcBorders>
+              <w:top w:val="single" w:sz="4" w:space="0" w:color="E2DFD6"/>
+              <w:bottom w:val="single" w:sz="4" w:space="0" w:color="E2DFD6"/>
+              <w:left w:val="single" w:sz="4" w:space="0" w:color="E2DFD6"/>
+              <w:right w:val="single" w:sz="4" w:space="0" w:color="E2DFD6"/>
+            </w:tcBorders>
+          </w:tcPr>
+          <w:p>
+            <w:pPr>
+              <w:jc w:val="left"/>
+            </w:pPr>
+            <w:r>
+              <w:rPr>
+                <w:rFonts w:ascii="Segoe UI" w:hAnsi="Segoe UI"/>
+                <w:color w:val="232820"/>
+                <w:sz w:val="17"/>
+              </w:rPr>
+              <w:t>Optimiza los componentes visuales, el renderizado de capas vectoriales en Leaflet y el diseño corporativo institucional en paleta clara.</w:t>
+            </w:r>
+          </w:p>
+        </w:tc>
+      </w:tr>
+      <w:tr>
+        <w:tc>
+          <w:tcPr>
+            <w:tcW w:type="dxa" w:w="2160"/>
+            <w:shd w:fill="F9F8F4"/>
+            <w:tcMar>
+              <w:top w:w="70" w:type="dxa"/>
+              <w:bottom w:w="70" w:type="dxa"/>
+              <w:left w:w="110" w:type="dxa"/>
+              <w:right w:w="110" w:type="dxa"/>
+            </w:tcMar>
+            <w:tcBorders>
+              <w:top w:val="single" w:sz="4" w:space="0" w:color="E2DFD6"/>
+              <w:bottom w:val="single" w:sz="4" w:space="0" w:color="E2DFD6"/>
+              <w:left w:val="single" w:sz="4" w:space="0" w:color="E2DFD6"/>
+              <w:right w:val="single" w:sz="4" w:space="0" w:color="E2DFD6"/>
+            </w:tcBorders>
+          </w:tcPr>
+          <w:p>
+            <w:pPr>
+              <w:jc w:val="left"/>
+            </w:pPr>
+            <w:r>
+              <w:rPr>
+                <w:rFonts w:ascii="Segoe UI" w:hAnsi="Segoe UI"/>
+                <w:color w:val="232820"/>
+                <w:sz w:val="17"/>
+              </w:rPr>
+              <w:t>frontend-mobile-development-component-scaffold</w:t>
+            </w:r>
+          </w:p>
+        </w:tc>
+        <w:tc>
+          <w:tcPr>
+            <w:tcW w:type="dxa" w:w="1728"/>
+            <w:shd w:fill="F9F8F4"/>
+            <w:tcMar>
+              <w:top w:w="70" w:type="dxa"/>
+              <w:bottom w:w="70" w:type="dxa"/>
+              <w:left w:w="110" w:type="dxa"/>
+              <w:right w:w="110" w:type="dxa"/>
+            </w:tcMar>
+            <w:tcBorders>
+              <w:top w:val="single" w:sz="4" w:space="0" w:color="E2DFD6"/>
+              <w:bottom w:val="single" w:sz="4" w:space="0" w:color="E2DFD6"/>
+              <w:left w:val="single" w:sz="4" w:space="0" w:color="E2DFD6"/>
+              <w:right w:val="single" w:sz="4" w:space="0" w:color="E2DFD6"/>
+            </w:tcBorders>
+          </w:tcPr>
+          <w:p>
+            <w:pPr>
+              <w:jc w:val="left"/>
+            </w:pPr>
+            <w:r>
+              <w:rPr>
+                <w:rFonts w:ascii="Segoe UI" w:hAnsi="Segoe UI"/>
+                <w:color w:val="232820"/>
+                <w:sz w:val="17"/>
+              </w:rPr>
+              <w:t>Componentes Móviles</w:t>
+            </w:r>
+          </w:p>
+        </w:tc>
+        <w:tc>
+          <w:tcPr>
+            <w:tcW w:type="dxa" w:w="2880"/>
+            <w:shd w:fill="F9F8F4"/>
+            <w:tcMar>
+              <w:top w:w="70" w:type="dxa"/>
+              <w:bottom w:w="70" w:type="dxa"/>
+              <w:left w:w="110" w:type="dxa"/>
+              <w:right w:w="110" w:type="dxa"/>
+            </w:tcMar>
+            <w:tcBorders>
+              <w:top w:val="single" w:sz="4" w:space="0" w:color="E2DFD6"/>
+              <w:bottom w:val="single" w:sz="4" w:space="0" w:color="E2DFD6"/>
+              <w:left w:val="single" w:sz="4" w:space="0" w:color="E2DFD6"/>
+              <w:right w:val="single" w:sz="4" w:space="0" w:color="E2DFD6"/>
+            </w:tcBorders>
+          </w:tcPr>
+          <w:p>
+            <w:pPr>
+              <w:jc w:val="left"/>
+            </w:pPr>
+            <w:r>
+              <w:rPr>
+                <w:rFonts w:ascii="Segoe UI" w:hAnsi="Segoe UI"/>
+                <w:color w:val="232820"/>
+                <w:sz w:val="17"/>
+              </w:rPr>
+              <w:t>npx @rmyndharis/antigravity-skills install frontend-mobile-development-component-scaffold</w:t>
+            </w:r>
+          </w:p>
+        </w:tc>
+        <w:tc>
+          <w:tcPr>
+            <w:tcW w:type="dxa" w:w="3312"/>
+            <w:shd w:fill="F9F8F4"/>
+            <w:tcMar>
+              <w:top w:w="70" w:type="dxa"/>
+              <w:bottom w:w="70" w:type="dxa"/>
+              <w:left w:w="110" w:type="dxa"/>
+              <w:right w:w="110" w:type="dxa"/>
+            </w:tcMar>
+            <w:tcBorders>
+              <w:top w:val="single" w:sz="4" w:space="0" w:color="E2DFD6"/>
+              <w:bottom w:val="single" w:sz="4" w:space="0" w:color="E2DFD6"/>
+              <w:left w:val="single" w:sz="4" w:space="0" w:color="E2DFD6"/>
+              <w:right w:val="single" w:sz="4" w:space="0" w:color="E2DFD6"/>
+            </w:tcBorders>
+          </w:tcPr>
+          <w:p>
+            <w:pPr>
+              <w:jc w:val="left"/>
+            </w:pPr>
+            <w:r>
+              <w:rPr>
+                <w:rFonts w:ascii="Segoe UI" w:hAnsi="Segoe UI"/>
+                <w:color w:val="232820"/>
+                <w:sz w:val="17"/>
+              </w:rPr>
+              <w:t>Acelera el andamiaje de hojas inferiores (bottom sheets), menús off-canvas y botones flotantes para inspección catastral táctil.</w:t>
+            </w:r>
+          </w:p>
+        </w:tc>
+      </w:tr>
+      <w:tr>
+        <w:tc>
+          <w:tcPr>
+            <w:tcW w:type="dxa" w:w="2160"/>
+            <w:shd w:fill="FFFFFF"/>
+            <w:tcMar>
+              <w:top w:w="70" w:type="dxa"/>
+              <w:bottom w:w="70" w:type="dxa"/>
+              <w:left w:w="110" w:type="dxa"/>
+              <w:right w:w="110" w:type="dxa"/>
+            </w:tcMar>
+            <w:tcBorders>
+              <w:top w:val="single" w:sz="4" w:space="0" w:color="E2DFD6"/>
+              <w:bottom w:val="single" w:sz="4" w:space="0" w:color="E2DFD6"/>
+              <w:left w:val="single" w:sz="4" w:space="0" w:color="E2DFD6"/>
+              <w:right w:val="single" w:sz="4" w:space="0" w:color="E2DFD6"/>
+            </w:tcBorders>
+          </w:tcPr>
+          <w:p>
+            <w:pPr>
+              <w:jc w:val="left"/>
+            </w:pPr>
+            <w:r>
+              <w:rPr>
+                <w:rFonts w:ascii="Segoe UI" w:hAnsi="Segoe UI"/>
+                <w:color w:val="232820"/>
+                <w:sz w:val="17"/>
+              </w:rPr>
+              <w:t>spec-driven-development</w:t>
+            </w:r>
+          </w:p>
+        </w:tc>
+        <w:tc>
+          <w:tcPr>
+            <w:tcW w:type="dxa" w:w="1728"/>
+            <w:shd w:fill="FFFFFF"/>
+            <w:tcMar>
+              <w:top w:w="70" w:type="dxa"/>
+              <w:bottom w:w="70" w:type="dxa"/>
+              <w:left w:w="110" w:type="dxa"/>
+              <w:right w:w="110" w:type="dxa"/>
+            </w:tcMar>
+            <w:tcBorders>
+              <w:top w:val="single" w:sz="4" w:space="0" w:color="E2DFD6"/>
+              <w:bottom w:val="single" w:sz="4" w:space="0" w:color="E2DFD6"/>
+              <w:left w:val="single" w:sz="4" w:space="0" w:color="E2DFD6"/>
+              <w:right w:val="single" w:sz="4" w:space="0" w:color="E2DFD6"/>
+            </w:tcBorders>
+          </w:tcPr>
+          <w:p>
+            <w:pPr>
+              <w:jc w:val="left"/>
+            </w:pPr>
+            <w:r>
+              <w:rPr>
+                <w:rFonts w:ascii="Segoe UI" w:hAnsi="Segoe UI"/>
+                <w:color w:val="232820"/>
+                <w:sz w:val="17"/>
+              </w:rPr>
+              <w:t>Conformidad Normativa</w:t>
+            </w:r>
+          </w:p>
+        </w:tc>
+        <w:tc>
+          <w:tcPr>
+            <w:tcW w:type="dxa" w:w="2880"/>
+            <w:shd w:fill="FFFFFF"/>
+            <w:tcMar>
+              <w:top w:w="70" w:type="dxa"/>
+              <w:bottom w:w="70" w:type="dxa"/>
+              <w:left w:w="110" w:type="dxa"/>
+              <w:right w:w="110" w:type="dxa"/>
+            </w:tcMar>
+            <w:tcBorders>
+              <w:top w:val="single" w:sz="4" w:space="0" w:color="E2DFD6"/>
+              <w:bottom w:val="single" w:sz="4" w:space="0" w:color="E2DFD6"/>
+              <w:left w:val="single" w:sz="4" w:space="0" w:color="E2DFD6"/>
+              <w:right w:val="single" w:sz="4" w:space="0" w:color="E2DFD6"/>
+            </w:tcBorders>
+          </w:tcPr>
+          <w:p>
+            <w:pPr>
+              <w:jc w:val="left"/>
+            </w:pPr>
+            <w:r>
+              <w:rPr>
+                <w:rFonts w:ascii="Segoe UI" w:hAnsi="Segoe UI"/>
+                <w:color w:val="232820"/>
+                <w:sz w:val="17"/>
+              </w:rPr>
+              <w:t>npx @rmyndharis/antigravity-skills install spec-driven-development</w:t>
+            </w:r>
+          </w:p>
+        </w:tc>
+        <w:tc>
+          <w:tcPr>
+            <w:tcW w:type="dxa" w:w="3312"/>
+            <w:shd w:fill="FFFFFF"/>
+            <w:tcMar>
+              <w:top w:w="70" w:type="dxa"/>
+              <w:bottom w:w="70" w:type="dxa"/>
+              <w:left w:w="110" w:type="dxa"/>
+              <w:right w:w="110" w:type="dxa"/>
+            </w:tcMar>
+            <w:tcBorders>
+              <w:top w:val="single" w:sz="4" w:space="0" w:color="E2DFD6"/>
+              <w:bottom w:val="single" w:sz="4" w:space="0" w:color="E2DFD6"/>
+              <w:left w:val="single" w:sz="4" w:space="0" w:color="E2DFD6"/>
+              <w:right w:val="single" w:sz="4" w:space="0" w:color="E2DFD6"/>
+            </w:tcBorders>
+          </w:tcPr>
+          <w:p>
+            <w:pPr>
+              <w:jc w:val="left"/>
+            </w:pPr>
+            <w:r>
+              <w:rPr>
+                <w:rFonts w:ascii="Segoe UI" w:hAnsi="Segoe UI"/>
+                <w:color w:val="232820"/>
+                <w:sz w:val="17"/>
+              </w:rPr>
+              <w:t>Valida punto por punto el cumplimiento de los requerimientos funcionales, no funcionales y entregables del documento oficial VisorDatosSIG.</w:t>
+            </w:r>
+          </w:p>
+        </w:tc>
+      </w:tr>
+      <w:tr>
+        <w:tc>
+          <w:tcPr>
+            <w:tcW w:type="dxa" w:w="2160"/>
+            <w:shd w:fill="F9F8F4"/>
+            <w:tcMar>
+              <w:top w:w="70" w:type="dxa"/>
+              <w:bottom w:w="70" w:type="dxa"/>
+              <w:left w:w="110" w:type="dxa"/>
+              <w:right w:w="110" w:type="dxa"/>
+            </w:tcMar>
+            <w:tcBorders>
+              <w:top w:val="single" w:sz="4" w:space="0" w:color="E2DFD6"/>
+              <w:bottom w:val="single" w:sz="4" w:space="0" w:color="E2DFD6"/>
+              <w:left w:val="single" w:sz="4" w:space="0" w:color="E2DFD6"/>
+              <w:right w:val="single" w:sz="4" w:space="0" w:color="E2DFD6"/>
+            </w:tcBorders>
+          </w:tcPr>
+          <w:p>
+            <w:pPr>
+              <w:jc w:val="left"/>
+            </w:pPr>
+            <w:r>
+              <w:rPr>
+                <w:rFonts w:ascii="Segoe UI" w:hAnsi="Segoe UI"/>
+                <w:color w:val="232820"/>
+                <w:sz w:val="17"/>
+              </w:rPr>
+              <w:t>security-and-hardening</w:t>
+            </w:r>
+          </w:p>
+        </w:tc>
+        <w:tc>
+          <w:tcPr>
+            <w:tcW w:type="dxa" w:w="1728"/>
+            <w:shd w:fill="F9F8F4"/>
+            <w:tcMar>
+              <w:top w:w="70" w:type="dxa"/>
+              <w:bottom w:w="70" w:type="dxa"/>
+              <w:left w:w="110" w:type="dxa"/>
+              <w:right w:w="110" w:type="dxa"/>
+            </w:tcMar>
+            <w:tcBorders>
+              <w:top w:val="single" w:sz="4" w:space="0" w:color="E2DFD6"/>
+              <w:bottom w:val="single" w:sz="4" w:space="0" w:color="E2DFD6"/>
+              <w:left w:val="single" w:sz="4" w:space="0" w:color="E2DFD6"/>
+              <w:right w:val="single" w:sz="4" w:space="0" w:color="E2DFD6"/>
+            </w:tcBorders>
+          </w:tcPr>
+          <w:p>
+            <w:pPr>
+              <w:jc w:val="left"/>
+            </w:pPr>
+            <w:r>
+              <w:rPr>
+                <w:rFonts w:ascii="Segoe UI" w:hAnsi="Segoe UI"/>
+                <w:color w:val="232820"/>
+                <w:sz w:val="17"/>
+              </w:rPr>
+              <w:t>Seguridad Criptográfica</w:t>
+            </w:r>
+          </w:p>
+        </w:tc>
+        <w:tc>
+          <w:tcPr>
+            <w:tcW w:type="dxa" w:w="2880"/>
+            <w:shd w:fill="F9F8F4"/>
+            <w:tcMar>
+              <w:top w:w="70" w:type="dxa"/>
+              <w:bottom w:w="70" w:type="dxa"/>
+              <w:left w:w="110" w:type="dxa"/>
+              <w:right w:w="110" w:type="dxa"/>
+            </w:tcMar>
+            <w:tcBorders>
+              <w:top w:val="single" w:sz="4" w:space="0" w:color="E2DFD6"/>
+              <w:bottom w:val="single" w:sz="4" w:space="0" w:color="E2DFD6"/>
+              <w:left w:val="single" w:sz="4" w:space="0" w:color="E2DFD6"/>
+              <w:right w:val="single" w:sz="4" w:space="0" w:color="E2DFD6"/>
+            </w:tcBorders>
+          </w:tcPr>
+          <w:p>
+            <w:pPr>
+              <w:jc w:val="left"/>
+            </w:pPr>
+            <w:r>
+              <w:rPr>
+                <w:rFonts w:ascii="Segoe UI" w:hAnsi="Segoe UI"/>
+                <w:color w:val="232820"/>
+                <w:sz w:val="17"/>
+              </w:rPr>
+              <w:t>npx @rmyndharis/antigravity-skills install security-and-hardening</w:t>
+            </w:r>
+          </w:p>
+        </w:tc>
+        <w:tc>
+          <w:tcPr>
+            <w:tcW w:type="dxa" w:w="3312"/>
+            <w:shd w:fill="F9F8F4"/>
+            <w:tcMar>
+              <w:top w:w="70" w:type="dxa"/>
+              <w:bottom w:w="70" w:type="dxa"/>
+              <w:left w:w="110" w:type="dxa"/>
+              <w:right w:w="110" w:type="dxa"/>
+            </w:tcMar>
+            <w:tcBorders>
+              <w:top w:val="single" w:sz="4" w:space="0" w:color="E2DFD6"/>
+              <w:bottom w:val="single" w:sz="4" w:space="0" w:color="E2DFD6"/>
+              <w:left w:val="single" w:sz="4" w:space="0" w:color="E2DFD6"/>
+              <w:right w:val="single" w:sz="4" w:space="0" w:color="E2DFD6"/>
+            </w:tcBorders>
+          </w:tcPr>
+          <w:p>
+            <w:pPr>
+              <w:jc w:val="left"/>
+            </w:pPr>
+            <w:r>
+              <w:rPr>
+                <w:rFonts w:ascii="Segoe UI" w:hAnsi="Segoe UI"/>
+                <w:color w:val="232820"/>
+                <w:sz w:val="17"/>
+              </w:rPr>
+              <w:t>Supervisa la protección de endpoints API contra accesos no autorizados, validación antiforgery y mitigación de vectores de ataque web.</w:t>
+            </w:r>
+          </w:p>
+        </w:tc>
+      </w:tr>
+    </w:tbl>
+    <w:p>
+      <w:pPr>
+        <w:spacing w:before="40" w:after="80"/>
+      </w:pPr>
+    </w:p>
+    <w:p>
+      <w:pPr>
+        <w:keepNext/>
+        <w:spacing w:before="320" w:after="120"/>
+      </w:pPr>
+      <w:r>
+        <w:rPr>
+          <w:rFonts w:ascii="Segoe UI" w:hAnsi="Segoe UI"/>
+          <w:b/>
+          <w:color w:val="1F382B"/>
+          <w:sz w:val="30"/>
+        </w:rPr>
+        <w:t>11. Guía de Instalación, Configuración y Despliegue Local</w:t>
       </w:r>
     </w:p>
     <w:p>
@@ -8983,7 +10985,7 @@
           <w:color w:val="2D302A"/>
           <w:sz w:val="19"/>
         </w:rPr>
-        <w:t>Abrir SSMS y ejecutar en orden: ScriptDatabaseV13\01_CrearBD.sql (crea tablas e índices) y luego los scripts complementarios 04, 05, 06 y 07.</w:t>
+        <w:t>Abrir SSMS y ejecutar en orden: ScriptDatabaseV13\01_CrearBD.sql (crea tablas e índices) y luego los scripts complementarios 04, 05, 06, 07, 08 y 09.</w:t>
       </w:r>
     </w:p>
     <w:p>
@@ -9585,7 +11587,7 @@
           <w:color w:val="1F382B"/>
           <w:sz w:val="30"/>
         </w:rPr>
-        <w:t>11. Conclusiones y Trabajo Futuro</w:t>
+        <w:t>12. Conclusiones y Trabajo Futuro</w:t>
       </w:r>
     </w:p>
     <w:p>

--- a/VisorDatosSIG_Documento_Tecnico_Oficial.docx
+++ b/VisorDatosSIG_Documento_Tecnico_Oficial.docx
@@ -9932,7 +9932,174 @@
           <w:color w:val="2E4636"/>
           <w:sz w:val="23"/>
         </w:rPr>
-        <w:t>8.1 Matriz de Criterios de Aceptación (CA-01 a CA-12)</w:t>
+        <w:t>8.1 Estrategia de Pruebas</w:t>
+      </w:r>
+    </w:p>
+    <w:p>
+      <w:pPr>
+        <w:spacing w:after="90" w:line="276" w:lineRule="auto"/>
+      </w:pPr>
+      <w:r>
+        <w:rPr>
+          <w:rFonts w:ascii="Segoe UI" w:hAnsi="Segoe UI"/>
+          <w:i w:val="0"/>
+          <w:color w:val="2D302A"/>
+          <w:sz w:val="19"/>
+        </w:rPr>
+        <w:t>La estrategia de aseguramiento de calidad del proyecto VisorDatosSIG 2026 contempla seis niveles de verificación rigurosa:</w:t>
+      </w:r>
+    </w:p>
+    <w:p>
+      <w:pPr>
+        <w:pStyle w:val="ListBullet"/>
+        <w:spacing w:after="60" w:line="269" w:lineRule="auto"/>
+      </w:pPr>
+      <w:r>
+        <w:rPr>
+          <w:rFonts w:ascii="Segoe UI" w:hAnsi="Segoe UI"/>
+          <w:b/>
+          <w:color w:val="23281E"/>
+          <w:sz w:val="18"/>
+        </w:rPr>
+        <w:t xml:space="preserve">1. Pruebas Unitarias: </w:t>
+      </w:r>
+      <w:r>
+        <w:rPr>
+          <w:rFonts w:ascii="Segoe UI" w:hAnsi="Segoe UI"/>
+          <w:color w:val="2D302A"/>
+          <w:sz w:val="18"/>
+        </w:rPr>
+        <w:t>Pruebas unitarias para validación de cuádruplas SHP, mapeo de campos, conversión WKT/WKB y reglas de negocio.</w:t>
+      </w:r>
+    </w:p>
+    <w:p>
+      <w:pPr>
+        <w:pStyle w:val="ListBullet"/>
+        <w:spacing w:after="60" w:line="269" w:lineRule="auto"/>
+      </w:pPr>
+      <w:r>
+        <w:rPr>
+          <w:rFonts w:ascii="Segoe UI" w:hAnsi="Segoe UI"/>
+          <w:b/>
+          <w:color w:val="23281E"/>
+          <w:sz w:val="18"/>
+        </w:rPr>
+        <w:t xml:space="preserve">2. Pruebas de Integración: </w:t>
+      </w:r>
+      <w:r>
+        <w:rPr>
+          <w:rFonts w:ascii="Segoe UI" w:hAnsi="Segoe UI"/>
+          <w:color w:val="2D302A"/>
+          <w:sz w:val="18"/>
+        </w:rPr>
+        <w:t>Pruebas de integración sobre SQL Server 2022 con transacciones atómicas, predicados espaciales OGC y procedimientos almacenados.</w:t>
+      </w:r>
+    </w:p>
+    <w:p>
+      <w:pPr>
+        <w:pStyle w:val="ListBullet"/>
+        <w:spacing w:after="60" w:line="269" w:lineRule="auto"/>
+      </w:pPr>
+      <w:r>
+        <w:rPr>
+          <w:rFonts w:ascii="Segoe UI" w:hAnsi="Segoe UI"/>
+          <w:b/>
+          <w:color w:val="23281E"/>
+          <w:sz w:val="18"/>
+        </w:rPr>
+        <w:t xml:space="preserve">3. Pruebas Funcionales: </w:t>
+      </w:r>
+      <w:r>
+        <w:rPr>
+          <w:rFonts w:ascii="Segoe UI" w:hAnsi="Segoe UI"/>
+          <w:color w:val="2D302A"/>
+          <w:sz w:val="18"/>
+        </w:rPr>
+        <w:t>Pruebas funcionales requisito por requisito utilizando los datos oficiales del Municipio de San Ignacio de Velasco.</w:t>
+      </w:r>
+    </w:p>
+    <w:p>
+      <w:pPr>
+        <w:pStyle w:val="ListBullet"/>
+        <w:spacing w:after="60" w:line="269" w:lineRule="auto"/>
+      </w:pPr>
+      <w:r>
+        <w:rPr>
+          <w:rFonts w:ascii="Segoe UI" w:hAnsi="Segoe UI"/>
+          <w:b/>
+          <w:color w:val="23281E"/>
+          <w:sz w:val="18"/>
+        </w:rPr>
+        <w:t xml:space="preserve">4. Pruebas Responsivas: </w:t>
+      </w:r>
+      <w:r>
+        <w:rPr>
+          <w:rFonts w:ascii="Segoe UI" w:hAnsi="Segoe UI"/>
+          <w:color w:val="2D302A"/>
+          <w:sz w:val="18"/>
+        </w:rPr>
+        <w:t>Pruebas de responsividad multiplataforma en resoluciones de 360 px (móvil), 768 px (tableta) y 1366 px (escritorio).</w:t>
+      </w:r>
+    </w:p>
+    <w:p>
+      <w:pPr>
+        <w:pStyle w:val="ListBullet"/>
+        <w:spacing w:after="60" w:line="269" w:lineRule="auto"/>
+      </w:pPr>
+      <w:r>
+        <w:rPr>
+          <w:rFonts w:ascii="Segoe UI" w:hAnsi="Segoe UI"/>
+          <w:b/>
+          <w:color w:val="23281E"/>
+          <w:sz w:val="18"/>
+        </w:rPr>
+        <w:t xml:space="preserve">5. Pruebas de Seguridad: </w:t>
+      </w:r>
+      <w:r>
+        <w:rPr>
+          <w:rFonts w:ascii="Segoe UI" w:hAnsi="Segoe UI"/>
+          <w:color w:val="2D302A"/>
+          <w:sz w:val="18"/>
+        </w:rPr>
+        <w:t>Pruebas de seguridad: protección de rutas por rol (RBAC), hashing PBKDF2 HMAC-SHA256, tokens CSRF y prevención de inyección SQL.</w:t>
+      </w:r>
+    </w:p>
+    <w:p>
+      <w:pPr>
+        <w:pStyle w:val="ListBullet"/>
+        <w:spacing w:after="60" w:line="269" w:lineRule="auto"/>
+      </w:pPr>
+      <w:r>
+        <w:rPr>
+          <w:rFonts w:ascii="Segoe UI" w:hAnsi="Segoe UI"/>
+          <w:b/>
+          <w:color w:val="23281E"/>
+          <w:sz w:val="18"/>
+        </w:rPr>
+        <w:t xml:space="preserve">6. Pruebas de Rendimiento: </w:t>
+      </w:r>
+      <w:r>
+        <w:rPr>
+          <w:rFonts w:ascii="Segoe UI" w:hAnsi="Segoe UI"/>
+          <w:color w:val="2D302A"/>
+          <w:sz w:val="18"/>
+        </w:rPr>
+        <w:t>Pruebas de rendimiento con medición de tiempos de respuesta (&lt; 1.5 s para carga GeoJSON y &lt; 30 ms para consultas espaciales).</w:t>
+      </w:r>
+    </w:p>
+    <w:p>
+      <w:pPr>
+        <w:keepNext/>
+        <w:spacing w:before="240" w:after="80"/>
+      </w:pPr>
+      <w:r>
+        <w:rPr>
+          <w:rFonts w:ascii="Segoe UI" w:hAnsi="Segoe UI"/>
+          <w:b/>
+          <w:color w:val="2E4636"/>
+          <w:sz w:val="23"/>
+        </w:rPr>
+        <w:t>8.2 Casos de Aceptación Obligatorios (CA-01 a CA-12)</w:t>
       </w:r>
     </w:p>
     <w:tbl>
@@ -9942,15 +10109,16 @@
         <w:tblLook w:firstColumn="1" w:firstRow="1" w:lastColumn="0" w:lastRow="0" w:noHBand="0" w:noVBand="1" w:val="04A0"/>
       </w:tblPr>
       <w:tblGrid>
-        <w:gridCol w:w="2340"/>
-        <w:gridCol w:w="2340"/>
-        <w:gridCol w:w="2340"/>
-        <w:gridCol w:w="2340"/>
+        <w:gridCol w:w="1872"/>
+        <w:gridCol w:w="1872"/>
+        <w:gridCol w:w="1872"/>
+        <w:gridCol w:w="1872"/>
+        <w:gridCol w:w="1872"/>
       </w:tblGrid>
       <w:tr>
         <w:tc>
           <w:tcPr>
-            <w:tcW w:type="dxa" w:w="1152"/>
+            <w:tcW w:type="dxa" w:w="864"/>
             <w:shd w:fill="2E4636"/>
             <w:tcMar>
               <w:top w:w="70" w:type="dxa"/>
@@ -9976,13 +10144,13 @@
                 <w:color w:val="FFFFFF"/>
                 <w:sz w:val="17"/>
               </w:rPr>
-              <w:t>Criterio</w:t>
-            </w:r>
-          </w:p>
-        </w:tc>
-        <w:tc>
-          <w:tcPr>
-            <w:tcW w:type="dxa" w:w="3456"/>
+              <w:t>Caso</w:t>
+            </w:r>
+          </w:p>
+        </w:tc>
+        <w:tc>
+          <w:tcPr>
+            <w:tcW w:type="dxa" w:w="2160"/>
             <w:shd w:fill="2E4636"/>
             <w:tcMar>
               <w:top w:w="70" w:type="dxa"/>
@@ -10008,13 +10176,13 @@
                 <w:color w:val="FFFFFF"/>
                 <w:sz w:val="17"/>
               </w:rPr>
-              <w:t>Descripción del Criterio de Aceptación</w:t>
-            </w:r>
-          </w:p>
-        </w:tc>
-        <w:tc>
-          <w:tcPr>
-            <w:tcW w:type="dxa" w:w="3312"/>
+              <w:t>Prueba / Requisito Evaluado</w:t>
+            </w:r>
+          </w:p>
+        </w:tc>
+        <w:tc>
+          <w:tcPr>
+            <w:tcW w:type="dxa" w:w="2880"/>
             <w:shd w:fill="2E4636"/>
             <w:tcMar>
               <w:top w:w="70" w:type="dxa"/>
@@ -10040,13 +10208,13 @@
                 <w:color w:val="FFFFFF"/>
                 <w:sz w:val="17"/>
               </w:rPr>
-              <w:t>Evidencia de Cumplimiento</w:t>
-            </w:r>
-          </w:p>
-        </w:tc>
-        <w:tc>
-          <w:tcPr>
-            <w:tcW w:type="dxa" w:w="1440"/>
+              <w:t>Resultado de Aceptación Oficial</w:t>
+            </w:r>
+          </w:p>
+        </w:tc>
+        <w:tc>
+          <w:tcPr>
+            <w:tcW w:type="dxa" w:w="2592"/>
             <w:shd w:fill="2E4636"/>
             <w:tcMar>
               <w:top w:w="70" w:type="dxa"/>
@@ -10072,6 +10240,38 @@
                 <w:color w:val="FFFFFF"/>
                 <w:sz w:val="17"/>
               </w:rPr>
+              <w:t>Evidencia y Resultado Obtenido</w:t>
+            </w:r>
+          </w:p>
+        </w:tc>
+        <w:tc>
+          <w:tcPr>
+            <w:tcW w:type="dxa" w:w="1296"/>
+            <w:shd w:fill="2E4636"/>
+            <w:tcMar>
+              <w:top w:w="70" w:type="dxa"/>
+              <w:bottom w:w="70" w:type="dxa"/>
+              <w:left w:w="100" w:type="dxa"/>
+              <w:right w:w="100" w:type="dxa"/>
+            </w:tcMar>
+            <w:tcBorders>
+              <w:top w:val="single" w:sz="4" w:space="0" w:color="24382B"/>
+              <w:bottom w:val="single" w:sz="4" w:space="0" w:color="24382B"/>
+              <w:left w:val="single" w:sz="4" w:space="0" w:color="24382B"/>
+              <w:right w:val="single" w:sz="4" w:space="0" w:color="24382B"/>
+            </w:tcBorders>
+          </w:tcPr>
+          <w:p>
+            <w:pPr>
+              <w:jc w:val="center"/>
+            </w:pPr>
+            <w:r>
+              <w:rPr>
+                <w:rFonts w:ascii="Segoe UI" w:hAnsi="Segoe UI"/>
+                <w:b/>
+                <w:color w:val="FFFFFF"/>
+                <w:sz w:val="17"/>
+              </w:rPr>
               <w:t>Dictamen</w:t>
             </w:r>
           </w:p>
@@ -10080,7 +10280,7 @@
       <w:tr>
         <w:tc>
           <w:tcPr>
-            <w:tcW w:type="dxa" w:w="1152"/>
+            <w:tcW w:type="dxa" w:w="864"/>
             <w:shd w:fill="FFFFFF"/>
             <w:tcMar>
               <w:top w:w="60" w:type="dxa"/>
@@ -10111,7 +10311,7 @@
         </w:tc>
         <w:tc>
           <w:tcPr>
-            <w:tcW w:type="dxa" w:w="3456"/>
+            <w:tcW w:type="dxa" w:w="2160"/>
             <w:shd w:fill="FFFFFF"/>
             <w:tcMar>
               <w:top w:w="60" w:type="dxa"/>
@@ -10136,13 +10336,13 @@
                 <w:color w:val="232820"/>
                 <w:sz w:val="16"/>
               </w:rPr>
-              <w:t>Verificación íntegra de archivos SHP/SHX/DBF/PRJ.</w:t>
-            </w:r>
-          </w:p>
-        </w:tc>
-        <w:tc>
-          <w:tcPr>
-            <w:tcW w:type="dxa" w:w="3312"/>
+              <w:t>Migrar las cuatro capas</w:t>
+            </w:r>
+          </w:p>
+        </w:tc>
+        <w:tc>
+          <w:tcPr>
+            <w:tcW w:type="dxa" w:w="2880"/>
             <w:shd w:fill="FFFFFF"/>
             <w:tcMar>
               <w:top w:w="60" w:type="dxa"/>
@@ -10167,13 +10367,13 @@
                 <w:color w:val="232820"/>
                 <w:sz w:val="16"/>
               </w:rPr>
-              <w:t>Migrador valida presencia de 4 archivos antes de procesar.</w:t>
-            </w:r>
-          </w:p>
-        </w:tc>
-        <w:tc>
-          <w:tcPr>
-            <w:tcW w:type="dxa" w:w="1440"/>
+              <w:t>Conteo destino coincide con los registros válidos; geometrías con SRID 4326 y bitácora generada.</w:t>
+            </w:r>
+          </w:p>
+        </w:tc>
+        <w:tc>
+          <w:tcPr>
+            <w:tcW w:type="dxa" w:w="2592"/>
             <w:shd w:fill="FFFFFF"/>
             <w:tcMar>
               <w:top w:w="60" w:type="dxa"/>
@@ -10198,7 +10398,38 @@
                 <w:color w:val="232820"/>
                 <w:sz w:val="16"/>
               </w:rPr>
-              <w:t>Conforme (100%)</w:t>
+              <w:t>Manzanas: 863, Lotes: 15,280, Códigos Fijos: 6,271, Vías: 578. SRID 4326 certificado.</w:t>
+            </w:r>
+          </w:p>
+        </w:tc>
+        <w:tc>
+          <w:tcPr>
+            <w:tcW w:type="dxa" w:w="1296"/>
+            <w:shd w:fill="FFFFFF"/>
+            <w:tcMar>
+              <w:top w:w="60" w:type="dxa"/>
+              <w:bottom w:w="60" w:type="dxa"/>
+              <w:left w:w="90" w:type="dxa"/>
+              <w:right w:w="90" w:type="dxa"/>
+            </w:tcMar>
+            <w:tcBorders>
+              <w:top w:val="single" w:sz="4" w:space="0" w:color="E2DFD6"/>
+              <w:bottom w:val="single" w:sz="4" w:space="0" w:color="E2DFD6"/>
+              <w:left w:val="single" w:sz="4" w:space="0" w:color="E2DFD6"/>
+              <w:right w:val="single" w:sz="4" w:space="0" w:color="E2DFD6"/>
+            </w:tcBorders>
+          </w:tcPr>
+          <w:p>
+            <w:pPr>
+              <w:jc w:val="left"/>
+            </w:pPr>
+            <w:r>
+              <w:rPr>
+                <w:rFonts w:ascii="Segoe UI" w:hAnsi="Segoe UI"/>
+                <w:color w:val="232820"/>
+                <w:sz w:val="16"/>
+              </w:rPr>
+              <w:t>Aprobado (100%)</w:t>
             </w:r>
           </w:p>
         </w:tc>
@@ -10206,7 +10437,7 @@
       <w:tr>
         <w:tc>
           <w:tcPr>
-            <w:tcW w:type="dxa" w:w="1152"/>
+            <w:tcW w:type="dxa" w:w="864"/>
             <w:shd w:fill="F9F8F4"/>
             <w:tcMar>
               <w:top w:w="60" w:type="dxa"/>
@@ -10237,7 +10468,7 @@
         </w:tc>
         <w:tc>
           <w:tcPr>
-            <w:tcW w:type="dxa" w:w="3456"/>
+            <w:tcW w:type="dxa" w:w="2160"/>
             <w:shd w:fill="F9F8F4"/>
             <w:tcMar>
               <w:top w:w="60" w:type="dxa"/>
@@ -10262,13 +10493,13 @@
                 <w:color w:val="232820"/>
                 <w:sz w:val="16"/>
               </w:rPr>
-              <w:t>Transaccionalidad atómica y rollback ante error.</w:t>
-            </w:r>
-          </w:p>
-        </w:tc>
-        <w:tc>
-          <w:tcPr>
-            <w:tcW w:type="dxa" w:w="3312"/>
+              <w:t>Archivo incompleto</w:t>
+            </w:r>
+          </w:p>
+        </w:tc>
+        <w:tc>
+          <w:tcPr>
+            <w:tcW w:type="dxa" w:w="2880"/>
             <w:shd w:fill="F9F8F4"/>
             <w:tcMar>
               <w:top w:w="60" w:type="dxa"/>
@@ -10293,13 +10524,13 @@
                 <w:color w:val="232820"/>
                 <w:sz w:val="16"/>
               </w:rPr>
-              <w:t>Rollback verificado en pruebas unitarias con SqlTransaction.</w:t>
-            </w:r>
-          </w:p>
-        </w:tc>
-        <w:tc>
-          <w:tcPr>
-            <w:tcW w:type="dxa" w:w="1440"/>
+              <w:t>El migrador detecta la ausencia de DBF/SHX/PRJ y no modifica la base.</w:t>
+            </w:r>
+          </w:p>
+        </w:tc>
+        <w:tc>
+          <w:tcPr>
+            <w:tcW w:type="dxa" w:w="2592"/>
             <w:shd w:fill="F9F8F4"/>
             <w:tcMar>
               <w:top w:w="60" w:type="dxa"/>
@@ -10324,7 +10555,38 @@
                 <w:color w:val="232820"/>
                 <w:sz w:val="16"/>
               </w:rPr>
-              <w:t>Conforme (100%)</w:t>
+              <w:t>Detección preventiva de cuádrupla por capa. Si falta un archivo, aborta sin tocar SQL Server.</w:t>
+            </w:r>
+          </w:p>
+        </w:tc>
+        <w:tc>
+          <w:tcPr>
+            <w:tcW w:type="dxa" w:w="1296"/>
+            <w:shd w:fill="F9F8F4"/>
+            <w:tcMar>
+              <w:top w:w="60" w:type="dxa"/>
+              <w:bottom w:w="60" w:type="dxa"/>
+              <w:left w:w="90" w:type="dxa"/>
+              <w:right w:w="90" w:type="dxa"/>
+            </w:tcMar>
+            <w:tcBorders>
+              <w:top w:val="single" w:sz="4" w:space="0" w:color="E2DFD6"/>
+              <w:bottom w:val="single" w:sz="4" w:space="0" w:color="E2DFD6"/>
+              <w:left w:val="single" w:sz="4" w:space="0" w:color="E2DFD6"/>
+              <w:right w:val="single" w:sz="4" w:space="0" w:color="E2DFD6"/>
+            </w:tcBorders>
+          </w:tcPr>
+          <w:p>
+            <w:pPr>
+              <w:jc w:val="left"/>
+            </w:pPr>
+            <w:r>
+              <w:rPr>
+                <w:rFonts w:ascii="Segoe UI" w:hAnsi="Segoe UI"/>
+                <w:color w:val="232820"/>
+                <w:sz w:val="16"/>
+              </w:rPr>
+              <w:t>Aprobado (100%)</w:t>
             </w:r>
           </w:p>
         </w:tc>
@@ -10332,7 +10594,7 @@
       <w:tr>
         <w:tc>
           <w:tcPr>
-            <w:tcW w:type="dxa" w:w="1152"/>
+            <w:tcW w:type="dxa" w:w="864"/>
             <w:shd w:fill="FFFFFF"/>
             <w:tcMar>
               <w:top w:w="60" w:type="dxa"/>
@@ -10363,7 +10625,7 @@
         </w:tc>
         <w:tc>
           <w:tcPr>
-            <w:tcW w:type="dxa" w:w="3456"/>
+            <w:tcW w:type="dxa" w:w="2160"/>
             <w:shd w:fill="FFFFFF"/>
             <w:tcMar>
               <w:top w:w="60" w:type="dxa"/>
@@ -10388,13 +10650,13 @@
                 <w:color w:val="232820"/>
                 <w:sz w:val="16"/>
               </w:rPr>
-              <w:t>Conformidad geométrica OGC y SRID 4326.</w:t>
-            </w:r>
-          </w:p>
-        </w:tc>
-        <w:tc>
-          <w:tcPr>
-            <w:tcW w:type="dxa" w:w="3312"/>
+              <w:t>Error durante la carga</w:t>
+            </w:r>
+          </w:p>
+        </w:tc>
+        <w:tc>
+          <w:tcPr>
+            <w:tcW w:type="dxa" w:w="2880"/>
             <w:shd w:fill="FFFFFF"/>
             <w:tcMar>
               <w:top w:w="60" w:type="dxa"/>
@@ -10419,13 +10681,13 @@
                 <w:color w:val="232820"/>
                 <w:sz w:val="16"/>
               </w:rPr>
-              <w:t>Script Anexo C: 0 geometrías nulas, 0 inválidas en 22,992 entidades.</w:t>
-            </w:r>
-          </w:p>
-        </w:tc>
-        <w:tc>
-          <w:tcPr>
-            <w:tcW w:type="dxa" w:w="1440"/>
+              <w:t>La transacción se revierte y no quedan filas parciales.</w:t>
+            </w:r>
+          </w:p>
+        </w:tc>
+        <w:tc>
+          <w:tcPr>
+            <w:tcW w:type="dxa" w:w="2592"/>
             <w:shd w:fill="FFFFFF"/>
             <w:tcMar>
               <w:top w:w="60" w:type="dxa"/>
@@ -10450,7 +10712,38 @@
                 <w:color w:val="232820"/>
                 <w:sz w:val="16"/>
               </w:rPr>
-              <w:t>Conforme (100%)</w:t>
+              <w:t>SqlTransaction atómica con bloque try/catch. Rollback comprobado ante fallas inducidas.</w:t>
+            </w:r>
+          </w:p>
+        </w:tc>
+        <w:tc>
+          <w:tcPr>
+            <w:tcW w:type="dxa" w:w="1296"/>
+            <w:shd w:fill="FFFFFF"/>
+            <w:tcMar>
+              <w:top w:w="60" w:type="dxa"/>
+              <w:bottom w:w="60" w:type="dxa"/>
+              <w:left w:w="90" w:type="dxa"/>
+              <w:right w:w="90" w:type="dxa"/>
+            </w:tcMar>
+            <w:tcBorders>
+              <w:top w:val="single" w:sz="4" w:space="0" w:color="E2DFD6"/>
+              <w:bottom w:val="single" w:sz="4" w:space="0" w:color="E2DFD6"/>
+              <w:left w:val="single" w:sz="4" w:space="0" w:color="E2DFD6"/>
+              <w:right w:val="single" w:sz="4" w:space="0" w:color="E2DFD6"/>
+            </w:tcBorders>
+          </w:tcPr>
+          <w:p>
+            <w:pPr>
+              <w:jc w:val="left"/>
+            </w:pPr>
+            <w:r>
+              <w:rPr>
+                <w:rFonts w:ascii="Segoe UI" w:hAnsi="Segoe UI"/>
+                <w:color w:val="232820"/>
+                <w:sz w:val="16"/>
+              </w:rPr>
+              <w:t>Aprobado (100%)</w:t>
             </w:r>
           </w:p>
         </w:tc>
@@ -10458,7 +10751,7 @@
       <w:tr>
         <w:tc>
           <w:tcPr>
-            <w:tcW w:type="dxa" w:w="1152"/>
+            <w:tcW w:type="dxa" w:w="864"/>
             <w:shd w:fill="F9F8F4"/>
             <w:tcMar>
               <w:top w:w="60" w:type="dxa"/>
@@ -10489,7 +10782,7 @@
         </w:tc>
         <w:tc>
           <w:tcPr>
-            <w:tcW w:type="dxa" w:w="3456"/>
+            <w:tcW w:type="dxa" w:w="2160"/>
             <w:shd w:fill="F9F8F4"/>
             <w:tcMar>
               <w:top w:w="60" w:type="dxa"/>
@@ -10514,13 +10807,13 @@
                 <w:color w:val="232820"/>
                 <w:sz w:val="16"/>
               </w:rPr>
-              <w:t>Corrección y georreferenciación del Predio 1001.</w:t>
-            </w:r>
-          </w:p>
-        </w:tc>
-        <w:tc>
-          <w:tcPr>
-            <w:tcW w:type="dxa" w:w="3312"/>
+              <w:t>Visualizar capas</w:t>
+            </w:r>
+          </w:p>
+        </w:tc>
+        <w:tc>
+          <w:tcPr>
+            <w:tcW w:type="dxa" w:w="2880"/>
             <w:shd w:fill="F9F8F4"/>
             <w:tcMar>
               <w:top w:w="60" w:type="dxa"/>
@@ -10545,13 +10838,13 @@
                 <w:color w:val="232820"/>
                 <w:sz w:val="16"/>
               </w:rPr>
-              <w:t>Ubicado exactamente en UV 04, Mz 14, Lote 50 (-16.384380, -60.959624).</w:t>
-            </w:r>
-          </w:p>
-        </w:tc>
-        <w:tc>
-          <w:tcPr>
-            <w:tcW w:type="dxa" w:w="1440"/>
+              <w:t>Las cuatro capas se activan/desactivan, poseen estilo y aparecen en leyenda.</w:t>
+            </w:r>
+          </w:p>
+        </w:tc>
+        <w:tc>
+          <w:tcPr>
+            <w:tcW w:type="dxa" w:w="2592"/>
             <w:shd w:fill="F9F8F4"/>
             <w:tcMar>
               <w:top w:w="60" w:type="dxa"/>
@@ -10576,7 +10869,38 @@
                 <w:color w:val="232820"/>
                 <w:sz w:val="16"/>
               </w:rPr>
-              <w:t>Conforme (100%)</w:t>
+              <w:t>Leaflet.js con controles independientes para las 4 coberturas y simbología diferenciada.</w:t>
+            </w:r>
+          </w:p>
+        </w:tc>
+        <w:tc>
+          <w:tcPr>
+            <w:tcW w:type="dxa" w:w="1296"/>
+            <w:shd w:fill="F9F8F4"/>
+            <w:tcMar>
+              <w:top w:w="60" w:type="dxa"/>
+              <w:bottom w:w="60" w:type="dxa"/>
+              <w:left w:w="90" w:type="dxa"/>
+              <w:right w:w="90" w:type="dxa"/>
+            </w:tcMar>
+            <w:tcBorders>
+              <w:top w:val="single" w:sz="4" w:space="0" w:color="E2DFD6"/>
+              <w:bottom w:val="single" w:sz="4" w:space="0" w:color="E2DFD6"/>
+              <w:left w:val="single" w:sz="4" w:space="0" w:color="E2DFD6"/>
+              <w:right w:val="single" w:sz="4" w:space="0" w:color="E2DFD6"/>
+            </w:tcBorders>
+          </w:tcPr>
+          <w:p>
+            <w:pPr>
+              <w:jc w:val="left"/>
+            </w:pPr>
+            <w:r>
+              <w:rPr>
+                <w:rFonts w:ascii="Segoe UI" w:hAnsi="Segoe UI"/>
+                <w:color w:val="232820"/>
+                <w:sz w:val="16"/>
+              </w:rPr>
+              <w:t>Aprobado (100%)</w:t>
             </w:r>
           </w:p>
         </w:tc>
@@ -10584,7 +10908,7 @@
       <w:tr>
         <w:tc>
           <w:tcPr>
-            <w:tcW w:type="dxa" w:w="1152"/>
+            <w:tcW w:type="dxa" w:w="864"/>
             <w:shd w:fill="FFFFFF"/>
             <w:tcMar>
               <w:top w:w="60" w:type="dxa"/>
@@ -10615,7 +10939,7 @@
         </w:tc>
         <w:tc>
           <w:tcPr>
-            <w:tcW w:type="dxa" w:w="3456"/>
+            <w:tcW w:type="dxa" w:w="2160"/>
             <w:shd w:fill="FFFFFF"/>
             <w:tcMar>
               <w:top w:w="60" w:type="dxa"/>
@@ -10640,13 +10964,13 @@
                 <w:color w:val="232820"/>
                 <w:sz w:val="16"/>
               </w:rPr>
-              <w:t>Cobertura catastral completa de 15,280 predios.</w:t>
-            </w:r>
-          </w:p>
-        </w:tc>
-        <w:tc>
-          <w:tcPr>
-            <w:tcW w:type="dxa" w:w="3312"/>
+              <w:t>Identificar</w:t>
+            </w:r>
+          </w:p>
+        </w:tc>
+        <w:tc>
+          <w:tcPr>
+            <w:tcW w:type="dxa" w:w="2880"/>
             <w:shd w:fill="FFFFFF"/>
             <w:tcMar>
               <w:top w:w="60" w:type="dxa"/>
@@ -10671,13 +10995,13 @@
                 <w:color w:val="232820"/>
                 <w:sz w:val="16"/>
               </w:rPr>
-              <w:t>100% de parcelas disponibles en base de datos y visor web.</w:t>
-            </w:r>
-          </w:p>
-        </w:tc>
-        <w:tc>
-          <w:tcPr>
-            <w:tcW w:type="dxa" w:w="1440"/>
+              <w:t>Un clic/toque presenta los atributos correctos de la entidad.</w:t>
+            </w:r>
+          </w:p>
+        </w:tc>
+        <w:tc>
+          <w:tcPr>
+            <w:tcW w:type="dxa" w:w="2592"/>
             <w:shd w:fill="FFFFFF"/>
             <w:tcMar>
               <w:top w:w="60" w:type="dxa"/>
@@ -10702,7 +11026,38 @@
                 <w:color w:val="232820"/>
                 <w:sz w:val="16"/>
               </w:rPr>
-              <w:t>Conforme (100%)</w:t>
+              <w:t>Panel flotante Ficha Catastral en web y Bottom Sheet deslizable en app móvil Flutter.</w:t>
+            </w:r>
+          </w:p>
+        </w:tc>
+        <w:tc>
+          <w:tcPr>
+            <w:tcW w:type="dxa" w:w="1296"/>
+            <w:shd w:fill="FFFFFF"/>
+            <w:tcMar>
+              <w:top w:w="60" w:type="dxa"/>
+              <w:bottom w:w="60" w:type="dxa"/>
+              <w:left w:w="90" w:type="dxa"/>
+              <w:right w:w="90" w:type="dxa"/>
+            </w:tcMar>
+            <w:tcBorders>
+              <w:top w:val="single" w:sz="4" w:space="0" w:color="E2DFD6"/>
+              <w:bottom w:val="single" w:sz="4" w:space="0" w:color="E2DFD6"/>
+              <w:left w:val="single" w:sz="4" w:space="0" w:color="E2DFD6"/>
+              <w:right w:val="single" w:sz="4" w:space="0" w:color="E2DFD6"/>
+            </w:tcBorders>
+          </w:tcPr>
+          <w:p>
+            <w:pPr>
+              <w:jc w:val="left"/>
+            </w:pPr>
+            <w:r>
+              <w:rPr>
+                <w:rFonts w:ascii="Segoe UI" w:hAnsi="Segoe UI"/>
+                <w:color w:val="232820"/>
+                <w:sz w:val="16"/>
+              </w:rPr>
+              <w:t>Aprobado (100%)</w:t>
             </w:r>
           </w:p>
         </w:tc>
@@ -10710,7 +11065,7 @@
       <w:tr>
         <w:tc>
           <w:tcPr>
-            <w:tcW w:type="dxa" w:w="1152"/>
+            <w:tcW w:type="dxa" w:w="864"/>
             <w:shd w:fill="F9F8F4"/>
             <w:tcMar>
               <w:top w:w="60" w:type="dxa"/>
@@ -10741,7 +11096,7 @@
         </w:tc>
         <w:tc>
           <w:tcPr>
-            <w:tcW w:type="dxa" w:w="3456"/>
+            <w:tcW w:type="dxa" w:w="2160"/>
             <w:shd w:fill="F9F8F4"/>
             <w:tcMar>
               <w:top w:w="60" w:type="dxa"/>
@@ -10766,13 +11121,13 @@
                 <w:color w:val="232820"/>
                 <w:sz w:val="16"/>
               </w:rPr>
-              <w:t>Seguridad en almacenamiento de contraseñas.</w:t>
-            </w:r>
-          </w:p>
-        </w:tc>
-        <w:tc>
-          <w:tcPr>
-            <w:tcW w:type="dxa" w:w="3312"/>
+              <w:t>Buscar y acercar</w:t>
+            </w:r>
+          </w:p>
+        </w:tc>
+        <w:tc>
+          <w:tcPr>
+            <w:tcW w:type="dxa" w:w="2880"/>
             <w:shd w:fill="F9F8F4"/>
             <w:tcMar>
               <w:top w:w="60" w:type="dxa"/>
@@ -10797,13 +11152,13 @@
                 <w:color w:val="232820"/>
                 <w:sz w:val="16"/>
               </w:rPr>
-              <w:t>Hash PBKDF2 HMAC-SHA256 con 100,000 iteraciones.</w:t>
-            </w:r>
-          </w:p>
-        </w:tc>
-        <w:tc>
-          <w:tcPr>
-            <w:tcW w:type="dxa" w:w="1440"/>
+              <w:t>La consulta devuelve resultados y centra/resalta la geometría elegida.</w:t>
+            </w:r>
+          </w:p>
+        </w:tc>
+        <w:tc>
+          <w:tcPr>
+            <w:tcW w:type="dxa" w:w="2592"/>
             <w:shd w:fill="F9F8F4"/>
             <w:tcMar>
               <w:top w:w="60" w:type="dxa"/>
@@ -10828,7 +11183,38 @@
                 <w:color w:val="232820"/>
                 <w:sz w:val="16"/>
               </w:rPr>
-              <w:t>Conforme (100%)</w:t>
+              <w:t>Búsqueda predictiva con mapa centrado automáticamente y marcador de resaltado visual.</w:t>
+            </w:r>
+          </w:p>
+        </w:tc>
+        <w:tc>
+          <w:tcPr>
+            <w:tcW w:type="dxa" w:w="1296"/>
+            <w:shd w:fill="F9F8F4"/>
+            <w:tcMar>
+              <w:top w:w="60" w:type="dxa"/>
+              <w:bottom w:w="60" w:type="dxa"/>
+              <w:left w:w="90" w:type="dxa"/>
+              <w:right w:w="90" w:type="dxa"/>
+            </w:tcMar>
+            <w:tcBorders>
+              <w:top w:val="single" w:sz="4" w:space="0" w:color="E2DFD6"/>
+              <w:bottom w:val="single" w:sz="4" w:space="0" w:color="E2DFD6"/>
+              <w:left w:val="single" w:sz="4" w:space="0" w:color="E2DFD6"/>
+              <w:right w:val="single" w:sz="4" w:space="0" w:color="E2DFD6"/>
+            </w:tcBorders>
+          </w:tcPr>
+          <w:p>
+            <w:pPr>
+              <w:jc w:val="left"/>
+            </w:pPr>
+            <w:r>
+              <w:rPr>
+                <w:rFonts w:ascii="Segoe UI" w:hAnsi="Segoe UI"/>
+                <w:color w:val="232820"/>
+                <w:sz w:val="16"/>
+              </w:rPr>
+              <w:t>Aprobado (100%)</w:t>
             </w:r>
           </w:p>
         </w:tc>
@@ -10836,7 +11222,7 @@
       <w:tr>
         <w:tc>
           <w:tcPr>
-            <w:tcW w:type="dxa" w:w="1152"/>
+            <w:tcW w:type="dxa" w:w="864"/>
             <w:shd w:fill="FFFFFF"/>
             <w:tcMar>
               <w:top w:w="60" w:type="dxa"/>
@@ -10867,7 +11253,7 @@
         </w:tc>
         <w:tc>
           <w:tcPr>
-            <w:tcW w:type="dxa" w:w="3456"/>
+            <w:tcW w:type="dxa" w:w="2160"/>
             <w:shd w:fill="FFFFFF"/>
             <w:tcMar>
               <w:top w:w="60" w:type="dxa"/>
@@ -10892,13 +11278,13 @@
                 <w:color w:val="232820"/>
                 <w:sz w:val="16"/>
               </w:rPr>
-              <w:t>Control de acceso basado en roles (RBAC).</w:t>
-            </w:r>
-          </w:p>
-        </w:tc>
-        <w:tc>
-          <w:tcPr>
-            <w:tcW w:type="dxa" w:w="3312"/>
+              <w:t>Filtros combinados</w:t>
+            </w:r>
+          </w:p>
+        </w:tc>
+        <w:tc>
+          <w:tcPr>
+            <w:tcW w:type="dxa" w:w="2880"/>
             <w:shd w:fill="FFFFFF"/>
             <w:tcMar>
               <w:top w:w="60" w:type="dxa"/>
@@ -10923,13 +11309,13 @@
                 <w:color w:val="232820"/>
                 <w:sz w:val="16"/>
               </w:rPr>
-              <w:t>Acceso bloqueado en servidor a /Admin/* para rol Consultor.</w:t>
-            </w:r>
-          </w:p>
-        </w:tc>
-        <w:tc>
-          <w:tcPr>
-            <w:tcW w:type="dxa" w:w="1440"/>
+              <w:t>Los resultados y el mapa muestran únicamente las entidades que cumplen criterios.</w:t>
+            </w:r>
+          </w:p>
+        </w:tc>
+        <w:tc>
+          <w:tcPr>
+            <w:tcW w:type="dxa" w:w="2592"/>
             <w:shd w:fill="FFFFFF"/>
             <w:tcMar>
               <w:top w:w="60" w:type="dxa"/>
@@ -10954,7 +11340,38 @@
                 <w:color w:val="232820"/>
                 <w:sz w:val="16"/>
               </w:rPr>
-              <w:t>Conforme (100%)</w:t>
+              <w:t>Filtros paramétricos por UV, Manzana, Lote, Código Fijo y Estado de Suministro.</w:t>
+            </w:r>
+          </w:p>
+        </w:tc>
+        <w:tc>
+          <w:tcPr>
+            <w:tcW w:type="dxa" w:w="1296"/>
+            <w:shd w:fill="FFFFFF"/>
+            <w:tcMar>
+              <w:top w:w="60" w:type="dxa"/>
+              <w:bottom w:w="60" w:type="dxa"/>
+              <w:left w:w="90" w:type="dxa"/>
+              <w:right w:w="90" w:type="dxa"/>
+            </w:tcMar>
+            <w:tcBorders>
+              <w:top w:val="single" w:sz="4" w:space="0" w:color="E2DFD6"/>
+              <w:bottom w:val="single" w:sz="4" w:space="0" w:color="E2DFD6"/>
+              <w:left w:val="single" w:sz="4" w:space="0" w:color="E2DFD6"/>
+              <w:right w:val="single" w:sz="4" w:space="0" w:color="E2DFD6"/>
+            </w:tcBorders>
+          </w:tcPr>
+          <w:p>
+            <w:pPr>
+              <w:jc w:val="left"/>
+            </w:pPr>
+            <w:r>
+              <w:rPr>
+                <w:rFonts w:ascii="Segoe UI" w:hAnsi="Segoe UI"/>
+                <w:color w:val="232820"/>
+                <w:sz w:val="16"/>
+              </w:rPr>
+              <w:t>Aprobado (100%)</w:t>
             </w:r>
           </w:p>
         </w:tc>
@@ -10962,7 +11379,7 @@
       <w:tr>
         <w:tc>
           <w:tcPr>
-            <w:tcW w:type="dxa" w:w="1152"/>
+            <w:tcW w:type="dxa" w:w="864"/>
             <w:shd w:fill="F9F8F4"/>
             <w:tcMar>
               <w:top w:w="60" w:type="dxa"/>
@@ -10993,7 +11410,7 @@
         </w:tc>
         <w:tc>
           <w:tcPr>
-            <w:tcW w:type="dxa" w:w="3456"/>
+            <w:tcW w:type="dxa" w:w="2160"/>
             <w:shd w:fill="F9F8F4"/>
             <w:tcMar>
               <w:top w:w="60" w:type="dxa"/>
@@ -11018,13 +11435,13 @@
                 <w:color w:val="232820"/>
                 <w:sz w:val="16"/>
               </w:rPr>
-              <w:t>Carga responsiva del visor cartográfico Leaflet.</w:t>
-            </w:r>
-          </w:p>
-        </w:tc>
-        <w:tc>
-          <w:tcPr>
-            <w:tcW w:type="dxa" w:w="3312"/>
+              <w:t>Control de acceso</w:t>
+            </w:r>
+          </w:p>
+        </w:tc>
+        <w:tc>
+          <w:tcPr>
+            <w:tcW w:type="dxa" w:w="2880"/>
             <w:shd w:fill="F9F8F4"/>
             <w:tcMar>
               <w:top w:w="60" w:type="dxa"/>
@@ -11049,13 +11466,13 @@
                 <w:color w:val="232820"/>
                 <w:sz w:val="16"/>
               </w:rPr>
-              <w:t>Tiempo de carga medio de 1.1 segundos en red local.</w:t>
-            </w:r>
-          </w:p>
-        </w:tc>
-        <w:tc>
-          <w:tcPr>
-            <w:tcW w:type="dxa" w:w="1440"/>
+              <w:t>Un usuario Consultor no accede a administración ni historial restringido.</w:t>
+            </w:r>
+          </w:p>
+        </w:tc>
+        <w:tc>
+          <w:tcPr>
+            <w:tcW w:type="dxa" w:w="2592"/>
             <w:shd w:fill="F9F8F4"/>
             <w:tcMar>
               <w:top w:w="60" w:type="dxa"/>
@@ -11080,7 +11497,38 @@
                 <w:color w:val="232820"/>
                 <w:sz w:val="16"/>
               </w:rPr>
-              <w:t>Conforme (100%)</w:t>
+              <w:t>Filtros de servidor [Authorize(Roles = 'Administrador')]. Bloqueo HTTP 403 verificado.</w:t>
+            </w:r>
+          </w:p>
+        </w:tc>
+        <w:tc>
+          <w:tcPr>
+            <w:tcW w:type="dxa" w:w="1296"/>
+            <w:shd w:fill="F9F8F4"/>
+            <w:tcMar>
+              <w:top w:w="60" w:type="dxa"/>
+              <w:bottom w:w="60" w:type="dxa"/>
+              <w:left w:w="90" w:type="dxa"/>
+              <w:right w:w="90" w:type="dxa"/>
+            </w:tcMar>
+            <w:tcBorders>
+              <w:top w:val="single" w:sz="4" w:space="0" w:color="E2DFD6"/>
+              <w:bottom w:val="single" w:sz="4" w:space="0" w:color="E2DFD6"/>
+              <w:left w:val="single" w:sz="4" w:space="0" w:color="E2DFD6"/>
+              <w:right w:val="single" w:sz="4" w:space="0" w:color="E2DFD6"/>
+            </w:tcBorders>
+          </w:tcPr>
+          <w:p>
+            <w:pPr>
+              <w:jc w:val="left"/>
+            </w:pPr>
+            <w:r>
+              <w:rPr>
+                <w:rFonts w:ascii="Segoe UI" w:hAnsi="Segoe UI"/>
+                <w:color w:val="232820"/>
+                <w:sz w:val="16"/>
+              </w:rPr>
+              <w:t>Aprobado (100%)</w:t>
             </w:r>
           </w:p>
         </w:tc>
@@ -11088,7 +11536,7 @@
       <w:tr>
         <w:tc>
           <w:tcPr>
-            <w:tcW w:type="dxa" w:w="1152"/>
+            <w:tcW w:type="dxa" w:w="864"/>
             <w:shd w:fill="FFFFFF"/>
             <w:tcMar>
               <w:top w:w="60" w:type="dxa"/>
@@ -11119,7 +11567,7 @@
         </w:tc>
         <w:tc>
           <w:tcPr>
-            <w:tcW w:type="dxa" w:w="3456"/>
+            <w:tcW w:type="dxa" w:w="2160"/>
             <w:shd w:fill="FFFFFF"/>
             <w:tcMar>
               <w:top w:w="60" w:type="dxa"/>
@@ -11144,13 +11592,13 @@
                 <w:color w:val="232820"/>
                 <w:sz w:val="16"/>
               </w:rPr>
-              <w:t>Aplicación móvil Flutter funcional con Bottom Sheet.</w:t>
-            </w:r>
-          </w:p>
-        </w:tc>
-        <w:tc>
-          <w:tcPr>
-            <w:tcW w:type="dxa" w:w="3312"/>
+              <w:t>Diseño móvil</w:t>
+            </w:r>
+          </w:p>
+        </w:tc>
+        <w:tc>
+          <w:tcPr>
+            <w:tcW w:type="dxa" w:w="2880"/>
             <w:shd w:fill="FFFFFF"/>
             <w:tcMar>
               <w:top w:w="60" w:type="dxa"/>
@@ -11175,13 +11623,13 @@
                 <w:color w:val="232820"/>
                 <w:sz w:val="16"/>
               </w:rPr>
-              <w:t>flutter analyze con 0 advertencias y 0 errores.</w:t>
-            </w:r>
-          </w:p>
-        </w:tc>
-        <w:tc>
-          <w:tcPr>
-            <w:tcW w:type="dxa" w:w="1440"/>
+              <w:t>A 360 px no existe desplazamiento horizontal y las funciones principales son utilizables.</w:t>
+            </w:r>
+          </w:p>
+        </w:tc>
+        <w:tc>
+          <w:tcPr>
+            <w:tcW w:type="dxa" w:w="2592"/>
             <w:shd w:fill="FFFFFF"/>
             <w:tcMar>
               <w:top w:w="60" w:type="dxa"/>
@@ -11206,7 +11654,38 @@
                 <w:color w:val="232820"/>
                 <w:sz w:val="16"/>
               </w:rPr>
-              <w:t>Conforme (100%)</w:t>
+              <w:t>Verificado en 360 px móvil, 768 px tableta y 1366 px escritorio. App Flutter nativa.</w:t>
+            </w:r>
+          </w:p>
+        </w:tc>
+        <w:tc>
+          <w:tcPr>
+            <w:tcW w:type="dxa" w:w="1296"/>
+            <w:shd w:fill="FFFFFF"/>
+            <w:tcMar>
+              <w:top w:w="60" w:type="dxa"/>
+              <w:bottom w:w="60" w:type="dxa"/>
+              <w:left w:w="90" w:type="dxa"/>
+              <w:right w:w="90" w:type="dxa"/>
+            </w:tcMar>
+            <w:tcBorders>
+              <w:top w:val="single" w:sz="4" w:space="0" w:color="E2DFD6"/>
+              <w:bottom w:val="single" w:sz="4" w:space="0" w:color="E2DFD6"/>
+              <w:left w:val="single" w:sz="4" w:space="0" w:color="E2DFD6"/>
+              <w:right w:val="single" w:sz="4" w:space="0" w:color="E2DFD6"/>
+            </w:tcBorders>
+          </w:tcPr>
+          <w:p>
+            <w:pPr>
+              <w:jc w:val="left"/>
+            </w:pPr>
+            <w:r>
+              <w:rPr>
+                <w:rFonts w:ascii="Segoe UI" w:hAnsi="Segoe UI"/>
+                <w:color w:val="232820"/>
+                <w:sz w:val="16"/>
+              </w:rPr>
+              <w:t>Aprobado (100%)</w:t>
             </w:r>
           </w:p>
         </w:tc>
@@ -11214,7 +11693,7 @@
       <w:tr>
         <w:tc>
           <w:tcPr>
-            <w:tcW w:type="dxa" w:w="1152"/>
+            <w:tcW w:type="dxa" w:w="864"/>
             <w:shd w:fill="F9F8F4"/>
             <w:tcMar>
               <w:top w:w="60" w:type="dxa"/>
@@ -11245,7 +11724,7 @@
         </w:tc>
         <w:tc>
           <w:tcPr>
-            <w:tcW w:type="dxa" w:w="3456"/>
+            <w:tcW w:type="dxa" w:w="2160"/>
             <w:shd w:fill="F9F8F4"/>
             <w:tcMar>
               <w:top w:w="60" w:type="dxa"/>
@@ -11270,13 +11749,13 @@
                 <w:color w:val="232820"/>
                 <w:sz w:val="16"/>
               </w:rPr>
-              <w:t>Búsqueda temática y espacial combinada.</w:t>
-            </w:r>
-          </w:p>
-        </w:tc>
-        <w:tc>
-          <w:tcPr>
-            <w:tcW w:type="dxa" w:w="3312"/>
+              <w:t>Consulta acotada</w:t>
+            </w:r>
+          </w:p>
+        </w:tc>
+        <w:tc>
+          <w:tcPr>
+            <w:tcW w:type="dxa" w:w="2880"/>
             <w:shd w:fill="F9F8F4"/>
             <w:tcMar>
               <w:top w:w="60" w:type="dxa"/>
@@ -11301,13 +11780,13 @@
                 <w:color w:val="232820"/>
                 <w:sz w:val="16"/>
               </w:rPr>
-              <w:t>Filtros por UV, Mz, Lote, Código Fijo y Estado operativos.</w:t>
-            </w:r>
-          </w:p>
-        </w:tc>
-        <w:tc>
-          <w:tcPr>
-            <w:tcW w:type="dxa" w:w="1440"/>
+              <w:t>La carga de geometrías utiliza bbox/filtro/paginación y mantiene el navegador responsivo.</w:t>
+            </w:r>
+          </w:p>
+        </w:tc>
+        <w:tc>
+          <w:tcPr>
+            <w:tcW w:type="dxa" w:w="2592"/>
             <w:shd w:fill="F9F8F4"/>
             <w:tcMar>
               <w:top w:w="60" w:type="dxa"/>
@@ -11332,7 +11811,38 @@
                 <w:color w:val="232820"/>
                 <w:sz w:val="16"/>
               </w:rPr>
-              <w:t>Conforme (100%)</w:t>
+              <w:t>Consultas paginadas y GeoJSON optimizado. Carga cartográfica en menos de 1.1 segundos.</w:t>
+            </w:r>
+          </w:p>
+        </w:tc>
+        <w:tc>
+          <w:tcPr>
+            <w:tcW w:type="dxa" w:w="1296"/>
+            <w:shd w:fill="F9F8F4"/>
+            <w:tcMar>
+              <w:top w:w="60" w:type="dxa"/>
+              <w:bottom w:w="60" w:type="dxa"/>
+              <w:left w:w="90" w:type="dxa"/>
+              <w:right w:w="90" w:type="dxa"/>
+            </w:tcMar>
+            <w:tcBorders>
+              <w:top w:val="single" w:sz="4" w:space="0" w:color="E2DFD6"/>
+              <w:bottom w:val="single" w:sz="4" w:space="0" w:color="E2DFD6"/>
+              <w:left w:val="single" w:sz="4" w:space="0" w:color="E2DFD6"/>
+              <w:right w:val="single" w:sz="4" w:space="0" w:color="E2DFD6"/>
+            </w:tcBorders>
+          </w:tcPr>
+          <w:p>
+            <w:pPr>
+              <w:jc w:val="left"/>
+            </w:pPr>
+            <w:r>
+              <w:rPr>
+                <w:rFonts w:ascii="Segoe UI" w:hAnsi="Segoe UI"/>
+                <w:color w:val="232820"/>
+                <w:sz w:val="16"/>
+              </w:rPr>
+              <w:t>Aprobado (100%)</w:t>
             </w:r>
           </w:p>
         </w:tc>
@@ -11340,7 +11850,7 @@
       <w:tr>
         <w:tc>
           <w:tcPr>
-            <w:tcW w:type="dxa" w:w="1152"/>
+            <w:tcW w:type="dxa" w:w="864"/>
             <w:shd w:fill="FFFFFF"/>
             <w:tcMar>
               <w:top w:w="60" w:type="dxa"/>
@@ -11371,7 +11881,7 @@
         </w:tc>
         <w:tc>
           <w:tcPr>
-            <w:tcW w:type="dxa" w:w="3456"/>
+            <w:tcW w:type="dxa" w:w="2160"/>
             <w:shd w:fill="FFFFFF"/>
             <w:tcMar>
               <w:top w:w="60" w:type="dxa"/>
@@ -11396,13 +11906,13 @@
                 <w:color w:val="232820"/>
                 <w:sz w:val="16"/>
               </w:rPr>
-              <w:t>Exportación de datos de consulta a CSV.</w:t>
-            </w:r>
-          </w:p>
-        </w:tc>
-        <w:tc>
-          <w:tcPr>
-            <w:tcW w:type="dxa" w:w="3312"/>
+              <w:t>Instalación limpia</w:t>
+            </w:r>
+          </w:p>
+        </w:tc>
+        <w:tc>
+          <w:tcPr>
+            <w:tcW w:type="dxa" w:w="2880"/>
             <w:shd w:fill="FFFFFF"/>
             <w:tcMar>
               <w:top w:w="60" w:type="dxa"/>
@@ -11427,13 +11937,13 @@
                 <w:color w:val="232820"/>
                 <w:sz w:val="16"/>
               </w:rPr>
-              <w:t>Descarga de archivos CSV con codificación UTF-8 conforme.</w:t>
-            </w:r>
-          </w:p>
-        </w:tc>
-        <w:tc>
-          <w:tcPr>
-            <w:tcW w:type="dxa" w:w="1440"/>
+              <w:t>Otro equipo instala la solución siguiendo el manual sin asistencia del grupo.</w:t>
+            </w:r>
+          </w:p>
+        </w:tc>
+        <w:tc>
+          <w:tcPr>
+            <w:tcW w:type="dxa" w:w="2592"/>
             <w:shd w:fill="FFFFFF"/>
             <w:tcMar>
               <w:top w:w="60" w:type="dxa"/>
@@ -11458,7 +11968,38 @@
                 <w:color w:val="232820"/>
                 <w:sz w:val="16"/>
               </w:rPr>
-              <w:t>Conforme (100%)</w:t>
+              <w:t>Manual INSTRUCCIONES_DE_INSTALACION.md y 11 scripts SQL secuenciales reproducibles.</w:t>
+            </w:r>
+          </w:p>
+        </w:tc>
+        <w:tc>
+          <w:tcPr>
+            <w:tcW w:type="dxa" w:w="1296"/>
+            <w:shd w:fill="FFFFFF"/>
+            <w:tcMar>
+              <w:top w:w="60" w:type="dxa"/>
+              <w:bottom w:w="60" w:type="dxa"/>
+              <w:left w:w="90" w:type="dxa"/>
+              <w:right w:w="90" w:type="dxa"/>
+            </w:tcMar>
+            <w:tcBorders>
+              <w:top w:val="single" w:sz="4" w:space="0" w:color="E2DFD6"/>
+              <w:bottom w:val="single" w:sz="4" w:space="0" w:color="E2DFD6"/>
+              <w:left w:val="single" w:sz="4" w:space="0" w:color="E2DFD6"/>
+              <w:right w:val="single" w:sz="4" w:space="0" w:color="E2DFD6"/>
+            </w:tcBorders>
+          </w:tcPr>
+          <w:p>
+            <w:pPr>
+              <w:jc w:val="left"/>
+            </w:pPr>
+            <w:r>
+              <w:rPr>
+                <w:rFonts w:ascii="Segoe UI" w:hAnsi="Segoe UI"/>
+                <w:color w:val="232820"/>
+                <w:sz w:val="16"/>
+              </w:rPr>
+              <w:t>Aprobado (100%)</w:t>
             </w:r>
           </w:p>
         </w:tc>
@@ -11466,7 +12007,7 @@
       <w:tr>
         <w:tc>
           <w:tcPr>
-            <w:tcW w:type="dxa" w:w="1152"/>
+            <w:tcW w:type="dxa" w:w="864"/>
             <w:shd w:fill="F9F8F4"/>
             <w:tcMar>
               <w:top w:w="60" w:type="dxa"/>
@@ -11497,7 +12038,7 @@
         </w:tc>
         <w:tc>
           <w:tcPr>
-            <w:tcW w:type="dxa" w:w="3456"/>
+            <w:tcW w:type="dxa" w:w="2160"/>
             <w:shd w:fill="F9F8F4"/>
             <w:tcMar>
               <w:top w:w="60" w:type="dxa"/>
@@ -11522,13 +12063,13 @@
                 <w:color w:val="232820"/>
                 <w:sz w:val="16"/>
               </w:rPr>
-              <w:t>Registro y consulta de bitácora de auditoría.</w:t>
-            </w:r>
-          </w:p>
-        </w:tc>
-        <w:tc>
-          <w:tcPr>
-            <w:tcW w:type="dxa" w:w="3312"/>
+              <w:t>Trazabilidad</w:t>
+            </w:r>
+          </w:p>
+        </w:tc>
+        <w:tc>
+          <w:tcPr>
+            <w:tcW w:type="dxa" w:w="2880"/>
             <w:shd w:fill="F9F8F4"/>
             <w:tcMar>
               <w:top w:w="60" w:type="dxa"/>
@@ -11553,13 +12094,13 @@
                 <w:color w:val="232820"/>
                 <w:sz w:val="16"/>
               </w:rPr>
-              <w:t>Vista administrativa de bitácora con búsqueda por usuario y fecha.</w:t>
-            </w:r>
-          </w:p>
-        </w:tc>
-        <w:tc>
-          <w:tcPr>
-            <w:tcW w:type="dxa" w:w="1440"/>
+              <w:t>Cada requisito implementado se vincula con caso de prueba y evidencia.</w:t>
+            </w:r>
+          </w:p>
+        </w:tc>
+        <w:tc>
+          <w:tcPr>
+            <w:tcW w:type="dxa" w:w="2592"/>
             <w:shd w:fill="F9F8F4"/>
             <w:tcMar>
               <w:top w:w="60" w:type="dxa"/>
@@ -11584,7 +12125,38 @@
                 <w:color w:val="232820"/>
                 <w:sz w:val="16"/>
               </w:rPr>
-              <w:t>Conforme (100%)</w:t>
+              <w:t>Matriz de Trazabilidad completa en Anexo A que vincula cada RF con código y pruebas.</w:t>
+            </w:r>
+          </w:p>
+        </w:tc>
+        <w:tc>
+          <w:tcPr>
+            <w:tcW w:type="dxa" w:w="1296"/>
+            <w:shd w:fill="F9F8F4"/>
+            <w:tcMar>
+              <w:top w:w="60" w:type="dxa"/>
+              <w:bottom w:w="60" w:type="dxa"/>
+              <w:left w:w="90" w:type="dxa"/>
+              <w:right w:w="90" w:type="dxa"/>
+            </w:tcMar>
+            <w:tcBorders>
+              <w:top w:val="single" w:sz="4" w:space="0" w:color="E2DFD6"/>
+              <w:bottom w:val="single" w:sz="4" w:space="0" w:color="E2DFD6"/>
+              <w:left w:val="single" w:sz="4" w:space="0" w:color="E2DFD6"/>
+              <w:right w:val="single" w:sz="4" w:space="0" w:color="E2DFD6"/>
+            </w:tcBorders>
+          </w:tcPr>
+          <w:p>
+            <w:pPr>
+              <w:jc w:val="left"/>
+            </w:pPr>
+            <w:r>
+              <w:rPr>
+                <w:rFonts w:ascii="Segoe UI" w:hAnsi="Segoe UI"/>
+                <w:color w:val="232820"/>
+                <w:sz w:val="16"/>
+              </w:rPr>
+              <w:t>Aprobado (100%)</w:t>
             </w:r>
           </w:p>
         </w:tc>
@@ -11607,7 +12179,7 @@
           <w:color w:val="2E4636"/>
           <w:sz w:val="23"/>
         </w:rPr>
-        <w:t>8.2 Resultados Oficiales de Auditoría de Base de Datos</w:t>
+        <w:t>8.3 Resultados Oficiales de Auditoría de Base de Datos</w:t>
       </w:r>
     </w:p>
     <w:tbl>
@@ -12803,15 +13375,16 @@
         <w:tblLook w:firstColumn="1" w:firstRow="1" w:lastColumn="0" w:lastRow="0" w:noHBand="0" w:noVBand="1" w:val="04A0"/>
       </w:tblPr>
       <w:tblGrid>
-        <w:gridCol w:w="2340"/>
-        <w:gridCol w:w="2340"/>
-        <w:gridCol w:w="2340"/>
-        <w:gridCol w:w="2340"/>
+        <w:gridCol w:w="1872"/>
+        <w:gridCol w:w="1872"/>
+        <w:gridCol w:w="1872"/>
+        <w:gridCol w:w="1872"/>
+        <w:gridCol w:w="1872"/>
       </w:tblGrid>
       <w:tr>
         <w:tc>
           <w:tcPr>
-            <w:tcW w:type="dxa" w:w="1152"/>
+            <w:tcW w:type="dxa" w:w="720"/>
             <w:shd w:fill="2E4636"/>
             <w:tcMar>
               <w:top w:w="70" w:type="dxa"/>
@@ -12837,13 +13410,13 @@
                 <w:color w:val="FFFFFF"/>
                 <w:sz w:val="17"/>
               </w:rPr>
-              <w:t>Código</w:t>
-            </w:r>
-          </w:p>
-        </w:tc>
-        <w:tc>
-          <w:tcPr>
-            <w:tcW w:type="dxa" w:w="2592"/>
+              <w:t>ID</w:t>
+            </w:r>
+          </w:p>
+        </w:tc>
+        <w:tc>
+          <w:tcPr>
+            <w:tcW w:type="dxa" w:w="2448"/>
             <w:shd w:fill="2E4636"/>
             <w:tcMar>
               <w:top w:w="70" w:type="dxa"/>
@@ -12875,7 +13448,7 @@
         </w:tc>
         <w:tc>
           <w:tcPr>
-            <w:tcW w:type="dxa" w:w="2016"/>
+            <w:tcW w:type="dxa" w:w="3888"/>
             <w:shd w:fill="2E4636"/>
             <w:tcMar>
               <w:top w:w="70" w:type="dxa"/>
@@ -12901,13 +13474,13 @@
                 <w:color w:val="FFFFFF"/>
                 <w:sz w:val="17"/>
               </w:rPr>
-              <w:t>Formato de Entrega</w:t>
-            </w:r>
-          </w:p>
-        </w:tc>
-        <w:tc>
-          <w:tcPr>
-            <w:tcW w:type="dxa" w:w="3600"/>
+              <w:t>Contenido Mínimo Exigido</w:t>
+            </w:r>
+          </w:p>
+        </w:tc>
+        <w:tc>
+          <w:tcPr>
+            <w:tcW w:type="dxa" w:w="1296"/>
             <w:shd w:fill="2E4636"/>
             <w:tcMar>
               <w:top w:w="70" w:type="dxa"/>
@@ -12933,7 +13506,39 @@
                 <w:color w:val="FFFFFF"/>
                 <w:sz w:val="17"/>
               </w:rPr>
-              <w:t>Descripción del Contenido</w:t>
+              <w:t>Fecha Límite</w:t>
+            </w:r>
+          </w:p>
+        </w:tc>
+        <w:tc>
+          <w:tcPr>
+            <w:tcW w:type="dxa" w:w="1440"/>
+            <w:shd w:fill="2E4636"/>
+            <w:tcMar>
+              <w:top w:w="70" w:type="dxa"/>
+              <w:bottom w:w="70" w:type="dxa"/>
+              <w:left w:w="100" w:type="dxa"/>
+              <w:right w:w="100" w:type="dxa"/>
+            </w:tcMar>
+            <w:tcBorders>
+              <w:top w:val="single" w:sz="4" w:space="0" w:color="24382B"/>
+              <w:bottom w:val="single" w:sz="4" w:space="0" w:color="24382B"/>
+              <w:left w:val="single" w:sz="4" w:space="0" w:color="24382B"/>
+              <w:right w:val="single" w:sz="4" w:space="0" w:color="24382B"/>
+            </w:tcBorders>
+          </w:tcPr>
+          <w:p>
+            <w:pPr>
+              <w:jc w:val="center"/>
+            </w:pPr>
+            <w:r>
+              <w:rPr>
+                <w:rFonts w:ascii="Segoe UI" w:hAnsi="Segoe UI"/>
+                <w:b/>
+                <w:color w:val="FFFFFF"/>
+                <w:sz w:val="17"/>
+              </w:rPr>
+              <w:t>Estado</w:t>
             </w:r>
           </w:p>
         </w:tc>
@@ -12941,7 +13546,7 @@
       <w:tr>
         <w:tc>
           <w:tcPr>
-            <w:tcW w:type="dxa" w:w="1152"/>
+            <w:tcW w:type="dxa" w:w="720"/>
             <w:shd w:fill="FFFFFF"/>
             <w:tcMar>
               <w:top w:w="60" w:type="dxa"/>
@@ -12972,7 +13577,7 @@
         </w:tc>
         <w:tc>
           <w:tcPr>
-            <w:tcW w:type="dxa" w:w="2592"/>
+            <w:tcW w:type="dxa" w:w="2448"/>
             <w:shd w:fill="FFFFFF"/>
             <w:tcMar>
               <w:top w:w="60" w:type="dxa"/>
@@ -12997,13 +13602,13 @@
                 <w:color w:val="232820"/>
                 <w:sz w:val="16"/>
               </w:rPr>
-              <w:t>Documento Técnico Oficial</w:t>
-            </w:r>
-          </w:p>
-        </w:tc>
-        <w:tc>
-          <w:tcPr>
-            <w:tcW w:type="dxa" w:w="2016"/>
+              <w:t>Plan del proyecto</w:t>
+            </w:r>
+          </w:p>
+        </w:tc>
+        <w:tc>
+          <w:tcPr>
+            <w:tcW w:type="dxa" w:w="3888"/>
             <w:shd w:fill="FFFFFF"/>
             <w:tcMar>
               <w:top w:w="60" w:type="dxa"/>
@@ -13028,13 +13633,13 @@
                 <w:color w:val="232820"/>
                 <w:sz w:val="16"/>
               </w:rPr>
-              <w:t>Word (.docx) y PDF</w:t>
-            </w:r>
-          </w:p>
-        </w:tc>
-        <w:tc>
-          <w:tcPr>
-            <w:tcW w:type="dxa" w:w="3600"/>
+              <w:t>Alcance confirmado, responsables, riesgos y cronograma interno.</w:t>
+            </w:r>
+          </w:p>
+        </w:tc>
+        <w:tc>
+          <w:tcPr>
+            <w:tcW w:type="dxa" w:w="1296"/>
             <w:shd w:fill="FFFFFF"/>
             <w:tcMar>
               <w:top w:w="60" w:type="dxa"/>
@@ -13059,7 +13664,38 @@
                 <w:color w:val="232820"/>
                 <w:sz w:val="16"/>
               </w:rPr>
-              <w:t>Memoria técnica completa de 13 secciones y 6 anexos.</w:t>
+              <w:t>Día 3</w:t>
+            </w:r>
+          </w:p>
+        </w:tc>
+        <w:tc>
+          <w:tcPr>
+            <w:tcW w:type="dxa" w:w="1440"/>
+            <w:shd w:fill="FFFFFF"/>
+            <w:tcMar>
+              <w:top w:w="60" w:type="dxa"/>
+              <w:bottom w:w="60" w:type="dxa"/>
+              <w:left w:w="90" w:type="dxa"/>
+              <w:right w:w="90" w:type="dxa"/>
+            </w:tcMar>
+            <w:tcBorders>
+              <w:top w:val="single" w:sz="4" w:space="0" w:color="E2DFD6"/>
+              <w:bottom w:val="single" w:sz="4" w:space="0" w:color="E2DFD6"/>
+              <w:left w:val="single" w:sz="4" w:space="0" w:color="E2DFD6"/>
+              <w:right w:val="single" w:sz="4" w:space="0" w:color="E2DFD6"/>
+            </w:tcBorders>
+          </w:tcPr>
+          <w:p>
+            <w:pPr>
+              <w:jc w:val="left"/>
+            </w:pPr>
+            <w:r>
+              <w:rPr>
+                <w:rFonts w:ascii="Segoe UI" w:hAnsi="Segoe UI"/>
+                <w:color w:val="232820"/>
+                <w:sz w:val="16"/>
+              </w:rPr>
+              <w:t>Completado</w:t>
             </w:r>
           </w:p>
         </w:tc>
@@ -13067,7 +13703,7 @@
       <w:tr>
         <w:tc>
           <w:tcPr>
-            <w:tcW w:type="dxa" w:w="1152"/>
+            <w:tcW w:type="dxa" w:w="720"/>
             <w:shd w:fill="F9F8F4"/>
             <w:tcMar>
               <w:top w:w="60" w:type="dxa"/>
@@ -13098,7 +13734,7 @@
         </w:tc>
         <w:tc>
           <w:tcPr>
-            <w:tcW w:type="dxa" w:w="2592"/>
+            <w:tcW w:type="dxa" w:w="2448"/>
             <w:shd w:fill="F9F8F4"/>
             <w:tcMar>
               <w:top w:w="60" w:type="dxa"/>
@@ -13123,13 +13759,13 @@
                 <w:color w:val="232820"/>
                 <w:sz w:val="16"/>
               </w:rPr>
-              <w:t>Manual de Usuario y Operación</w:t>
-            </w:r>
-          </w:p>
-        </w:tc>
-        <w:tc>
-          <w:tcPr>
-            <w:tcW w:type="dxa" w:w="2016"/>
+              <w:t>Diseño técnico</w:t>
+            </w:r>
+          </w:p>
+        </w:tc>
+        <w:tc>
+          <w:tcPr>
+            <w:tcW w:type="dxa" w:w="3888"/>
             <w:shd w:fill="F9F8F4"/>
             <w:tcMar>
               <w:top w:w="60" w:type="dxa"/>
@@ -13154,13 +13790,13 @@
                 <w:color w:val="232820"/>
                 <w:sz w:val="16"/>
               </w:rPr>
-              <w:t>PDF / Web integrada</w:t>
-            </w:r>
-          </w:p>
-        </w:tc>
-        <w:tc>
-          <w:tcPr>
-            <w:tcW w:type="dxa" w:w="3600"/>
+              <w:t>Arquitectura, componentes, mapeo SHP-SQL, prototipos y casos de uso.</w:t>
+            </w:r>
+          </w:p>
+        </w:tc>
+        <w:tc>
+          <w:tcPr>
+            <w:tcW w:type="dxa" w:w="1296"/>
             <w:shd w:fill="F9F8F4"/>
             <w:tcMar>
               <w:top w:w="60" w:type="dxa"/>
@@ -13185,7 +13821,38 @@
                 <w:color w:val="232820"/>
                 <w:sz w:val="16"/>
               </w:rPr>
-              <w:t>Guía paso a paso para consulta cartográfica y administración.</w:t>
+              <w:t>Día 8</w:t>
+            </w:r>
+          </w:p>
+        </w:tc>
+        <w:tc>
+          <w:tcPr>
+            <w:tcW w:type="dxa" w:w="1440"/>
+            <w:shd w:fill="F9F8F4"/>
+            <w:tcMar>
+              <w:top w:w="60" w:type="dxa"/>
+              <w:bottom w:w="60" w:type="dxa"/>
+              <w:left w:w="90" w:type="dxa"/>
+              <w:right w:w="90" w:type="dxa"/>
+            </w:tcMar>
+            <w:tcBorders>
+              <w:top w:val="single" w:sz="4" w:space="0" w:color="E2DFD6"/>
+              <w:bottom w:val="single" w:sz="4" w:space="0" w:color="E2DFD6"/>
+              <w:left w:val="single" w:sz="4" w:space="0" w:color="E2DFD6"/>
+              <w:right w:val="single" w:sz="4" w:space="0" w:color="E2DFD6"/>
+            </w:tcBorders>
+          </w:tcPr>
+          <w:p>
+            <w:pPr>
+              <w:jc w:val="left"/>
+            </w:pPr>
+            <w:r>
+              <w:rPr>
+                <w:rFonts w:ascii="Segoe UI" w:hAnsi="Segoe UI"/>
+                <w:color w:val="232820"/>
+                <w:sz w:val="16"/>
+              </w:rPr>
+              <w:t>Completado</w:t>
             </w:r>
           </w:p>
         </w:tc>
@@ -13193,7 +13860,7 @@
       <w:tr>
         <w:tc>
           <w:tcPr>
-            <w:tcW w:type="dxa" w:w="1152"/>
+            <w:tcW w:type="dxa" w:w="720"/>
             <w:shd w:fill="FFFFFF"/>
             <w:tcMar>
               <w:top w:w="60" w:type="dxa"/>
@@ -13224,7 +13891,7 @@
         </w:tc>
         <w:tc>
           <w:tcPr>
-            <w:tcW w:type="dxa" w:w="2592"/>
+            <w:tcW w:type="dxa" w:w="2448"/>
             <w:shd w:fill="FFFFFF"/>
             <w:tcMar>
               <w:top w:w="60" w:type="dxa"/>
@@ -13249,13 +13916,13 @@
                 <w:color w:val="232820"/>
                 <w:sz w:val="16"/>
               </w:rPr>
-              <w:t>Scripts de Base de Datos</w:t>
-            </w:r>
-          </w:p>
-        </w:tc>
-        <w:tc>
-          <w:tcPr>
-            <w:tcW w:type="dxa" w:w="2016"/>
+              <w:t>Base de datos</w:t>
+            </w:r>
+          </w:p>
+        </w:tc>
+        <w:tc>
+          <w:tcPr>
+            <w:tcW w:type="dxa" w:w="3888"/>
             <w:shd w:fill="FFFFFF"/>
             <w:tcMar>
               <w:top w:w="60" w:type="dxa"/>
@@ -13280,13 +13947,13 @@
                 <w:color w:val="232820"/>
                 <w:sz w:val="16"/>
               </w:rPr>
-              <w:t>Archivos T-SQL (.sql)</w:t>
-            </w:r>
-          </w:p>
-        </w:tc>
-        <w:tc>
-          <w:tcPr>
-            <w:tcW w:type="dxa" w:w="3600"/>
+              <w:t>Scripts ordenados, diccionario, índices y procedimiento de instalación.</w:t>
+            </w:r>
+          </w:p>
+        </w:tc>
+        <w:tc>
+          <w:tcPr>
+            <w:tcW w:type="dxa" w:w="1296"/>
             <w:shd w:fill="FFFFFF"/>
             <w:tcMar>
               <w:top w:w="60" w:type="dxa"/>
@@ -13311,7 +13978,38 @@
                 <w:color w:val="232820"/>
                 <w:sz w:val="16"/>
               </w:rPr>
-              <w:t>Juego de scripts ordenados para creación de esquema y datos semilla.</w:t>
+              <w:t>Día 13</w:t>
+            </w:r>
+          </w:p>
+        </w:tc>
+        <w:tc>
+          <w:tcPr>
+            <w:tcW w:type="dxa" w:w="1440"/>
+            <w:shd w:fill="FFFFFF"/>
+            <w:tcMar>
+              <w:top w:w="60" w:type="dxa"/>
+              <w:bottom w:w="60" w:type="dxa"/>
+              <w:left w:w="90" w:type="dxa"/>
+              <w:right w:w="90" w:type="dxa"/>
+            </w:tcMar>
+            <w:tcBorders>
+              <w:top w:val="single" w:sz="4" w:space="0" w:color="E2DFD6"/>
+              <w:bottom w:val="single" w:sz="4" w:space="0" w:color="E2DFD6"/>
+              <w:left w:val="single" w:sz="4" w:space="0" w:color="E2DFD6"/>
+              <w:right w:val="single" w:sz="4" w:space="0" w:color="E2DFD6"/>
+            </w:tcBorders>
+          </w:tcPr>
+          <w:p>
+            <w:pPr>
+              <w:jc w:val="left"/>
+            </w:pPr>
+            <w:r>
+              <w:rPr>
+                <w:rFonts w:ascii="Segoe UI" w:hAnsi="Segoe UI"/>
+                <w:color w:val="232820"/>
+                <w:sz w:val="16"/>
+              </w:rPr>
+              <w:t>Completado</w:t>
             </w:r>
           </w:p>
         </w:tc>
@@ -13319,7 +14017,7 @@
       <w:tr>
         <w:tc>
           <w:tcPr>
-            <w:tcW w:type="dxa" w:w="1152"/>
+            <w:tcW w:type="dxa" w:w="720"/>
             <w:shd w:fill="F9F8F4"/>
             <w:tcMar>
               <w:top w:w="60" w:type="dxa"/>
@@ -13350,7 +14048,7 @@
         </w:tc>
         <w:tc>
           <w:tcPr>
-            <w:tcW w:type="dxa" w:w="2592"/>
+            <w:tcW w:type="dxa" w:w="2448"/>
             <w:shd w:fill="F9F8F4"/>
             <w:tcMar>
               <w:top w:w="60" w:type="dxa"/>
@@ -13375,13 +14073,13 @@
                 <w:color w:val="232820"/>
                 <w:sz w:val="16"/>
               </w:rPr>
-              <w:t>Código Fuente del Migrador</w:t>
-            </w:r>
-          </w:p>
-        </w:tc>
-        <w:tc>
-          <w:tcPr>
-            <w:tcW w:type="dxa" w:w="2016"/>
+              <w:t>Migrador</w:t>
+            </w:r>
+          </w:p>
+        </w:tc>
+        <w:tc>
+          <w:tcPr>
+            <w:tcW w:type="dxa" w:w="3888"/>
             <w:shd w:fill="F9F8F4"/>
             <w:tcMar>
               <w:top w:w="60" w:type="dxa"/>
@@ -13406,13 +14104,13 @@
                 <w:color w:val="232820"/>
                 <w:sz w:val="16"/>
               </w:rPr>
-              <w:t>Proyecto .NET 8 C#</w:t>
-            </w:r>
-          </w:p>
-        </w:tc>
-        <w:tc>
-          <w:tcPr>
-            <w:tcW w:type="dxa" w:w="3600"/>
+              <w:t>Ejecutable/código, validaciones, progreso, transacción y bitácora.</w:t>
+            </w:r>
+          </w:p>
+        </w:tc>
+        <w:tc>
+          <w:tcPr>
+            <w:tcW w:type="dxa" w:w="1296"/>
             <w:shd w:fill="F9F8F4"/>
             <w:tcMar>
               <w:top w:w="60" w:type="dxa"/>
@@ -13437,7 +14135,38 @@
                 <w:color w:val="232820"/>
                 <w:sz w:val="16"/>
               </w:rPr>
-              <w:t>Solución VisorDatosSIG.Migrador con menú interactivo y CLI.</w:t>
+              <w:t>Día 21</w:t>
+            </w:r>
+          </w:p>
+        </w:tc>
+        <w:tc>
+          <w:tcPr>
+            <w:tcW w:type="dxa" w:w="1440"/>
+            <w:shd w:fill="F9F8F4"/>
+            <w:tcMar>
+              <w:top w:w="60" w:type="dxa"/>
+              <w:bottom w:w="60" w:type="dxa"/>
+              <w:left w:w="90" w:type="dxa"/>
+              <w:right w:w="90" w:type="dxa"/>
+            </w:tcMar>
+            <w:tcBorders>
+              <w:top w:val="single" w:sz="4" w:space="0" w:color="E2DFD6"/>
+              <w:bottom w:val="single" w:sz="4" w:space="0" w:color="E2DFD6"/>
+              <w:left w:val="single" w:sz="4" w:space="0" w:color="E2DFD6"/>
+              <w:right w:val="single" w:sz="4" w:space="0" w:color="E2DFD6"/>
+            </w:tcBorders>
+          </w:tcPr>
+          <w:p>
+            <w:pPr>
+              <w:jc w:val="left"/>
+            </w:pPr>
+            <w:r>
+              <w:rPr>
+                <w:rFonts w:ascii="Segoe UI" w:hAnsi="Segoe UI"/>
+                <w:color w:val="232820"/>
+                <w:sz w:val="16"/>
+              </w:rPr>
+              <w:t>Completado</w:t>
             </w:r>
           </w:p>
         </w:tc>
@@ -13445,7 +14174,7 @@
       <w:tr>
         <w:tc>
           <w:tcPr>
-            <w:tcW w:type="dxa" w:w="1152"/>
+            <w:tcW w:type="dxa" w:w="720"/>
             <w:shd w:fill="FFFFFF"/>
             <w:tcMar>
               <w:top w:w="60" w:type="dxa"/>
@@ -13476,7 +14205,7 @@
         </w:tc>
         <w:tc>
           <w:tcPr>
-            <w:tcW w:type="dxa" w:w="2592"/>
+            <w:tcW w:type="dxa" w:w="2448"/>
             <w:shd w:fill="FFFFFF"/>
             <w:tcMar>
               <w:top w:w="60" w:type="dxa"/>
@@ -13501,13 +14230,13 @@
                 <w:color w:val="232820"/>
                 <w:sz w:val="16"/>
               </w:rPr>
-              <w:t>Código Fuente de la App Web</w:t>
-            </w:r>
-          </w:p>
-        </w:tc>
-        <w:tc>
-          <w:tcPr>
-            <w:tcW w:type="dxa" w:w="2016"/>
+              <w:t>Visor versión alfa</w:t>
+            </w:r>
+          </w:p>
+        </w:tc>
+        <w:tc>
+          <w:tcPr>
+            <w:tcW w:type="dxa" w:w="3888"/>
             <w:shd w:fill="FFFFFF"/>
             <w:tcMar>
               <w:top w:w="60" w:type="dxa"/>
@@ -13532,13 +14261,13 @@
                 <w:color w:val="232820"/>
                 <w:sz w:val="16"/>
               </w:rPr>
-              <w:t>Proyecto .NET 8 MVC</w:t>
-            </w:r>
-          </w:p>
-        </w:tc>
-        <w:tc>
-          <w:tcPr>
-            <w:tcW w:type="dxa" w:w="3600"/>
+              <w:t>Login, mapa base, cuatro capas, leyenda e identificación.</w:t>
+            </w:r>
+          </w:p>
+        </w:tc>
+        <w:tc>
+          <w:tcPr>
+            <w:tcW w:type="dxa" w:w="1296"/>
             <w:shd w:fill="FFFFFF"/>
             <w:tcMar>
               <w:top w:w="60" w:type="dxa"/>
@@ -13563,7 +14292,38 @@
                 <w:color w:val="232820"/>
                 <w:sz w:val="16"/>
               </w:rPr>
-              <w:t>Solución VisorDatosSIG.Web con visor Leaflet y RBAC.</w:t>
+              <w:t>Día 29</w:t>
+            </w:r>
+          </w:p>
+        </w:tc>
+        <w:tc>
+          <w:tcPr>
+            <w:tcW w:type="dxa" w:w="1440"/>
+            <w:shd w:fill="FFFFFF"/>
+            <w:tcMar>
+              <w:top w:w="60" w:type="dxa"/>
+              <w:bottom w:w="60" w:type="dxa"/>
+              <w:left w:w="90" w:type="dxa"/>
+              <w:right w:w="90" w:type="dxa"/>
+            </w:tcMar>
+            <w:tcBorders>
+              <w:top w:val="single" w:sz="4" w:space="0" w:color="E2DFD6"/>
+              <w:bottom w:val="single" w:sz="4" w:space="0" w:color="E2DFD6"/>
+              <w:left w:val="single" w:sz="4" w:space="0" w:color="E2DFD6"/>
+              <w:right w:val="single" w:sz="4" w:space="0" w:color="E2DFD6"/>
+            </w:tcBorders>
+          </w:tcPr>
+          <w:p>
+            <w:pPr>
+              <w:jc w:val="left"/>
+            </w:pPr>
+            <w:r>
+              <w:rPr>
+                <w:rFonts w:ascii="Segoe UI" w:hAnsi="Segoe UI"/>
+                <w:color w:val="232820"/>
+                <w:sz w:val="16"/>
+              </w:rPr>
+              <w:t>Completado</w:t>
             </w:r>
           </w:p>
         </w:tc>
@@ -13571,7 +14331,7 @@
       <w:tr>
         <w:tc>
           <w:tcPr>
-            <w:tcW w:type="dxa" w:w="1152"/>
+            <w:tcW w:type="dxa" w:w="720"/>
             <w:shd w:fill="F9F8F4"/>
             <w:tcMar>
               <w:top w:w="60" w:type="dxa"/>
@@ -13602,7 +14362,7 @@
         </w:tc>
         <w:tc>
           <w:tcPr>
-            <w:tcW w:type="dxa" w:w="2592"/>
+            <w:tcW w:type="dxa" w:w="2448"/>
             <w:shd w:fill="F9F8F4"/>
             <w:tcMar>
               <w:top w:w="60" w:type="dxa"/>
@@ -13627,13 +14387,13 @@
                 <w:color w:val="232820"/>
                 <w:sz w:val="16"/>
               </w:rPr>
-              <w:t>Código Fuente de la App Móvil</w:t>
-            </w:r>
-          </w:p>
-        </w:tc>
-        <w:tc>
-          <w:tcPr>
-            <w:tcW w:type="dxa" w:w="2016"/>
+              <w:t>Visor versión beta</w:t>
+            </w:r>
+          </w:p>
+        </w:tc>
+        <w:tc>
+          <w:tcPr>
+            <w:tcW w:type="dxa" w:w="3888"/>
             <w:shd w:fill="F9F8F4"/>
             <w:tcMar>
               <w:top w:w="60" w:type="dxa"/>
@@ -13658,13 +14418,13 @@
                 <w:color w:val="232820"/>
                 <w:sz w:val="16"/>
               </w:rPr>
-              <w:t>Proyecto Flutter/Dart</w:t>
-            </w:r>
-          </w:p>
-        </w:tc>
-        <w:tc>
-          <w:tcPr>
-            <w:tcW w:type="dxa" w:w="3600"/>
+              <w:t>Búsquedas, filtros, tabla sincronizada, roles y responsividad.</w:t>
+            </w:r>
+          </w:p>
+        </w:tc>
+        <w:tc>
+          <w:tcPr>
+            <w:tcW w:type="dxa" w:w="1296"/>
             <w:shd w:fill="F9F8F4"/>
             <w:tcMar>
               <w:top w:w="60" w:type="dxa"/>
@@ -13689,7 +14449,38 @@
                 <w:color w:val="232820"/>
                 <w:sz w:val="16"/>
               </w:rPr>
-              <w:t>Solución VisorDatosSIG.Mobile con flutter_map y GPS.</w:t>
+              <w:t>Día 36</w:t>
+            </w:r>
+          </w:p>
+        </w:tc>
+        <w:tc>
+          <w:tcPr>
+            <w:tcW w:type="dxa" w:w="1440"/>
+            <w:shd w:fill="F9F8F4"/>
+            <w:tcMar>
+              <w:top w:w="60" w:type="dxa"/>
+              <w:bottom w:w="60" w:type="dxa"/>
+              <w:left w:w="90" w:type="dxa"/>
+              <w:right w:w="90" w:type="dxa"/>
+            </w:tcMar>
+            <w:tcBorders>
+              <w:top w:val="single" w:sz="4" w:space="0" w:color="E2DFD6"/>
+              <w:bottom w:val="single" w:sz="4" w:space="0" w:color="E2DFD6"/>
+              <w:left w:val="single" w:sz="4" w:space="0" w:color="E2DFD6"/>
+              <w:right w:val="single" w:sz="4" w:space="0" w:color="E2DFD6"/>
+            </w:tcBorders>
+          </w:tcPr>
+          <w:p>
+            <w:pPr>
+              <w:jc w:val="left"/>
+            </w:pPr>
+            <w:r>
+              <w:rPr>
+                <w:rFonts w:ascii="Segoe UI" w:hAnsi="Segoe UI"/>
+                <w:color w:val="232820"/>
+                <w:sz w:val="16"/>
+              </w:rPr>
+              <w:t>Completado</w:t>
             </w:r>
           </w:p>
         </w:tc>
@@ -13697,7 +14488,7 @@
       <w:tr>
         <w:tc>
           <w:tcPr>
-            <w:tcW w:type="dxa" w:w="1152"/>
+            <w:tcW w:type="dxa" w:w="720"/>
             <w:shd w:fill="FFFFFF"/>
             <w:tcMar>
               <w:top w:w="60" w:type="dxa"/>
@@ -13728,7 +14519,7 @@
         </w:tc>
         <w:tc>
           <w:tcPr>
-            <w:tcW w:type="dxa" w:w="2592"/>
+            <w:tcW w:type="dxa" w:w="2448"/>
             <w:shd w:fill="FFFFFF"/>
             <w:tcMar>
               <w:top w:w="60" w:type="dxa"/>
@@ -13753,13 +14544,13 @@
                 <w:color w:val="232820"/>
                 <w:sz w:val="16"/>
               </w:rPr>
-              <w:t>Datasets y Archivos CSV</w:t>
-            </w:r>
-          </w:p>
-        </w:tc>
-        <w:tc>
-          <w:tcPr>
-            <w:tcW w:type="dxa" w:w="2016"/>
+              <w:t>Versión candidata</w:t>
+            </w:r>
+          </w:p>
+        </w:tc>
+        <w:tc>
+          <w:tcPr>
+            <w:tcW w:type="dxa" w:w="3888"/>
             <w:shd w:fill="FFFFFF"/>
             <w:tcMar>
               <w:top w:w="60" w:type="dxa"/>
@@ -13784,13 +14575,13 @@
                 <w:color w:val="232820"/>
                 <w:sz w:val="16"/>
               </w:rPr>
-              <w:t>SHP y CSV</w:t>
-            </w:r>
-          </w:p>
-        </w:tc>
-        <w:tc>
-          <w:tcPr>
-            <w:tcW w:type="dxa" w:w="3600"/>
+              <w:t>Pruebas completas, correcciones, instalación limpia y documentación.</w:t>
+            </w:r>
+          </w:p>
+        </w:tc>
+        <w:tc>
+          <w:tcPr>
+            <w:tcW w:type="dxa" w:w="1296"/>
             <w:shd w:fill="FFFFFF"/>
             <w:tcMar>
               <w:top w:w="60" w:type="dxa"/>
@@ -13815,7 +14606,38 @@
                 <w:color w:val="232820"/>
                 <w:sz w:val="16"/>
               </w:rPr>
-              <w:t>Shapefiles reproyectados y resumen de migración generado.</w:t>
+              <w:t>Día 42</w:t>
+            </w:r>
+          </w:p>
+        </w:tc>
+        <w:tc>
+          <w:tcPr>
+            <w:tcW w:type="dxa" w:w="1440"/>
+            <w:shd w:fill="FFFFFF"/>
+            <w:tcMar>
+              <w:top w:w="60" w:type="dxa"/>
+              <w:bottom w:w="60" w:type="dxa"/>
+              <w:left w:w="90" w:type="dxa"/>
+              <w:right w:w="90" w:type="dxa"/>
+            </w:tcMar>
+            <w:tcBorders>
+              <w:top w:val="single" w:sz="4" w:space="0" w:color="E2DFD6"/>
+              <w:bottom w:val="single" w:sz="4" w:space="0" w:color="E2DFD6"/>
+              <w:left w:val="single" w:sz="4" w:space="0" w:color="E2DFD6"/>
+              <w:right w:val="single" w:sz="4" w:space="0" w:color="E2DFD6"/>
+            </w:tcBorders>
+          </w:tcPr>
+          <w:p>
+            <w:pPr>
+              <w:jc w:val="left"/>
+            </w:pPr>
+            <w:r>
+              <w:rPr>
+                <w:rFonts w:ascii="Segoe UI" w:hAnsi="Segoe UI"/>
+                <w:color w:val="232820"/>
+                <w:sz w:val="16"/>
+              </w:rPr>
+              <w:t>Completado</w:t>
             </w:r>
           </w:p>
         </w:tc>
@@ -13823,7 +14645,7 @@
       <w:tr>
         <w:tc>
           <w:tcPr>
-            <w:tcW w:type="dxa" w:w="1152"/>
+            <w:tcW w:type="dxa" w:w="720"/>
             <w:shd w:fill="F9F8F4"/>
             <w:tcMar>
               <w:top w:w="60" w:type="dxa"/>
@@ -13854,7 +14676,7 @@
         </w:tc>
         <w:tc>
           <w:tcPr>
-            <w:tcW w:type="dxa" w:w="2592"/>
+            <w:tcW w:type="dxa" w:w="2448"/>
             <w:shd w:fill="F9F8F4"/>
             <w:tcMar>
               <w:top w:w="60" w:type="dxa"/>
@@ -13879,13 +14701,13 @@
                 <w:color w:val="232820"/>
                 <w:sz w:val="16"/>
               </w:rPr>
-              <w:t>Bitácoras de Prueba y Validación</w:t>
-            </w:r>
-          </w:p>
-        </w:tc>
-        <w:tc>
-          <w:tcPr>
-            <w:tcW w:type="dxa" w:w="2016"/>
+              <w:t>Entrega final</w:t>
+            </w:r>
+          </w:p>
+        </w:tc>
+        <w:tc>
+          <w:tcPr>
+            <w:tcW w:type="dxa" w:w="3888"/>
             <w:shd w:fill="F9F8F4"/>
             <w:tcMar>
               <w:top w:w="60" w:type="dxa"/>
@@ -13910,13 +14732,13 @@
                 <w:color w:val="232820"/>
                 <w:sz w:val="16"/>
               </w:rPr>
-              <w:t>TXT y SQL</w:t>
-            </w:r>
-          </w:p>
-        </w:tc>
-        <w:tc>
-          <w:tcPr>
-            <w:tcW w:type="dxa" w:w="3600"/>
+              <w:t>Código, BD, publicación, manuales, video y defensa.</w:t>
+            </w:r>
+          </w:p>
+        </w:tc>
+        <w:tc>
+          <w:tcPr>
+            <w:tcW w:type="dxa" w:w="1296"/>
             <w:shd w:fill="F9F8F4"/>
             <w:tcMar>
               <w:top w:w="60" w:type="dxa"/>
@@ -13941,7 +14763,38 @@
                 <w:color w:val="232820"/>
                 <w:sz w:val="16"/>
               </w:rPr>
-              <w:t>Resultados de pruebas CA-01 a CA-12 y logs de ejecución.</w:t>
+              <w:t>Día 45</w:t>
+            </w:r>
+          </w:p>
+        </w:tc>
+        <w:tc>
+          <w:tcPr>
+            <w:tcW w:type="dxa" w:w="1440"/>
+            <w:shd w:fill="F9F8F4"/>
+            <w:tcMar>
+              <w:top w:w="60" w:type="dxa"/>
+              <w:bottom w:w="60" w:type="dxa"/>
+              <w:left w:w="90" w:type="dxa"/>
+              <w:right w:w="90" w:type="dxa"/>
+            </w:tcMar>
+            <w:tcBorders>
+              <w:top w:val="single" w:sz="4" w:space="0" w:color="E2DFD6"/>
+              <w:bottom w:val="single" w:sz="4" w:space="0" w:color="E2DFD6"/>
+              <w:left w:val="single" w:sz="4" w:space="0" w:color="E2DFD6"/>
+              <w:right w:val="single" w:sz="4" w:space="0" w:color="E2DFD6"/>
+            </w:tcBorders>
+          </w:tcPr>
+          <w:p>
+            <w:pPr>
+              <w:jc w:val="left"/>
+            </w:pPr>
+            <w:r>
+              <w:rPr>
+                <w:rFonts w:ascii="Segoe UI" w:hAnsi="Segoe UI"/>
+                <w:color w:val="232820"/>
+                <w:sz w:val="16"/>
+              </w:rPr>
+              <w:t>Listo para Defensa</w:t>
             </w:r>
           </w:p>
         </w:tc>
@@ -13964,7 +14817,7 @@
           <w:color w:val="1F382B"/>
           <w:sz w:val="28"/>
         </w:rPr>
-        <w:t>10. Cronograma de Actividades e Hitos</w:t>
+        <w:t>10. Cronograma de Actividades - 45 Días</w:t>
       </w:r>
     </w:p>
     <w:p>
@@ -13979,7 +14832,7 @@
           <w:color w:val="2E4636"/>
           <w:sz w:val="23"/>
         </w:rPr>
-        <w:t>10.1 Plan de Trabajo de 45 Días Calendario</w:t>
+        <w:t>10.1 Cronograma Operativo de 18 Actividades Oficiales</w:t>
       </w:r>
     </w:p>
     <w:p>
@@ -13993,7 +14846,3620 @@
           <w:color w:val="2D302A"/>
           <w:sz w:val="19"/>
         </w:rPr>
-        <w:t>El desarrollo del proyecto integrador se distribuyó a lo largo de un período estricto de 45 días calendario, estructurado en 7 hitos secuenciales y 18 actividades operativas con asignación equitativa de responsabilidades:</w:t>
+        <w:t>El cronograma se expresa en 45 días calendario contados desde la fecha oficial de inicio. Las 18 actividades oficiales estipuladas por la cátedra fueron ejecutadas y verificadas en su totalidad:</w:t>
+      </w:r>
+    </w:p>
+    <w:tbl>
+      <w:tblPr>
+        <w:tblW w:type="auto" w:w="0"/>
+        <w:jc w:val="center"/>
+        <w:tblLook w:firstColumn="1" w:firstRow="1" w:lastColumn="0" w:lastRow="0" w:noHBand="0" w:noVBand="1" w:val="04A0"/>
+      </w:tblPr>
+      <w:tblGrid>
+        <w:gridCol w:w="1560"/>
+        <w:gridCol w:w="1560"/>
+        <w:gridCol w:w="1560"/>
+        <w:gridCol w:w="1560"/>
+        <w:gridCol w:w="1560"/>
+        <w:gridCol w:w="1560"/>
+      </w:tblGrid>
+      <w:tr>
+        <w:tc>
+          <w:tcPr>
+            <w:tcW w:type="dxa" w:w="576"/>
+            <w:shd w:fill="2E4636"/>
+            <w:tcMar>
+              <w:top w:w="70" w:type="dxa"/>
+              <w:bottom w:w="70" w:type="dxa"/>
+              <w:left w:w="100" w:type="dxa"/>
+              <w:right w:w="100" w:type="dxa"/>
+            </w:tcMar>
+            <w:tcBorders>
+              <w:top w:val="single" w:sz="4" w:space="0" w:color="24382B"/>
+              <w:bottom w:val="single" w:sz="4" w:space="0" w:color="24382B"/>
+              <w:left w:val="single" w:sz="4" w:space="0" w:color="24382B"/>
+              <w:right w:val="single" w:sz="4" w:space="0" w:color="24382B"/>
+            </w:tcBorders>
+          </w:tcPr>
+          <w:p>
+            <w:pPr>
+              <w:jc w:val="center"/>
+            </w:pPr>
+            <w:r>
+              <w:rPr>
+                <w:rFonts w:ascii="Segoe UI" w:hAnsi="Segoe UI"/>
+                <w:b/>
+                <w:color w:val="FFFFFF"/>
+                <w:sz w:val="17"/>
+              </w:rPr>
+              <w:t>N°</w:t>
+            </w:r>
+          </w:p>
+        </w:tc>
+        <w:tc>
+          <w:tcPr>
+            <w:tcW w:type="dxa" w:w="3600"/>
+            <w:shd w:fill="2E4636"/>
+            <w:tcMar>
+              <w:top w:w="70" w:type="dxa"/>
+              <w:bottom w:w="70" w:type="dxa"/>
+              <w:left w:w="100" w:type="dxa"/>
+              <w:right w:w="100" w:type="dxa"/>
+            </w:tcMar>
+            <w:tcBorders>
+              <w:top w:val="single" w:sz="4" w:space="0" w:color="24382B"/>
+              <w:bottom w:val="single" w:sz="4" w:space="0" w:color="24382B"/>
+              <w:left w:val="single" w:sz="4" w:space="0" w:color="24382B"/>
+              <w:right w:val="single" w:sz="4" w:space="0" w:color="24382B"/>
+            </w:tcBorders>
+          </w:tcPr>
+          <w:p>
+            <w:pPr>
+              <w:jc w:val="center"/>
+            </w:pPr>
+            <w:r>
+              <w:rPr>
+                <w:rFonts w:ascii="Segoe UI" w:hAnsi="Segoe UI"/>
+                <w:b/>
+                <w:color w:val="FFFFFF"/>
+                <w:sz w:val="17"/>
+              </w:rPr>
+              <w:t>Actividad Oficial del Pliego</w:t>
+            </w:r>
+          </w:p>
+        </w:tc>
+        <w:tc>
+          <w:tcPr>
+            <w:tcW w:type="dxa" w:w="1008"/>
+            <w:shd w:fill="2E4636"/>
+            <w:tcMar>
+              <w:top w:w="70" w:type="dxa"/>
+              <w:bottom w:w="70" w:type="dxa"/>
+              <w:left w:w="100" w:type="dxa"/>
+              <w:right w:w="100" w:type="dxa"/>
+            </w:tcMar>
+            <w:tcBorders>
+              <w:top w:val="single" w:sz="4" w:space="0" w:color="24382B"/>
+              <w:bottom w:val="single" w:sz="4" w:space="0" w:color="24382B"/>
+              <w:left w:val="single" w:sz="4" w:space="0" w:color="24382B"/>
+              <w:right w:val="single" w:sz="4" w:space="0" w:color="24382B"/>
+            </w:tcBorders>
+          </w:tcPr>
+          <w:p>
+            <w:pPr>
+              <w:jc w:val="center"/>
+            </w:pPr>
+            <w:r>
+              <w:rPr>
+                <w:rFonts w:ascii="Segoe UI" w:hAnsi="Segoe UI"/>
+                <w:b/>
+                <w:color w:val="FFFFFF"/>
+                <w:sz w:val="17"/>
+              </w:rPr>
+              <w:t>Días</w:t>
+            </w:r>
+          </w:p>
+        </w:tc>
+        <w:tc>
+          <w:tcPr>
+            <w:tcW w:type="dxa" w:w="1152"/>
+            <w:shd w:fill="2E4636"/>
+            <w:tcMar>
+              <w:top w:w="70" w:type="dxa"/>
+              <w:bottom w:w="70" w:type="dxa"/>
+              <w:left w:w="100" w:type="dxa"/>
+              <w:right w:w="100" w:type="dxa"/>
+            </w:tcMar>
+            <w:tcBorders>
+              <w:top w:val="single" w:sz="4" w:space="0" w:color="24382B"/>
+              <w:bottom w:val="single" w:sz="4" w:space="0" w:color="24382B"/>
+              <w:left w:val="single" w:sz="4" w:space="0" w:color="24382B"/>
+              <w:right w:val="single" w:sz="4" w:space="0" w:color="24382B"/>
+            </w:tcBorders>
+          </w:tcPr>
+          <w:p>
+            <w:pPr>
+              <w:jc w:val="center"/>
+            </w:pPr>
+            <w:r>
+              <w:rPr>
+                <w:rFonts w:ascii="Segoe UI" w:hAnsi="Segoe UI"/>
+                <w:b/>
+                <w:color w:val="FFFFFF"/>
+                <w:sz w:val="17"/>
+              </w:rPr>
+              <w:t>Duración</w:t>
+            </w:r>
+          </w:p>
+        </w:tc>
+        <w:tc>
+          <w:tcPr>
+            <w:tcW w:type="dxa" w:w="2160"/>
+            <w:shd w:fill="2E4636"/>
+            <w:tcMar>
+              <w:top w:w="70" w:type="dxa"/>
+              <w:bottom w:w="70" w:type="dxa"/>
+              <w:left w:w="100" w:type="dxa"/>
+              <w:right w:w="100" w:type="dxa"/>
+            </w:tcMar>
+            <w:tcBorders>
+              <w:top w:val="single" w:sz="4" w:space="0" w:color="24382B"/>
+              <w:bottom w:val="single" w:sz="4" w:space="0" w:color="24382B"/>
+              <w:left w:val="single" w:sz="4" w:space="0" w:color="24382B"/>
+              <w:right w:val="single" w:sz="4" w:space="0" w:color="24382B"/>
+            </w:tcBorders>
+          </w:tcPr>
+          <w:p>
+            <w:pPr>
+              <w:jc w:val="center"/>
+            </w:pPr>
+            <w:r>
+              <w:rPr>
+                <w:rFonts w:ascii="Segoe UI" w:hAnsi="Segoe UI"/>
+                <w:b/>
+                <w:color w:val="FFFFFF"/>
+                <w:sz w:val="17"/>
+              </w:rPr>
+              <w:t>Producto Verificable</w:t>
+            </w:r>
+          </w:p>
+        </w:tc>
+        <w:tc>
+          <w:tcPr>
+            <w:tcW w:type="dxa" w:w="1296"/>
+            <w:shd w:fill="2E4636"/>
+            <w:tcMar>
+              <w:top w:w="70" w:type="dxa"/>
+              <w:bottom w:w="70" w:type="dxa"/>
+              <w:left w:w="100" w:type="dxa"/>
+              <w:right w:w="100" w:type="dxa"/>
+            </w:tcMar>
+            <w:tcBorders>
+              <w:top w:val="single" w:sz="4" w:space="0" w:color="24382B"/>
+              <w:bottom w:val="single" w:sz="4" w:space="0" w:color="24382B"/>
+              <w:left w:val="single" w:sz="4" w:space="0" w:color="24382B"/>
+              <w:right w:val="single" w:sz="4" w:space="0" w:color="24382B"/>
+            </w:tcBorders>
+          </w:tcPr>
+          <w:p>
+            <w:pPr>
+              <w:jc w:val="center"/>
+            </w:pPr>
+            <w:r>
+              <w:rPr>
+                <w:rFonts w:ascii="Segoe UI" w:hAnsi="Segoe UI"/>
+                <w:b/>
+                <w:color w:val="FFFFFF"/>
+                <w:sz w:val="17"/>
+              </w:rPr>
+              <w:t>Estado</w:t>
+            </w:r>
+          </w:p>
+        </w:tc>
+      </w:tr>
+      <w:tr>
+        <w:tc>
+          <w:tcPr>
+            <w:tcW w:type="dxa" w:w="576"/>
+            <w:shd w:fill="FFFFFF"/>
+            <w:tcMar>
+              <w:top w:w="60" w:type="dxa"/>
+              <w:bottom w:w="60" w:type="dxa"/>
+              <w:left w:w="90" w:type="dxa"/>
+              <w:right w:w="90" w:type="dxa"/>
+            </w:tcMar>
+            <w:tcBorders>
+              <w:top w:val="single" w:sz="4" w:space="0" w:color="E2DFD6"/>
+              <w:bottom w:val="single" w:sz="4" w:space="0" w:color="E2DFD6"/>
+              <w:left w:val="single" w:sz="4" w:space="0" w:color="E2DFD6"/>
+              <w:right w:val="single" w:sz="4" w:space="0" w:color="E2DFD6"/>
+            </w:tcBorders>
+          </w:tcPr>
+          <w:p>
+            <w:pPr>
+              <w:jc w:val="center"/>
+            </w:pPr>
+            <w:r>
+              <w:rPr>
+                <w:rFonts w:ascii="Segoe UI" w:hAnsi="Segoe UI"/>
+                <w:color w:val="232820"/>
+                <w:sz w:val="16"/>
+              </w:rPr>
+              <w:t>1</w:t>
+            </w:r>
+          </w:p>
+        </w:tc>
+        <w:tc>
+          <w:tcPr>
+            <w:tcW w:type="dxa" w:w="3600"/>
+            <w:shd w:fill="FFFFFF"/>
+            <w:tcMar>
+              <w:top w:w="60" w:type="dxa"/>
+              <w:bottom w:w="60" w:type="dxa"/>
+              <w:left w:w="90" w:type="dxa"/>
+              <w:right w:w="90" w:type="dxa"/>
+            </w:tcMar>
+            <w:tcBorders>
+              <w:top w:val="single" w:sz="4" w:space="0" w:color="E2DFD6"/>
+              <w:bottom w:val="single" w:sz="4" w:space="0" w:color="E2DFD6"/>
+              <w:left w:val="single" w:sz="4" w:space="0" w:color="E2DFD6"/>
+              <w:right w:val="single" w:sz="4" w:space="0" w:color="E2DFD6"/>
+            </w:tcBorders>
+          </w:tcPr>
+          <w:p>
+            <w:pPr>
+              <w:jc w:val="left"/>
+            </w:pPr>
+            <w:r>
+              <w:rPr>
+                <w:rFonts w:ascii="Segoe UI" w:hAnsi="Segoe UI"/>
+                <w:color w:val="232820"/>
+                <w:sz w:val="16"/>
+              </w:rPr>
+              <w:t>Inicio, lectura de especificaciones y asignación de roles</w:t>
+            </w:r>
+          </w:p>
+        </w:tc>
+        <w:tc>
+          <w:tcPr>
+            <w:tcW w:type="dxa" w:w="1008"/>
+            <w:shd w:fill="FFFFFF"/>
+            <w:tcMar>
+              <w:top w:w="60" w:type="dxa"/>
+              <w:bottom w:w="60" w:type="dxa"/>
+              <w:left w:w="90" w:type="dxa"/>
+              <w:right w:w="90" w:type="dxa"/>
+            </w:tcMar>
+            <w:tcBorders>
+              <w:top w:val="single" w:sz="4" w:space="0" w:color="E2DFD6"/>
+              <w:bottom w:val="single" w:sz="4" w:space="0" w:color="E2DFD6"/>
+              <w:left w:val="single" w:sz="4" w:space="0" w:color="E2DFD6"/>
+              <w:right w:val="single" w:sz="4" w:space="0" w:color="E2DFD6"/>
+            </w:tcBorders>
+          </w:tcPr>
+          <w:p>
+            <w:pPr>
+              <w:jc w:val="left"/>
+            </w:pPr>
+            <w:r>
+              <w:rPr>
+                <w:rFonts w:ascii="Segoe UI" w:hAnsi="Segoe UI"/>
+                <w:color w:val="232820"/>
+                <w:sz w:val="16"/>
+              </w:rPr>
+              <w:t>1-2</w:t>
+            </w:r>
+          </w:p>
+        </w:tc>
+        <w:tc>
+          <w:tcPr>
+            <w:tcW w:type="dxa" w:w="1152"/>
+            <w:shd w:fill="FFFFFF"/>
+            <w:tcMar>
+              <w:top w:w="60" w:type="dxa"/>
+              <w:bottom w:w="60" w:type="dxa"/>
+              <w:left w:w="90" w:type="dxa"/>
+              <w:right w:w="90" w:type="dxa"/>
+            </w:tcMar>
+            <w:tcBorders>
+              <w:top w:val="single" w:sz="4" w:space="0" w:color="E2DFD6"/>
+              <w:bottom w:val="single" w:sz="4" w:space="0" w:color="E2DFD6"/>
+              <w:left w:val="single" w:sz="4" w:space="0" w:color="E2DFD6"/>
+              <w:right w:val="single" w:sz="4" w:space="0" w:color="E2DFD6"/>
+            </w:tcBorders>
+          </w:tcPr>
+          <w:p>
+            <w:pPr>
+              <w:jc w:val="left"/>
+            </w:pPr>
+            <w:r>
+              <w:rPr>
+                <w:rFonts w:ascii="Segoe UI" w:hAnsi="Segoe UI"/>
+                <w:color w:val="232820"/>
+                <w:sz w:val="16"/>
+              </w:rPr>
+              <w:t>2 días</w:t>
+            </w:r>
+          </w:p>
+        </w:tc>
+        <w:tc>
+          <w:tcPr>
+            <w:tcW w:type="dxa" w:w="2160"/>
+            <w:shd w:fill="FFFFFF"/>
+            <w:tcMar>
+              <w:top w:w="60" w:type="dxa"/>
+              <w:bottom w:w="60" w:type="dxa"/>
+              <w:left w:w="90" w:type="dxa"/>
+              <w:right w:w="90" w:type="dxa"/>
+            </w:tcMar>
+            <w:tcBorders>
+              <w:top w:val="single" w:sz="4" w:space="0" w:color="E2DFD6"/>
+              <w:bottom w:val="single" w:sz="4" w:space="0" w:color="E2DFD6"/>
+              <w:left w:val="single" w:sz="4" w:space="0" w:color="E2DFD6"/>
+              <w:right w:val="single" w:sz="4" w:space="0" w:color="E2DFD6"/>
+            </w:tcBorders>
+          </w:tcPr>
+          <w:p>
+            <w:pPr>
+              <w:jc w:val="left"/>
+            </w:pPr>
+            <w:r>
+              <w:rPr>
+                <w:rFonts w:ascii="Segoe UI" w:hAnsi="Segoe UI"/>
+                <w:color w:val="232820"/>
+                <w:sz w:val="16"/>
+              </w:rPr>
+              <w:t>Acta y tablero de trabajo</w:t>
+            </w:r>
+          </w:p>
+        </w:tc>
+        <w:tc>
+          <w:tcPr>
+            <w:tcW w:type="dxa" w:w="1296"/>
+            <w:shd w:fill="FFFFFF"/>
+            <w:tcMar>
+              <w:top w:w="60" w:type="dxa"/>
+              <w:bottom w:w="60" w:type="dxa"/>
+              <w:left w:w="90" w:type="dxa"/>
+              <w:right w:w="90" w:type="dxa"/>
+            </w:tcMar>
+            <w:tcBorders>
+              <w:top w:val="single" w:sz="4" w:space="0" w:color="E2DFD6"/>
+              <w:bottom w:val="single" w:sz="4" w:space="0" w:color="E2DFD6"/>
+              <w:left w:val="single" w:sz="4" w:space="0" w:color="E2DFD6"/>
+              <w:right w:val="single" w:sz="4" w:space="0" w:color="E2DFD6"/>
+            </w:tcBorders>
+          </w:tcPr>
+          <w:p>
+            <w:pPr>
+              <w:jc w:val="left"/>
+            </w:pPr>
+            <w:r>
+              <w:rPr>
+                <w:rFonts w:ascii="Segoe UI" w:hAnsi="Segoe UI"/>
+                <w:color w:val="232820"/>
+                <w:sz w:val="16"/>
+              </w:rPr>
+              <w:t>Completado</w:t>
+            </w:r>
+          </w:p>
+        </w:tc>
+      </w:tr>
+      <w:tr>
+        <w:tc>
+          <w:tcPr>
+            <w:tcW w:type="dxa" w:w="576"/>
+            <w:shd w:fill="F9F8F4"/>
+            <w:tcMar>
+              <w:top w:w="60" w:type="dxa"/>
+              <w:bottom w:w="60" w:type="dxa"/>
+              <w:left w:w="90" w:type="dxa"/>
+              <w:right w:w="90" w:type="dxa"/>
+            </w:tcMar>
+            <w:tcBorders>
+              <w:top w:val="single" w:sz="4" w:space="0" w:color="E2DFD6"/>
+              <w:bottom w:val="single" w:sz="4" w:space="0" w:color="E2DFD6"/>
+              <w:left w:val="single" w:sz="4" w:space="0" w:color="E2DFD6"/>
+              <w:right w:val="single" w:sz="4" w:space="0" w:color="E2DFD6"/>
+            </w:tcBorders>
+          </w:tcPr>
+          <w:p>
+            <w:pPr>
+              <w:jc w:val="center"/>
+            </w:pPr>
+            <w:r>
+              <w:rPr>
+                <w:rFonts w:ascii="Segoe UI" w:hAnsi="Segoe UI"/>
+                <w:color w:val="232820"/>
+                <w:sz w:val="16"/>
+              </w:rPr>
+              <w:t>2</w:t>
+            </w:r>
+          </w:p>
+        </w:tc>
+        <w:tc>
+          <w:tcPr>
+            <w:tcW w:type="dxa" w:w="3600"/>
+            <w:shd w:fill="F9F8F4"/>
+            <w:tcMar>
+              <w:top w:w="60" w:type="dxa"/>
+              <w:bottom w:w="60" w:type="dxa"/>
+              <w:left w:w="90" w:type="dxa"/>
+              <w:right w:w="90" w:type="dxa"/>
+            </w:tcMar>
+            <w:tcBorders>
+              <w:top w:val="single" w:sz="4" w:space="0" w:color="E2DFD6"/>
+              <w:bottom w:val="single" w:sz="4" w:space="0" w:color="E2DFD6"/>
+              <w:left w:val="single" w:sz="4" w:space="0" w:color="E2DFD6"/>
+              <w:right w:val="single" w:sz="4" w:space="0" w:color="E2DFD6"/>
+            </w:tcBorders>
+          </w:tcPr>
+          <w:p>
+            <w:pPr>
+              <w:jc w:val="left"/>
+            </w:pPr>
+            <w:r>
+              <w:rPr>
+                <w:rFonts w:ascii="Segoe UI" w:hAnsi="Segoe UI"/>
+                <w:color w:val="232820"/>
+                <w:sz w:val="16"/>
+              </w:rPr>
+              <w:t>Inspección de SHP, atributos, geometrías y WGS 84</w:t>
+            </w:r>
+          </w:p>
+        </w:tc>
+        <w:tc>
+          <w:tcPr>
+            <w:tcW w:type="dxa" w:w="1008"/>
+            <w:shd w:fill="F9F8F4"/>
+            <w:tcMar>
+              <w:top w:w="60" w:type="dxa"/>
+              <w:bottom w:w="60" w:type="dxa"/>
+              <w:left w:w="90" w:type="dxa"/>
+              <w:right w:w="90" w:type="dxa"/>
+            </w:tcMar>
+            <w:tcBorders>
+              <w:top w:val="single" w:sz="4" w:space="0" w:color="E2DFD6"/>
+              <w:bottom w:val="single" w:sz="4" w:space="0" w:color="E2DFD6"/>
+              <w:left w:val="single" w:sz="4" w:space="0" w:color="E2DFD6"/>
+              <w:right w:val="single" w:sz="4" w:space="0" w:color="E2DFD6"/>
+            </w:tcBorders>
+          </w:tcPr>
+          <w:p>
+            <w:pPr>
+              <w:jc w:val="left"/>
+            </w:pPr>
+            <w:r>
+              <w:rPr>
+                <w:rFonts w:ascii="Segoe UI" w:hAnsi="Segoe UI"/>
+                <w:color w:val="232820"/>
+                <w:sz w:val="16"/>
+              </w:rPr>
+              <w:t>2-4</w:t>
+            </w:r>
+          </w:p>
+        </w:tc>
+        <w:tc>
+          <w:tcPr>
+            <w:tcW w:type="dxa" w:w="1152"/>
+            <w:shd w:fill="F9F8F4"/>
+            <w:tcMar>
+              <w:top w:w="60" w:type="dxa"/>
+              <w:bottom w:w="60" w:type="dxa"/>
+              <w:left w:w="90" w:type="dxa"/>
+              <w:right w:w="90" w:type="dxa"/>
+            </w:tcMar>
+            <w:tcBorders>
+              <w:top w:val="single" w:sz="4" w:space="0" w:color="E2DFD6"/>
+              <w:bottom w:val="single" w:sz="4" w:space="0" w:color="E2DFD6"/>
+              <w:left w:val="single" w:sz="4" w:space="0" w:color="E2DFD6"/>
+              <w:right w:val="single" w:sz="4" w:space="0" w:color="E2DFD6"/>
+            </w:tcBorders>
+          </w:tcPr>
+          <w:p>
+            <w:pPr>
+              <w:jc w:val="left"/>
+            </w:pPr>
+            <w:r>
+              <w:rPr>
+                <w:rFonts w:ascii="Segoe UI" w:hAnsi="Segoe UI"/>
+                <w:color w:val="232820"/>
+                <w:sz w:val="16"/>
+              </w:rPr>
+              <w:t>3 días</w:t>
+            </w:r>
+          </w:p>
+        </w:tc>
+        <w:tc>
+          <w:tcPr>
+            <w:tcW w:type="dxa" w:w="2160"/>
+            <w:shd w:fill="F9F8F4"/>
+            <w:tcMar>
+              <w:top w:w="60" w:type="dxa"/>
+              <w:bottom w:w="60" w:type="dxa"/>
+              <w:left w:w="90" w:type="dxa"/>
+              <w:right w:w="90" w:type="dxa"/>
+            </w:tcMar>
+            <w:tcBorders>
+              <w:top w:val="single" w:sz="4" w:space="0" w:color="E2DFD6"/>
+              <w:bottom w:val="single" w:sz="4" w:space="0" w:color="E2DFD6"/>
+              <w:left w:val="single" w:sz="4" w:space="0" w:color="E2DFD6"/>
+              <w:right w:val="single" w:sz="4" w:space="0" w:color="E2DFD6"/>
+            </w:tcBorders>
+          </w:tcPr>
+          <w:p>
+            <w:pPr>
+              <w:jc w:val="left"/>
+            </w:pPr>
+            <w:r>
+              <w:rPr>
+                <w:rFonts w:ascii="Segoe UI" w:hAnsi="Segoe UI"/>
+                <w:color w:val="232820"/>
+                <w:sz w:val="16"/>
+              </w:rPr>
+              <w:t>Informe de diagnóstico</w:t>
+            </w:r>
+          </w:p>
+        </w:tc>
+        <w:tc>
+          <w:tcPr>
+            <w:tcW w:type="dxa" w:w="1296"/>
+            <w:shd w:fill="F9F8F4"/>
+            <w:tcMar>
+              <w:top w:w="60" w:type="dxa"/>
+              <w:bottom w:w="60" w:type="dxa"/>
+              <w:left w:w="90" w:type="dxa"/>
+              <w:right w:w="90" w:type="dxa"/>
+            </w:tcMar>
+            <w:tcBorders>
+              <w:top w:val="single" w:sz="4" w:space="0" w:color="E2DFD6"/>
+              <w:bottom w:val="single" w:sz="4" w:space="0" w:color="E2DFD6"/>
+              <w:left w:val="single" w:sz="4" w:space="0" w:color="E2DFD6"/>
+              <w:right w:val="single" w:sz="4" w:space="0" w:color="E2DFD6"/>
+            </w:tcBorders>
+          </w:tcPr>
+          <w:p>
+            <w:pPr>
+              <w:jc w:val="left"/>
+            </w:pPr>
+            <w:r>
+              <w:rPr>
+                <w:rFonts w:ascii="Segoe UI" w:hAnsi="Segoe UI"/>
+                <w:color w:val="232820"/>
+                <w:sz w:val="16"/>
+              </w:rPr>
+              <w:t>Completado</w:t>
+            </w:r>
+          </w:p>
+        </w:tc>
+      </w:tr>
+      <w:tr>
+        <w:tc>
+          <w:tcPr>
+            <w:tcW w:type="dxa" w:w="576"/>
+            <w:shd w:fill="FFFFFF"/>
+            <w:tcMar>
+              <w:top w:w="60" w:type="dxa"/>
+              <w:bottom w:w="60" w:type="dxa"/>
+              <w:left w:w="90" w:type="dxa"/>
+              <w:right w:w="90" w:type="dxa"/>
+            </w:tcMar>
+            <w:tcBorders>
+              <w:top w:val="single" w:sz="4" w:space="0" w:color="E2DFD6"/>
+              <w:bottom w:val="single" w:sz="4" w:space="0" w:color="E2DFD6"/>
+              <w:left w:val="single" w:sz="4" w:space="0" w:color="E2DFD6"/>
+              <w:right w:val="single" w:sz="4" w:space="0" w:color="E2DFD6"/>
+            </w:tcBorders>
+          </w:tcPr>
+          <w:p>
+            <w:pPr>
+              <w:jc w:val="center"/>
+            </w:pPr>
+            <w:r>
+              <w:rPr>
+                <w:rFonts w:ascii="Segoe UI" w:hAnsi="Segoe UI"/>
+                <w:color w:val="232820"/>
+                <w:sz w:val="16"/>
+              </w:rPr>
+              <w:t>3</w:t>
+            </w:r>
+          </w:p>
+        </w:tc>
+        <w:tc>
+          <w:tcPr>
+            <w:tcW w:type="dxa" w:w="3600"/>
+            <w:shd w:fill="FFFFFF"/>
+            <w:tcMar>
+              <w:top w:w="60" w:type="dxa"/>
+              <w:bottom w:w="60" w:type="dxa"/>
+              <w:left w:w="90" w:type="dxa"/>
+              <w:right w:w="90" w:type="dxa"/>
+            </w:tcMar>
+            <w:tcBorders>
+              <w:top w:val="single" w:sz="4" w:space="0" w:color="E2DFD6"/>
+              <w:bottom w:val="single" w:sz="4" w:space="0" w:color="E2DFD6"/>
+              <w:left w:val="single" w:sz="4" w:space="0" w:color="E2DFD6"/>
+              <w:right w:val="single" w:sz="4" w:space="0" w:color="E2DFD6"/>
+            </w:tcBorders>
+          </w:tcPr>
+          <w:p>
+            <w:pPr>
+              <w:jc w:val="left"/>
+            </w:pPr>
+            <w:r>
+              <w:rPr>
+                <w:rFonts w:ascii="Segoe UI" w:hAnsi="Segoe UI"/>
+                <w:color w:val="232820"/>
+                <w:sz w:val="16"/>
+              </w:rPr>
+              <w:t>Revisión del diseño físico y matriz de mapeo SHP-SQL</w:t>
+            </w:r>
+          </w:p>
+        </w:tc>
+        <w:tc>
+          <w:tcPr>
+            <w:tcW w:type="dxa" w:w="1008"/>
+            <w:shd w:fill="FFFFFF"/>
+            <w:tcMar>
+              <w:top w:w="60" w:type="dxa"/>
+              <w:bottom w:w="60" w:type="dxa"/>
+              <w:left w:w="90" w:type="dxa"/>
+              <w:right w:w="90" w:type="dxa"/>
+            </w:tcMar>
+            <w:tcBorders>
+              <w:top w:val="single" w:sz="4" w:space="0" w:color="E2DFD6"/>
+              <w:bottom w:val="single" w:sz="4" w:space="0" w:color="E2DFD6"/>
+              <w:left w:val="single" w:sz="4" w:space="0" w:color="E2DFD6"/>
+              <w:right w:val="single" w:sz="4" w:space="0" w:color="E2DFD6"/>
+            </w:tcBorders>
+          </w:tcPr>
+          <w:p>
+            <w:pPr>
+              <w:jc w:val="left"/>
+            </w:pPr>
+            <w:r>
+              <w:rPr>
+                <w:rFonts w:ascii="Segoe UI" w:hAnsi="Segoe UI"/>
+                <w:color w:val="232820"/>
+                <w:sz w:val="16"/>
+              </w:rPr>
+              <w:t>3-6</w:t>
+            </w:r>
+          </w:p>
+        </w:tc>
+        <w:tc>
+          <w:tcPr>
+            <w:tcW w:type="dxa" w:w="1152"/>
+            <w:shd w:fill="FFFFFF"/>
+            <w:tcMar>
+              <w:top w:w="60" w:type="dxa"/>
+              <w:bottom w:w="60" w:type="dxa"/>
+              <w:left w:w="90" w:type="dxa"/>
+              <w:right w:w="90" w:type="dxa"/>
+            </w:tcMar>
+            <w:tcBorders>
+              <w:top w:val="single" w:sz="4" w:space="0" w:color="E2DFD6"/>
+              <w:bottom w:val="single" w:sz="4" w:space="0" w:color="E2DFD6"/>
+              <w:left w:val="single" w:sz="4" w:space="0" w:color="E2DFD6"/>
+              <w:right w:val="single" w:sz="4" w:space="0" w:color="E2DFD6"/>
+            </w:tcBorders>
+          </w:tcPr>
+          <w:p>
+            <w:pPr>
+              <w:jc w:val="left"/>
+            </w:pPr>
+            <w:r>
+              <w:rPr>
+                <w:rFonts w:ascii="Segoe UI" w:hAnsi="Segoe UI"/>
+                <w:color w:val="232820"/>
+                <w:sz w:val="16"/>
+              </w:rPr>
+              <w:t>4 días</w:t>
+            </w:r>
+          </w:p>
+        </w:tc>
+        <w:tc>
+          <w:tcPr>
+            <w:tcW w:type="dxa" w:w="2160"/>
+            <w:shd w:fill="FFFFFF"/>
+            <w:tcMar>
+              <w:top w:w="60" w:type="dxa"/>
+              <w:bottom w:w="60" w:type="dxa"/>
+              <w:left w:w="90" w:type="dxa"/>
+              <w:right w:w="90" w:type="dxa"/>
+            </w:tcMar>
+            <w:tcBorders>
+              <w:top w:val="single" w:sz="4" w:space="0" w:color="E2DFD6"/>
+              <w:bottom w:val="single" w:sz="4" w:space="0" w:color="E2DFD6"/>
+              <w:left w:val="single" w:sz="4" w:space="0" w:color="E2DFD6"/>
+              <w:right w:val="single" w:sz="4" w:space="0" w:color="E2DFD6"/>
+            </w:tcBorders>
+          </w:tcPr>
+          <w:p>
+            <w:pPr>
+              <w:jc w:val="left"/>
+            </w:pPr>
+            <w:r>
+              <w:rPr>
+                <w:rFonts w:ascii="Segoe UI" w:hAnsi="Segoe UI"/>
+                <w:color w:val="232820"/>
+                <w:sz w:val="16"/>
+              </w:rPr>
+              <w:t>Matriz aprobada</w:t>
+            </w:r>
+          </w:p>
+        </w:tc>
+        <w:tc>
+          <w:tcPr>
+            <w:tcW w:type="dxa" w:w="1296"/>
+            <w:shd w:fill="FFFFFF"/>
+            <w:tcMar>
+              <w:top w:w="60" w:type="dxa"/>
+              <w:bottom w:w="60" w:type="dxa"/>
+              <w:left w:w="90" w:type="dxa"/>
+              <w:right w:w="90" w:type="dxa"/>
+            </w:tcMar>
+            <w:tcBorders>
+              <w:top w:val="single" w:sz="4" w:space="0" w:color="E2DFD6"/>
+              <w:bottom w:val="single" w:sz="4" w:space="0" w:color="E2DFD6"/>
+              <w:left w:val="single" w:sz="4" w:space="0" w:color="E2DFD6"/>
+              <w:right w:val="single" w:sz="4" w:space="0" w:color="E2DFD6"/>
+            </w:tcBorders>
+          </w:tcPr>
+          <w:p>
+            <w:pPr>
+              <w:jc w:val="left"/>
+            </w:pPr>
+            <w:r>
+              <w:rPr>
+                <w:rFonts w:ascii="Segoe UI" w:hAnsi="Segoe UI"/>
+                <w:color w:val="232820"/>
+                <w:sz w:val="16"/>
+              </w:rPr>
+              <w:t>Completado</w:t>
+            </w:r>
+          </w:p>
+        </w:tc>
+      </w:tr>
+      <w:tr>
+        <w:tc>
+          <w:tcPr>
+            <w:tcW w:type="dxa" w:w="576"/>
+            <w:shd w:fill="F9F8F4"/>
+            <w:tcMar>
+              <w:top w:w="60" w:type="dxa"/>
+              <w:bottom w:w="60" w:type="dxa"/>
+              <w:left w:w="90" w:type="dxa"/>
+              <w:right w:w="90" w:type="dxa"/>
+            </w:tcMar>
+            <w:tcBorders>
+              <w:top w:val="single" w:sz="4" w:space="0" w:color="E2DFD6"/>
+              <w:bottom w:val="single" w:sz="4" w:space="0" w:color="E2DFD6"/>
+              <w:left w:val="single" w:sz="4" w:space="0" w:color="E2DFD6"/>
+              <w:right w:val="single" w:sz="4" w:space="0" w:color="E2DFD6"/>
+            </w:tcBorders>
+          </w:tcPr>
+          <w:p>
+            <w:pPr>
+              <w:jc w:val="center"/>
+            </w:pPr>
+            <w:r>
+              <w:rPr>
+                <w:rFonts w:ascii="Segoe UI" w:hAnsi="Segoe UI"/>
+                <w:color w:val="232820"/>
+                <w:sz w:val="16"/>
+              </w:rPr>
+              <w:t>4</w:t>
+            </w:r>
+          </w:p>
+        </w:tc>
+        <w:tc>
+          <w:tcPr>
+            <w:tcW w:type="dxa" w:w="3600"/>
+            <w:shd w:fill="F9F8F4"/>
+            <w:tcMar>
+              <w:top w:w="60" w:type="dxa"/>
+              <w:bottom w:w="60" w:type="dxa"/>
+              <w:left w:w="90" w:type="dxa"/>
+              <w:right w:w="90" w:type="dxa"/>
+            </w:tcMar>
+            <w:tcBorders>
+              <w:top w:val="single" w:sz="4" w:space="0" w:color="E2DFD6"/>
+              <w:bottom w:val="single" w:sz="4" w:space="0" w:color="E2DFD6"/>
+              <w:left w:val="single" w:sz="4" w:space="0" w:color="E2DFD6"/>
+              <w:right w:val="single" w:sz="4" w:space="0" w:color="E2DFD6"/>
+            </w:tcBorders>
+          </w:tcPr>
+          <w:p>
+            <w:pPr>
+              <w:jc w:val="left"/>
+            </w:pPr>
+            <w:r>
+              <w:rPr>
+                <w:rFonts w:ascii="Segoe UI" w:hAnsi="Segoe UI"/>
+                <w:color w:val="232820"/>
+                <w:sz w:val="16"/>
+              </w:rPr>
+              <w:t>Arquitectura, casos de uso, prototipos y estrategia Git</w:t>
+            </w:r>
+          </w:p>
+        </w:tc>
+        <w:tc>
+          <w:tcPr>
+            <w:tcW w:type="dxa" w:w="1008"/>
+            <w:shd w:fill="F9F8F4"/>
+            <w:tcMar>
+              <w:top w:w="60" w:type="dxa"/>
+              <w:bottom w:w="60" w:type="dxa"/>
+              <w:left w:w="90" w:type="dxa"/>
+              <w:right w:w="90" w:type="dxa"/>
+            </w:tcMar>
+            <w:tcBorders>
+              <w:top w:val="single" w:sz="4" w:space="0" w:color="E2DFD6"/>
+              <w:bottom w:val="single" w:sz="4" w:space="0" w:color="E2DFD6"/>
+              <w:left w:val="single" w:sz="4" w:space="0" w:color="E2DFD6"/>
+              <w:right w:val="single" w:sz="4" w:space="0" w:color="E2DFD6"/>
+            </w:tcBorders>
+          </w:tcPr>
+          <w:p>
+            <w:pPr>
+              <w:jc w:val="left"/>
+            </w:pPr>
+            <w:r>
+              <w:rPr>
+                <w:rFonts w:ascii="Segoe UI" w:hAnsi="Segoe UI"/>
+                <w:color w:val="232820"/>
+                <w:sz w:val="16"/>
+              </w:rPr>
+              <w:t>5-8</w:t>
+            </w:r>
+          </w:p>
+        </w:tc>
+        <w:tc>
+          <w:tcPr>
+            <w:tcW w:type="dxa" w:w="1152"/>
+            <w:shd w:fill="F9F8F4"/>
+            <w:tcMar>
+              <w:top w:w="60" w:type="dxa"/>
+              <w:bottom w:w="60" w:type="dxa"/>
+              <w:left w:w="90" w:type="dxa"/>
+              <w:right w:w="90" w:type="dxa"/>
+            </w:tcMar>
+            <w:tcBorders>
+              <w:top w:val="single" w:sz="4" w:space="0" w:color="E2DFD6"/>
+              <w:bottom w:val="single" w:sz="4" w:space="0" w:color="E2DFD6"/>
+              <w:left w:val="single" w:sz="4" w:space="0" w:color="E2DFD6"/>
+              <w:right w:val="single" w:sz="4" w:space="0" w:color="E2DFD6"/>
+            </w:tcBorders>
+          </w:tcPr>
+          <w:p>
+            <w:pPr>
+              <w:jc w:val="left"/>
+            </w:pPr>
+            <w:r>
+              <w:rPr>
+                <w:rFonts w:ascii="Segoe UI" w:hAnsi="Segoe UI"/>
+                <w:color w:val="232820"/>
+                <w:sz w:val="16"/>
+              </w:rPr>
+              <w:t>4 días</w:t>
+            </w:r>
+          </w:p>
+        </w:tc>
+        <w:tc>
+          <w:tcPr>
+            <w:tcW w:type="dxa" w:w="2160"/>
+            <w:shd w:fill="F9F8F4"/>
+            <w:tcMar>
+              <w:top w:w="60" w:type="dxa"/>
+              <w:bottom w:w="60" w:type="dxa"/>
+              <w:left w:w="90" w:type="dxa"/>
+              <w:right w:w="90" w:type="dxa"/>
+            </w:tcMar>
+            <w:tcBorders>
+              <w:top w:val="single" w:sz="4" w:space="0" w:color="E2DFD6"/>
+              <w:bottom w:val="single" w:sz="4" w:space="0" w:color="E2DFD6"/>
+              <w:left w:val="single" w:sz="4" w:space="0" w:color="E2DFD6"/>
+              <w:right w:val="single" w:sz="4" w:space="0" w:color="E2DFD6"/>
+            </w:tcBorders>
+          </w:tcPr>
+          <w:p>
+            <w:pPr>
+              <w:jc w:val="left"/>
+            </w:pPr>
+            <w:r>
+              <w:rPr>
+                <w:rFonts w:ascii="Segoe UI" w:hAnsi="Segoe UI"/>
+                <w:color w:val="232820"/>
+                <w:sz w:val="16"/>
+              </w:rPr>
+              <w:t>Diseño técnico</w:t>
+            </w:r>
+          </w:p>
+        </w:tc>
+        <w:tc>
+          <w:tcPr>
+            <w:tcW w:type="dxa" w:w="1296"/>
+            <w:shd w:fill="F9F8F4"/>
+            <w:tcMar>
+              <w:top w:w="60" w:type="dxa"/>
+              <w:bottom w:w="60" w:type="dxa"/>
+              <w:left w:w="90" w:type="dxa"/>
+              <w:right w:w="90" w:type="dxa"/>
+            </w:tcMar>
+            <w:tcBorders>
+              <w:top w:val="single" w:sz="4" w:space="0" w:color="E2DFD6"/>
+              <w:bottom w:val="single" w:sz="4" w:space="0" w:color="E2DFD6"/>
+              <w:left w:val="single" w:sz="4" w:space="0" w:color="E2DFD6"/>
+              <w:right w:val="single" w:sz="4" w:space="0" w:color="E2DFD6"/>
+            </w:tcBorders>
+          </w:tcPr>
+          <w:p>
+            <w:pPr>
+              <w:jc w:val="left"/>
+            </w:pPr>
+            <w:r>
+              <w:rPr>
+                <w:rFonts w:ascii="Segoe UI" w:hAnsi="Segoe UI"/>
+                <w:color w:val="232820"/>
+                <w:sz w:val="16"/>
+              </w:rPr>
+              <w:t>Completado</w:t>
+            </w:r>
+          </w:p>
+        </w:tc>
+      </w:tr>
+      <w:tr>
+        <w:tc>
+          <w:tcPr>
+            <w:tcW w:type="dxa" w:w="576"/>
+            <w:shd w:fill="FFFFFF"/>
+            <w:tcMar>
+              <w:top w:w="60" w:type="dxa"/>
+              <w:bottom w:w="60" w:type="dxa"/>
+              <w:left w:w="90" w:type="dxa"/>
+              <w:right w:w="90" w:type="dxa"/>
+            </w:tcMar>
+            <w:tcBorders>
+              <w:top w:val="single" w:sz="4" w:space="0" w:color="E2DFD6"/>
+              <w:bottom w:val="single" w:sz="4" w:space="0" w:color="E2DFD6"/>
+              <w:left w:val="single" w:sz="4" w:space="0" w:color="E2DFD6"/>
+              <w:right w:val="single" w:sz="4" w:space="0" w:color="E2DFD6"/>
+            </w:tcBorders>
+          </w:tcPr>
+          <w:p>
+            <w:pPr>
+              <w:jc w:val="center"/>
+            </w:pPr>
+            <w:r>
+              <w:rPr>
+                <w:rFonts w:ascii="Segoe UI" w:hAnsi="Segoe UI"/>
+                <w:color w:val="232820"/>
+                <w:sz w:val="16"/>
+              </w:rPr>
+              <w:t>5</w:t>
+            </w:r>
+          </w:p>
+        </w:tc>
+        <w:tc>
+          <w:tcPr>
+            <w:tcW w:type="dxa" w:w="3600"/>
+            <w:shd w:fill="FFFFFF"/>
+            <w:tcMar>
+              <w:top w:w="60" w:type="dxa"/>
+              <w:bottom w:w="60" w:type="dxa"/>
+              <w:left w:w="90" w:type="dxa"/>
+              <w:right w:w="90" w:type="dxa"/>
+            </w:tcMar>
+            <w:tcBorders>
+              <w:top w:val="single" w:sz="4" w:space="0" w:color="E2DFD6"/>
+              <w:bottom w:val="single" w:sz="4" w:space="0" w:color="E2DFD6"/>
+              <w:left w:val="single" w:sz="4" w:space="0" w:color="E2DFD6"/>
+              <w:right w:val="single" w:sz="4" w:space="0" w:color="E2DFD6"/>
+            </w:tcBorders>
+          </w:tcPr>
+          <w:p>
+            <w:pPr>
+              <w:jc w:val="left"/>
+            </w:pPr>
+            <w:r>
+              <w:rPr>
+                <w:rFonts w:ascii="Segoe UI" w:hAnsi="Segoe UI"/>
+                <w:color w:val="232820"/>
+                <w:sz w:val="16"/>
+              </w:rPr>
+              <w:t>Creación de BD, restricciones, usuarios e índices iniciales</w:t>
+            </w:r>
+          </w:p>
+        </w:tc>
+        <w:tc>
+          <w:tcPr>
+            <w:tcW w:type="dxa" w:w="1008"/>
+            <w:shd w:fill="FFFFFF"/>
+            <w:tcMar>
+              <w:top w:w="60" w:type="dxa"/>
+              <w:bottom w:w="60" w:type="dxa"/>
+              <w:left w:w="90" w:type="dxa"/>
+              <w:right w:w="90" w:type="dxa"/>
+            </w:tcMar>
+            <w:tcBorders>
+              <w:top w:val="single" w:sz="4" w:space="0" w:color="E2DFD6"/>
+              <w:bottom w:val="single" w:sz="4" w:space="0" w:color="E2DFD6"/>
+              <w:left w:val="single" w:sz="4" w:space="0" w:color="E2DFD6"/>
+              <w:right w:val="single" w:sz="4" w:space="0" w:color="E2DFD6"/>
+            </w:tcBorders>
+          </w:tcPr>
+          <w:p>
+            <w:pPr>
+              <w:jc w:val="left"/>
+            </w:pPr>
+            <w:r>
+              <w:rPr>
+                <w:rFonts w:ascii="Segoe UI" w:hAnsi="Segoe UI"/>
+                <w:color w:val="232820"/>
+                <w:sz w:val="16"/>
+              </w:rPr>
+              <w:t>8-13</w:t>
+            </w:r>
+          </w:p>
+        </w:tc>
+        <w:tc>
+          <w:tcPr>
+            <w:tcW w:type="dxa" w:w="1152"/>
+            <w:shd w:fill="FFFFFF"/>
+            <w:tcMar>
+              <w:top w:w="60" w:type="dxa"/>
+              <w:bottom w:w="60" w:type="dxa"/>
+              <w:left w:w="90" w:type="dxa"/>
+              <w:right w:w="90" w:type="dxa"/>
+            </w:tcMar>
+            <w:tcBorders>
+              <w:top w:val="single" w:sz="4" w:space="0" w:color="E2DFD6"/>
+              <w:bottom w:val="single" w:sz="4" w:space="0" w:color="E2DFD6"/>
+              <w:left w:val="single" w:sz="4" w:space="0" w:color="E2DFD6"/>
+              <w:right w:val="single" w:sz="4" w:space="0" w:color="E2DFD6"/>
+            </w:tcBorders>
+          </w:tcPr>
+          <w:p>
+            <w:pPr>
+              <w:jc w:val="left"/>
+            </w:pPr>
+            <w:r>
+              <w:rPr>
+                <w:rFonts w:ascii="Segoe UI" w:hAnsi="Segoe UI"/>
+                <w:color w:val="232820"/>
+                <w:sz w:val="16"/>
+              </w:rPr>
+              <w:t>6 días</w:t>
+            </w:r>
+          </w:p>
+        </w:tc>
+        <w:tc>
+          <w:tcPr>
+            <w:tcW w:type="dxa" w:w="2160"/>
+            <w:shd w:fill="FFFFFF"/>
+            <w:tcMar>
+              <w:top w:w="60" w:type="dxa"/>
+              <w:bottom w:w="60" w:type="dxa"/>
+              <w:left w:w="90" w:type="dxa"/>
+              <w:right w:w="90" w:type="dxa"/>
+            </w:tcMar>
+            <w:tcBorders>
+              <w:top w:val="single" w:sz="4" w:space="0" w:color="E2DFD6"/>
+              <w:bottom w:val="single" w:sz="4" w:space="0" w:color="E2DFD6"/>
+              <w:left w:val="single" w:sz="4" w:space="0" w:color="E2DFD6"/>
+              <w:right w:val="single" w:sz="4" w:space="0" w:color="E2DFD6"/>
+            </w:tcBorders>
+          </w:tcPr>
+          <w:p>
+            <w:pPr>
+              <w:jc w:val="left"/>
+            </w:pPr>
+            <w:r>
+              <w:rPr>
+                <w:rFonts w:ascii="Segoe UI" w:hAnsi="Segoe UI"/>
+                <w:color w:val="232820"/>
+                <w:sz w:val="16"/>
+              </w:rPr>
+              <w:t>Scripts SQL verificados</w:t>
+            </w:r>
+          </w:p>
+        </w:tc>
+        <w:tc>
+          <w:tcPr>
+            <w:tcW w:type="dxa" w:w="1296"/>
+            <w:shd w:fill="FFFFFF"/>
+            <w:tcMar>
+              <w:top w:w="60" w:type="dxa"/>
+              <w:bottom w:w="60" w:type="dxa"/>
+              <w:left w:w="90" w:type="dxa"/>
+              <w:right w:w="90" w:type="dxa"/>
+            </w:tcMar>
+            <w:tcBorders>
+              <w:top w:val="single" w:sz="4" w:space="0" w:color="E2DFD6"/>
+              <w:bottom w:val="single" w:sz="4" w:space="0" w:color="E2DFD6"/>
+              <w:left w:val="single" w:sz="4" w:space="0" w:color="E2DFD6"/>
+              <w:right w:val="single" w:sz="4" w:space="0" w:color="E2DFD6"/>
+            </w:tcBorders>
+          </w:tcPr>
+          <w:p>
+            <w:pPr>
+              <w:jc w:val="left"/>
+            </w:pPr>
+            <w:r>
+              <w:rPr>
+                <w:rFonts w:ascii="Segoe UI" w:hAnsi="Segoe UI"/>
+                <w:color w:val="232820"/>
+                <w:sz w:val="16"/>
+              </w:rPr>
+              <w:t>Completado</w:t>
+            </w:r>
+          </w:p>
+        </w:tc>
+      </w:tr>
+      <w:tr>
+        <w:tc>
+          <w:tcPr>
+            <w:tcW w:type="dxa" w:w="576"/>
+            <w:shd w:fill="F9F8F4"/>
+            <w:tcMar>
+              <w:top w:w="60" w:type="dxa"/>
+              <w:bottom w:w="60" w:type="dxa"/>
+              <w:left w:w="90" w:type="dxa"/>
+              <w:right w:w="90" w:type="dxa"/>
+            </w:tcMar>
+            <w:tcBorders>
+              <w:top w:val="single" w:sz="4" w:space="0" w:color="E2DFD6"/>
+              <w:bottom w:val="single" w:sz="4" w:space="0" w:color="E2DFD6"/>
+              <w:left w:val="single" w:sz="4" w:space="0" w:color="E2DFD6"/>
+              <w:right w:val="single" w:sz="4" w:space="0" w:color="E2DFD6"/>
+            </w:tcBorders>
+          </w:tcPr>
+          <w:p>
+            <w:pPr>
+              <w:jc w:val="center"/>
+            </w:pPr>
+            <w:r>
+              <w:rPr>
+                <w:rFonts w:ascii="Segoe UI" w:hAnsi="Segoe UI"/>
+                <w:color w:val="232820"/>
+                <w:sz w:val="16"/>
+              </w:rPr>
+              <w:t>6</w:t>
+            </w:r>
+          </w:p>
+        </w:tc>
+        <w:tc>
+          <w:tcPr>
+            <w:tcW w:type="dxa" w:w="3600"/>
+            <w:shd w:fill="F9F8F4"/>
+            <w:tcMar>
+              <w:top w:w="60" w:type="dxa"/>
+              <w:bottom w:w="60" w:type="dxa"/>
+              <w:left w:w="90" w:type="dxa"/>
+              <w:right w:w="90" w:type="dxa"/>
+            </w:tcMar>
+            <w:tcBorders>
+              <w:top w:val="single" w:sz="4" w:space="0" w:color="E2DFD6"/>
+              <w:bottom w:val="single" w:sz="4" w:space="0" w:color="E2DFD6"/>
+              <w:left w:val="single" w:sz="4" w:space="0" w:color="E2DFD6"/>
+              <w:right w:val="single" w:sz="4" w:space="0" w:color="E2DFD6"/>
+            </w:tcBorders>
+          </w:tcPr>
+          <w:p>
+            <w:pPr>
+              <w:jc w:val="left"/>
+            </w:pPr>
+            <w:r>
+              <w:rPr>
+                <w:rFonts w:ascii="Segoe UI" w:hAnsi="Segoe UI"/>
+                <w:color w:val="232820"/>
+                <w:sz w:val="16"/>
+              </w:rPr>
+              <w:t>Estructura de solución, configuración y modelos de dominio</w:t>
+            </w:r>
+          </w:p>
+        </w:tc>
+        <w:tc>
+          <w:tcPr>
+            <w:tcW w:type="dxa" w:w="1008"/>
+            <w:shd w:fill="F9F8F4"/>
+            <w:tcMar>
+              <w:top w:w="60" w:type="dxa"/>
+              <w:bottom w:w="60" w:type="dxa"/>
+              <w:left w:w="90" w:type="dxa"/>
+              <w:right w:w="90" w:type="dxa"/>
+            </w:tcMar>
+            <w:tcBorders>
+              <w:top w:val="single" w:sz="4" w:space="0" w:color="E2DFD6"/>
+              <w:bottom w:val="single" w:sz="4" w:space="0" w:color="E2DFD6"/>
+              <w:left w:val="single" w:sz="4" w:space="0" w:color="E2DFD6"/>
+              <w:right w:val="single" w:sz="4" w:space="0" w:color="E2DFD6"/>
+            </w:tcBorders>
+          </w:tcPr>
+          <w:p>
+            <w:pPr>
+              <w:jc w:val="left"/>
+            </w:pPr>
+            <w:r>
+              <w:rPr>
+                <w:rFonts w:ascii="Segoe UI" w:hAnsi="Segoe UI"/>
+                <w:color w:val="232820"/>
+                <w:sz w:val="16"/>
+              </w:rPr>
+              <w:t>9-14</w:t>
+            </w:r>
+          </w:p>
+        </w:tc>
+        <w:tc>
+          <w:tcPr>
+            <w:tcW w:type="dxa" w:w="1152"/>
+            <w:shd w:fill="F9F8F4"/>
+            <w:tcMar>
+              <w:top w:w="60" w:type="dxa"/>
+              <w:bottom w:w="60" w:type="dxa"/>
+              <w:left w:w="90" w:type="dxa"/>
+              <w:right w:w="90" w:type="dxa"/>
+            </w:tcMar>
+            <w:tcBorders>
+              <w:top w:val="single" w:sz="4" w:space="0" w:color="E2DFD6"/>
+              <w:bottom w:val="single" w:sz="4" w:space="0" w:color="E2DFD6"/>
+              <w:left w:val="single" w:sz="4" w:space="0" w:color="E2DFD6"/>
+              <w:right w:val="single" w:sz="4" w:space="0" w:color="E2DFD6"/>
+            </w:tcBorders>
+          </w:tcPr>
+          <w:p>
+            <w:pPr>
+              <w:jc w:val="left"/>
+            </w:pPr>
+            <w:r>
+              <w:rPr>
+                <w:rFonts w:ascii="Segoe UI" w:hAnsi="Segoe UI"/>
+                <w:color w:val="232820"/>
+                <w:sz w:val="16"/>
+              </w:rPr>
+              <w:t>6 días</w:t>
+            </w:r>
+          </w:p>
+        </w:tc>
+        <w:tc>
+          <w:tcPr>
+            <w:tcW w:type="dxa" w:w="2160"/>
+            <w:shd w:fill="F9F8F4"/>
+            <w:tcMar>
+              <w:top w:w="60" w:type="dxa"/>
+              <w:bottom w:w="60" w:type="dxa"/>
+              <w:left w:w="90" w:type="dxa"/>
+              <w:right w:w="90" w:type="dxa"/>
+            </w:tcMar>
+            <w:tcBorders>
+              <w:top w:val="single" w:sz="4" w:space="0" w:color="E2DFD6"/>
+              <w:bottom w:val="single" w:sz="4" w:space="0" w:color="E2DFD6"/>
+              <w:left w:val="single" w:sz="4" w:space="0" w:color="E2DFD6"/>
+              <w:right w:val="single" w:sz="4" w:space="0" w:color="E2DFD6"/>
+            </w:tcBorders>
+          </w:tcPr>
+          <w:p>
+            <w:pPr>
+              <w:jc w:val="left"/>
+            </w:pPr>
+            <w:r>
+              <w:rPr>
+                <w:rFonts w:ascii="Segoe UI" w:hAnsi="Segoe UI"/>
+                <w:color w:val="232820"/>
+                <w:sz w:val="16"/>
+              </w:rPr>
+              <w:t>Solución compilable</w:t>
+            </w:r>
+          </w:p>
+        </w:tc>
+        <w:tc>
+          <w:tcPr>
+            <w:tcW w:type="dxa" w:w="1296"/>
+            <w:shd w:fill="F9F8F4"/>
+            <w:tcMar>
+              <w:top w:w="60" w:type="dxa"/>
+              <w:bottom w:w="60" w:type="dxa"/>
+              <w:left w:w="90" w:type="dxa"/>
+              <w:right w:w="90" w:type="dxa"/>
+            </w:tcMar>
+            <w:tcBorders>
+              <w:top w:val="single" w:sz="4" w:space="0" w:color="E2DFD6"/>
+              <w:bottom w:val="single" w:sz="4" w:space="0" w:color="E2DFD6"/>
+              <w:left w:val="single" w:sz="4" w:space="0" w:color="E2DFD6"/>
+              <w:right w:val="single" w:sz="4" w:space="0" w:color="E2DFD6"/>
+            </w:tcBorders>
+          </w:tcPr>
+          <w:p>
+            <w:pPr>
+              <w:jc w:val="left"/>
+            </w:pPr>
+            <w:r>
+              <w:rPr>
+                <w:rFonts w:ascii="Segoe UI" w:hAnsi="Segoe UI"/>
+                <w:color w:val="232820"/>
+                <w:sz w:val="16"/>
+              </w:rPr>
+              <w:t>Completado</w:t>
+            </w:r>
+          </w:p>
+        </w:tc>
+      </w:tr>
+      <w:tr>
+        <w:tc>
+          <w:tcPr>
+            <w:tcW w:type="dxa" w:w="576"/>
+            <w:shd w:fill="FFFFFF"/>
+            <w:tcMar>
+              <w:top w:w="60" w:type="dxa"/>
+              <w:bottom w:w="60" w:type="dxa"/>
+              <w:left w:w="90" w:type="dxa"/>
+              <w:right w:w="90" w:type="dxa"/>
+            </w:tcMar>
+            <w:tcBorders>
+              <w:top w:val="single" w:sz="4" w:space="0" w:color="E2DFD6"/>
+              <w:bottom w:val="single" w:sz="4" w:space="0" w:color="E2DFD6"/>
+              <w:left w:val="single" w:sz="4" w:space="0" w:color="E2DFD6"/>
+              <w:right w:val="single" w:sz="4" w:space="0" w:color="E2DFD6"/>
+            </w:tcBorders>
+          </w:tcPr>
+          <w:p>
+            <w:pPr>
+              <w:jc w:val="center"/>
+            </w:pPr>
+            <w:r>
+              <w:rPr>
+                <w:rFonts w:ascii="Segoe UI" w:hAnsi="Segoe UI"/>
+                <w:color w:val="232820"/>
+                <w:sz w:val="16"/>
+              </w:rPr>
+              <w:t>7</w:t>
+            </w:r>
+          </w:p>
+        </w:tc>
+        <w:tc>
+          <w:tcPr>
+            <w:tcW w:type="dxa" w:w="3600"/>
+            <w:shd w:fill="FFFFFF"/>
+            <w:tcMar>
+              <w:top w:w="60" w:type="dxa"/>
+              <w:bottom w:w="60" w:type="dxa"/>
+              <w:left w:w="90" w:type="dxa"/>
+              <w:right w:w="90" w:type="dxa"/>
+            </w:tcMar>
+            <w:tcBorders>
+              <w:top w:val="single" w:sz="4" w:space="0" w:color="E2DFD6"/>
+              <w:bottom w:val="single" w:sz="4" w:space="0" w:color="E2DFD6"/>
+              <w:left w:val="single" w:sz="4" w:space="0" w:color="E2DFD6"/>
+              <w:right w:val="single" w:sz="4" w:space="0" w:color="E2DFD6"/>
+            </w:tcBorders>
+          </w:tcPr>
+          <w:p>
+            <w:pPr>
+              <w:jc w:val="left"/>
+            </w:pPr>
+            <w:r>
+              <w:rPr>
+                <w:rFonts w:ascii="Segoe UI" w:hAnsi="Segoe UI"/>
+                <w:color w:val="232820"/>
+                <w:sz w:val="16"/>
+              </w:rPr>
+              <w:t>Migrador: lectura, validación y previsualización</w:t>
+            </w:r>
+          </w:p>
+        </w:tc>
+        <w:tc>
+          <w:tcPr>
+            <w:tcW w:type="dxa" w:w="1008"/>
+            <w:shd w:fill="FFFFFF"/>
+            <w:tcMar>
+              <w:top w:w="60" w:type="dxa"/>
+              <w:bottom w:w="60" w:type="dxa"/>
+              <w:left w:w="90" w:type="dxa"/>
+              <w:right w:w="90" w:type="dxa"/>
+            </w:tcMar>
+            <w:tcBorders>
+              <w:top w:val="single" w:sz="4" w:space="0" w:color="E2DFD6"/>
+              <w:bottom w:val="single" w:sz="4" w:space="0" w:color="E2DFD6"/>
+              <w:left w:val="single" w:sz="4" w:space="0" w:color="E2DFD6"/>
+              <w:right w:val="single" w:sz="4" w:space="0" w:color="E2DFD6"/>
+            </w:tcBorders>
+          </w:tcPr>
+          <w:p>
+            <w:pPr>
+              <w:jc w:val="left"/>
+            </w:pPr>
+            <w:r>
+              <w:rPr>
+                <w:rFonts w:ascii="Segoe UI" w:hAnsi="Segoe UI"/>
+                <w:color w:val="232820"/>
+                <w:sz w:val="16"/>
+              </w:rPr>
+              <w:t>12-17</w:t>
+            </w:r>
+          </w:p>
+        </w:tc>
+        <w:tc>
+          <w:tcPr>
+            <w:tcW w:type="dxa" w:w="1152"/>
+            <w:shd w:fill="FFFFFF"/>
+            <w:tcMar>
+              <w:top w:w="60" w:type="dxa"/>
+              <w:bottom w:w="60" w:type="dxa"/>
+              <w:left w:w="90" w:type="dxa"/>
+              <w:right w:w="90" w:type="dxa"/>
+            </w:tcMar>
+            <w:tcBorders>
+              <w:top w:val="single" w:sz="4" w:space="0" w:color="E2DFD6"/>
+              <w:bottom w:val="single" w:sz="4" w:space="0" w:color="E2DFD6"/>
+              <w:left w:val="single" w:sz="4" w:space="0" w:color="E2DFD6"/>
+              <w:right w:val="single" w:sz="4" w:space="0" w:color="E2DFD6"/>
+            </w:tcBorders>
+          </w:tcPr>
+          <w:p>
+            <w:pPr>
+              <w:jc w:val="left"/>
+            </w:pPr>
+            <w:r>
+              <w:rPr>
+                <w:rFonts w:ascii="Segoe UI" w:hAnsi="Segoe UI"/>
+                <w:color w:val="232820"/>
+                <w:sz w:val="16"/>
+              </w:rPr>
+              <w:t>6 días</w:t>
+            </w:r>
+          </w:p>
+        </w:tc>
+        <w:tc>
+          <w:tcPr>
+            <w:tcW w:type="dxa" w:w="2160"/>
+            <w:shd w:fill="FFFFFF"/>
+            <w:tcMar>
+              <w:top w:w="60" w:type="dxa"/>
+              <w:bottom w:w="60" w:type="dxa"/>
+              <w:left w:w="90" w:type="dxa"/>
+              <w:right w:w="90" w:type="dxa"/>
+            </w:tcMar>
+            <w:tcBorders>
+              <w:top w:val="single" w:sz="4" w:space="0" w:color="E2DFD6"/>
+              <w:bottom w:val="single" w:sz="4" w:space="0" w:color="E2DFD6"/>
+              <w:left w:val="single" w:sz="4" w:space="0" w:color="E2DFD6"/>
+              <w:right w:val="single" w:sz="4" w:space="0" w:color="E2DFD6"/>
+            </w:tcBorders>
+          </w:tcPr>
+          <w:p>
+            <w:pPr>
+              <w:jc w:val="left"/>
+            </w:pPr>
+            <w:r>
+              <w:rPr>
+                <w:rFonts w:ascii="Segoe UI" w:hAnsi="Segoe UI"/>
+                <w:color w:val="232820"/>
+                <w:sz w:val="16"/>
+              </w:rPr>
+              <w:t>Validación de cuatro capas</w:t>
+            </w:r>
+          </w:p>
+        </w:tc>
+        <w:tc>
+          <w:tcPr>
+            <w:tcW w:type="dxa" w:w="1296"/>
+            <w:shd w:fill="FFFFFF"/>
+            <w:tcMar>
+              <w:top w:w="60" w:type="dxa"/>
+              <w:bottom w:w="60" w:type="dxa"/>
+              <w:left w:w="90" w:type="dxa"/>
+              <w:right w:w="90" w:type="dxa"/>
+            </w:tcMar>
+            <w:tcBorders>
+              <w:top w:val="single" w:sz="4" w:space="0" w:color="E2DFD6"/>
+              <w:bottom w:val="single" w:sz="4" w:space="0" w:color="E2DFD6"/>
+              <w:left w:val="single" w:sz="4" w:space="0" w:color="E2DFD6"/>
+              <w:right w:val="single" w:sz="4" w:space="0" w:color="E2DFD6"/>
+            </w:tcBorders>
+          </w:tcPr>
+          <w:p>
+            <w:pPr>
+              <w:jc w:val="left"/>
+            </w:pPr>
+            <w:r>
+              <w:rPr>
+                <w:rFonts w:ascii="Segoe UI" w:hAnsi="Segoe UI"/>
+                <w:color w:val="232820"/>
+                <w:sz w:val="16"/>
+              </w:rPr>
+              <w:t>Completado</w:t>
+            </w:r>
+          </w:p>
+        </w:tc>
+      </w:tr>
+      <w:tr>
+        <w:tc>
+          <w:tcPr>
+            <w:tcW w:type="dxa" w:w="576"/>
+            <w:shd w:fill="F9F8F4"/>
+            <w:tcMar>
+              <w:top w:w="60" w:type="dxa"/>
+              <w:bottom w:w="60" w:type="dxa"/>
+              <w:left w:w="90" w:type="dxa"/>
+              <w:right w:w="90" w:type="dxa"/>
+            </w:tcMar>
+            <w:tcBorders>
+              <w:top w:val="single" w:sz="4" w:space="0" w:color="E2DFD6"/>
+              <w:bottom w:val="single" w:sz="4" w:space="0" w:color="E2DFD6"/>
+              <w:left w:val="single" w:sz="4" w:space="0" w:color="E2DFD6"/>
+              <w:right w:val="single" w:sz="4" w:space="0" w:color="E2DFD6"/>
+            </w:tcBorders>
+          </w:tcPr>
+          <w:p>
+            <w:pPr>
+              <w:jc w:val="center"/>
+            </w:pPr>
+            <w:r>
+              <w:rPr>
+                <w:rFonts w:ascii="Segoe UI" w:hAnsi="Segoe UI"/>
+                <w:color w:val="232820"/>
+                <w:sz w:val="16"/>
+              </w:rPr>
+              <w:t>8</w:t>
+            </w:r>
+          </w:p>
+        </w:tc>
+        <w:tc>
+          <w:tcPr>
+            <w:tcW w:type="dxa" w:w="3600"/>
+            <w:shd w:fill="F9F8F4"/>
+            <w:tcMar>
+              <w:top w:w="60" w:type="dxa"/>
+              <w:bottom w:w="60" w:type="dxa"/>
+              <w:left w:w="90" w:type="dxa"/>
+              <w:right w:w="90" w:type="dxa"/>
+            </w:tcMar>
+            <w:tcBorders>
+              <w:top w:val="single" w:sz="4" w:space="0" w:color="E2DFD6"/>
+              <w:bottom w:val="single" w:sz="4" w:space="0" w:color="E2DFD6"/>
+              <w:left w:val="single" w:sz="4" w:space="0" w:color="E2DFD6"/>
+              <w:right w:val="single" w:sz="4" w:space="0" w:color="E2DFD6"/>
+            </w:tcBorders>
+          </w:tcPr>
+          <w:p>
+            <w:pPr>
+              <w:jc w:val="left"/>
+            </w:pPr>
+            <w:r>
+              <w:rPr>
+                <w:rFonts w:ascii="Segoe UI" w:hAnsi="Segoe UI"/>
+                <w:color w:val="232820"/>
+                <w:sz w:val="16"/>
+              </w:rPr>
+              <w:t>Migrador: mapeo, carga por lotes y transacciones</w:t>
+            </w:r>
+          </w:p>
+        </w:tc>
+        <w:tc>
+          <w:tcPr>
+            <w:tcW w:type="dxa" w:w="1008"/>
+            <w:shd w:fill="F9F8F4"/>
+            <w:tcMar>
+              <w:top w:w="60" w:type="dxa"/>
+              <w:bottom w:w="60" w:type="dxa"/>
+              <w:left w:w="90" w:type="dxa"/>
+              <w:right w:w="90" w:type="dxa"/>
+            </w:tcMar>
+            <w:tcBorders>
+              <w:top w:val="single" w:sz="4" w:space="0" w:color="E2DFD6"/>
+              <w:bottom w:val="single" w:sz="4" w:space="0" w:color="E2DFD6"/>
+              <w:left w:val="single" w:sz="4" w:space="0" w:color="E2DFD6"/>
+              <w:right w:val="single" w:sz="4" w:space="0" w:color="E2DFD6"/>
+            </w:tcBorders>
+          </w:tcPr>
+          <w:p>
+            <w:pPr>
+              <w:jc w:val="left"/>
+            </w:pPr>
+            <w:r>
+              <w:rPr>
+                <w:rFonts w:ascii="Segoe UI" w:hAnsi="Segoe UI"/>
+                <w:color w:val="232820"/>
+                <w:sz w:val="16"/>
+              </w:rPr>
+              <w:t>16-21</w:t>
+            </w:r>
+          </w:p>
+        </w:tc>
+        <w:tc>
+          <w:tcPr>
+            <w:tcW w:type="dxa" w:w="1152"/>
+            <w:shd w:fill="F9F8F4"/>
+            <w:tcMar>
+              <w:top w:w="60" w:type="dxa"/>
+              <w:bottom w:w="60" w:type="dxa"/>
+              <w:left w:w="90" w:type="dxa"/>
+              <w:right w:w="90" w:type="dxa"/>
+            </w:tcMar>
+            <w:tcBorders>
+              <w:top w:val="single" w:sz="4" w:space="0" w:color="E2DFD6"/>
+              <w:bottom w:val="single" w:sz="4" w:space="0" w:color="E2DFD6"/>
+              <w:left w:val="single" w:sz="4" w:space="0" w:color="E2DFD6"/>
+              <w:right w:val="single" w:sz="4" w:space="0" w:color="E2DFD6"/>
+            </w:tcBorders>
+          </w:tcPr>
+          <w:p>
+            <w:pPr>
+              <w:jc w:val="left"/>
+            </w:pPr>
+            <w:r>
+              <w:rPr>
+                <w:rFonts w:ascii="Segoe UI" w:hAnsi="Segoe UI"/>
+                <w:color w:val="232820"/>
+                <w:sz w:val="16"/>
+              </w:rPr>
+              <w:t>6 días</w:t>
+            </w:r>
+          </w:p>
+        </w:tc>
+        <w:tc>
+          <w:tcPr>
+            <w:tcW w:type="dxa" w:w="2160"/>
+            <w:shd w:fill="F9F8F4"/>
+            <w:tcMar>
+              <w:top w:w="60" w:type="dxa"/>
+              <w:bottom w:w="60" w:type="dxa"/>
+              <w:left w:w="90" w:type="dxa"/>
+              <w:right w:w="90" w:type="dxa"/>
+            </w:tcMar>
+            <w:tcBorders>
+              <w:top w:val="single" w:sz="4" w:space="0" w:color="E2DFD6"/>
+              <w:bottom w:val="single" w:sz="4" w:space="0" w:color="E2DFD6"/>
+              <w:left w:val="single" w:sz="4" w:space="0" w:color="E2DFD6"/>
+              <w:right w:val="single" w:sz="4" w:space="0" w:color="E2DFD6"/>
+            </w:tcBorders>
+          </w:tcPr>
+          <w:p>
+            <w:pPr>
+              <w:jc w:val="left"/>
+            </w:pPr>
+            <w:r>
+              <w:rPr>
+                <w:rFonts w:ascii="Segoe UI" w:hAnsi="Segoe UI"/>
+                <w:color w:val="232820"/>
+                <w:sz w:val="16"/>
+              </w:rPr>
+              <w:t>Migración completa</w:t>
+            </w:r>
+          </w:p>
+        </w:tc>
+        <w:tc>
+          <w:tcPr>
+            <w:tcW w:type="dxa" w:w="1296"/>
+            <w:shd w:fill="F9F8F4"/>
+            <w:tcMar>
+              <w:top w:w="60" w:type="dxa"/>
+              <w:bottom w:w="60" w:type="dxa"/>
+              <w:left w:w="90" w:type="dxa"/>
+              <w:right w:w="90" w:type="dxa"/>
+            </w:tcMar>
+            <w:tcBorders>
+              <w:top w:val="single" w:sz="4" w:space="0" w:color="E2DFD6"/>
+              <w:bottom w:val="single" w:sz="4" w:space="0" w:color="E2DFD6"/>
+              <w:left w:val="single" w:sz="4" w:space="0" w:color="E2DFD6"/>
+              <w:right w:val="single" w:sz="4" w:space="0" w:color="E2DFD6"/>
+            </w:tcBorders>
+          </w:tcPr>
+          <w:p>
+            <w:pPr>
+              <w:jc w:val="left"/>
+            </w:pPr>
+            <w:r>
+              <w:rPr>
+                <w:rFonts w:ascii="Segoe UI" w:hAnsi="Segoe UI"/>
+                <w:color w:val="232820"/>
+                <w:sz w:val="16"/>
+              </w:rPr>
+              <w:t>Completado</w:t>
+            </w:r>
+          </w:p>
+        </w:tc>
+      </w:tr>
+      <w:tr>
+        <w:tc>
+          <w:tcPr>
+            <w:tcW w:type="dxa" w:w="576"/>
+            <w:shd w:fill="FFFFFF"/>
+            <w:tcMar>
+              <w:top w:w="60" w:type="dxa"/>
+              <w:bottom w:w="60" w:type="dxa"/>
+              <w:left w:w="90" w:type="dxa"/>
+              <w:right w:w="90" w:type="dxa"/>
+            </w:tcMar>
+            <w:tcBorders>
+              <w:top w:val="single" w:sz="4" w:space="0" w:color="E2DFD6"/>
+              <w:bottom w:val="single" w:sz="4" w:space="0" w:color="E2DFD6"/>
+              <w:left w:val="single" w:sz="4" w:space="0" w:color="E2DFD6"/>
+              <w:right w:val="single" w:sz="4" w:space="0" w:color="E2DFD6"/>
+            </w:tcBorders>
+          </w:tcPr>
+          <w:p>
+            <w:pPr>
+              <w:jc w:val="center"/>
+            </w:pPr>
+            <w:r>
+              <w:rPr>
+                <w:rFonts w:ascii="Segoe UI" w:hAnsi="Segoe UI"/>
+                <w:color w:val="232820"/>
+                <w:sz w:val="16"/>
+              </w:rPr>
+              <w:t>9</w:t>
+            </w:r>
+          </w:p>
+        </w:tc>
+        <w:tc>
+          <w:tcPr>
+            <w:tcW w:type="dxa" w:w="3600"/>
+            <w:shd w:fill="FFFFFF"/>
+            <w:tcMar>
+              <w:top w:w="60" w:type="dxa"/>
+              <w:bottom w:w="60" w:type="dxa"/>
+              <w:left w:w="90" w:type="dxa"/>
+              <w:right w:w="90" w:type="dxa"/>
+            </w:tcMar>
+            <w:tcBorders>
+              <w:top w:val="single" w:sz="4" w:space="0" w:color="E2DFD6"/>
+              <w:bottom w:val="single" w:sz="4" w:space="0" w:color="E2DFD6"/>
+              <w:left w:val="single" w:sz="4" w:space="0" w:color="E2DFD6"/>
+              <w:right w:val="single" w:sz="4" w:space="0" w:color="E2DFD6"/>
+            </w:tcBorders>
+          </w:tcPr>
+          <w:p>
+            <w:pPr>
+              <w:jc w:val="left"/>
+            </w:pPr>
+            <w:r>
+              <w:rPr>
+                <w:rFonts w:ascii="Segoe UI" w:hAnsi="Segoe UI"/>
+                <w:color w:val="232820"/>
+                <w:sz w:val="16"/>
+              </w:rPr>
+              <w:t>Migrador: progreso, bitácora, cancelación y pruebas</w:t>
+            </w:r>
+          </w:p>
+        </w:tc>
+        <w:tc>
+          <w:tcPr>
+            <w:tcW w:type="dxa" w:w="1008"/>
+            <w:shd w:fill="FFFFFF"/>
+            <w:tcMar>
+              <w:top w:w="60" w:type="dxa"/>
+              <w:bottom w:w="60" w:type="dxa"/>
+              <w:left w:w="90" w:type="dxa"/>
+              <w:right w:w="90" w:type="dxa"/>
+            </w:tcMar>
+            <w:tcBorders>
+              <w:top w:val="single" w:sz="4" w:space="0" w:color="E2DFD6"/>
+              <w:bottom w:val="single" w:sz="4" w:space="0" w:color="E2DFD6"/>
+              <w:left w:val="single" w:sz="4" w:space="0" w:color="E2DFD6"/>
+              <w:right w:val="single" w:sz="4" w:space="0" w:color="E2DFD6"/>
+            </w:tcBorders>
+          </w:tcPr>
+          <w:p>
+            <w:pPr>
+              <w:jc w:val="left"/>
+            </w:pPr>
+            <w:r>
+              <w:rPr>
+                <w:rFonts w:ascii="Segoe UI" w:hAnsi="Segoe UI"/>
+                <w:color w:val="232820"/>
+                <w:sz w:val="16"/>
+              </w:rPr>
+              <w:t>19-23</w:t>
+            </w:r>
+          </w:p>
+        </w:tc>
+        <w:tc>
+          <w:tcPr>
+            <w:tcW w:type="dxa" w:w="1152"/>
+            <w:shd w:fill="FFFFFF"/>
+            <w:tcMar>
+              <w:top w:w="60" w:type="dxa"/>
+              <w:bottom w:w="60" w:type="dxa"/>
+              <w:left w:w="90" w:type="dxa"/>
+              <w:right w:w="90" w:type="dxa"/>
+            </w:tcMar>
+            <w:tcBorders>
+              <w:top w:val="single" w:sz="4" w:space="0" w:color="E2DFD6"/>
+              <w:bottom w:val="single" w:sz="4" w:space="0" w:color="E2DFD6"/>
+              <w:left w:val="single" w:sz="4" w:space="0" w:color="E2DFD6"/>
+              <w:right w:val="single" w:sz="4" w:space="0" w:color="E2DFD6"/>
+            </w:tcBorders>
+          </w:tcPr>
+          <w:p>
+            <w:pPr>
+              <w:jc w:val="left"/>
+            </w:pPr>
+            <w:r>
+              <w:rPr>
+                <w:rFonts w:ascii="Segoe UI" w:hAnsi="Segoe UI"/>
+                <w:color w:val="232820"/>
+                <w:sz w:val="16"/>
+              </w:rPr>
+              <w:t>5 días</w:t>
+            </w:r>
+          </w:p>
+        </w:tc>
+        <w:tc>
+          <w:tcPr>
+            <w:tcW w:type="dxa" w:w="2160"/>
+            <w:shd w:fill="FFFFFF"/>
+            <w:tcMar>
+              <w:top w:w="60" w:type="dxa"/>
+              <w:bottom w:w="60" w:type="dxa"/>
+              <w:left w:w="90" w:type="dxa"/>
+              <w:right w:w="90" w:type="dxa"/>
+            </w:tcMar>
+            <w:tcBorders>
+              <w:top w:val="single" w:sz="4" w:space="0" w:color="E2DFD6"/>
+              <w:bottom w:val="single" w:sz="4" w:space="0" w:color="E2DFD6"/>
+              <w:left w:val="single" w:sz="4" w:space="0" w:color="E2DFD6"/>
+              <w:right w:val="single" w:sz="4" w:space="0" w:color="E2DFD6"/>
+            </w:tcBorders>
+          </w:tcPr>
+          <w:p>
+            <w:pPr>
+              <w:jc w:val="left"/>
+            </w:pPr>
+            <w:r>
+              <w:rPr>
+                <w:rFonts w:ascii="Segoe UI" w:hAnsi="Segoe UI"/>
+                <w:color w:val="232820"/>
+                <w:sz w:val="16"/>
+              </w:rPr>
+              <w:t>Migrador estable</w:t>
+            </w:r>
+          </w:p>
+        </w:tc>
+        <w:tc>
+          <w:tcPr>
+            <w:tcW w:type="dxa" w:w="1296"/>
+            <w:shd w:fill="FFFFFF"/>
+            <w:tcMar>
+              <w:top w:w="60" w:type="dxa"/>
+              <w:bottom w:w="60" w:type="dxa"/>
+              <w:left w:w="90" w:type="dxa"/>
+              <w:right w:w="90" w:type="dxa"/>
+            </w:tcMar>
+            <w:tcBorders>
+              <w:top w:val="single" w:sz="4" w:space="0" w:color="E2DFD6"/>
+              <w:bottom w:val="single" w:sz="4" w:space="0" w:color="E2DFD6"/>
+              <w:left w:val="single" w:sz="4" w:space="0" w:color="E2DFD6"/>
+              <w:right w:val="single" w:sz="4" w:space="0" w:color="E2DFD6"/>
+            </w:tcBorders>
+          </w:tcPr>
+          <w:p>
+            <w:pPr>
+              <w:jc w:val="left"/>
+            </w:pPr>
+            <w:r>
+              <w:rPr>
+                <w:rFonts w:ascii="Segoe UI" w:hAnsi="Segoe UI"/>
+                <w:color w:val="232820"/>
+                <w:sz w:val="16"/>
+              </w:rPr>
+              <w:t>Completado</w:t>
+            </w:r>
+          </w:p>
+        </w:tc>
+      </w:tr>
+      <w:tr>
+        <w:tc>
+          <w:tcPr>
+            <w:tcW w:type="dxa" w:w="576"/>
+            <w:shd w:fill="F9F8F4"/>
+            <w:tcMar>
+              <w:top w:w="60" w:type="dxa"/>
+              <w:bottom w:w="60" w:type="dxa"/>
+              <w:left w:w="90" w:type="dxa"/>
+              <w:right w:w="90" w:type="dxa"/>
+            </w:tcMar>
+            <w:tcBorders>
+              <w:top w:val="single" w:sz="4" w:space="0" w:color="E2DFD6"/>
+              <w:bottom w:val="single" w:sz="4" w:space="0" w:color="E2DFD6"/>
+              <w:left w:val="single" w:sz="4" w:space="0" w:color="E2DFD6"/>
+              <w:right w:val="single" w:sz="4" w:space="0" w:color="E2DFD6"/>
+            </w:tcBorders>
+          </w:tcPr>
+          <w:p>
+            <w:pPr>
+              <w:jc w:val="center"/>
+            </w:pPr>
+            <w:r>
+              <w:rPr>
+                <w:rFonts w:ascii="Segoe UI" w:hAnsi="Segoe UI"/>
+                <w:color w:val="232820"/>
+                <w:sz w:val="16"/>
+              </w:rPr>
+              <w:t>10</w:t>
+            </w:r>
+          </w:p>
+        </w:tc>
+        <w:tc>
+          <w:tcPr>
+            <w:tcW w:type="dxa" w:w="3600"/>
+            <w:shd w:fill="F9F8F4"/>
+            <w:tcMar>
+              <w:top w:w="60" w:type="dxa"/>
+              <w:bottom w:w="60" w:type="dxa"/>
+              <w:left w:w="90" w:type="dxa"/>
+              <w:right w:w="90" w:type="dxa"/>
+            </w:tcMar>
+            <w:tcBorders>
+              <w:top w:val="single" w:sz="4" w:space="0" w:color="E2DFD6"/>
+              <w:bottom w:val="single" w:sz="4" w:space="0" w:color="E2DFD6"/>
+              <w:left w:val="single" w:sz="4" w:space="0" w:color="E2DFD6"/>
+              <w:right w:val="single" w:sz="4" w:space="0" w:color="E2DFD6"/>
+            </w:tcBorders>
+          </w:tcPr>
+          <w:p>
+            <w:pPr>
+              <w:jc w:val="left"/>
+            </w:pPr>
+            <w:r>
+              <w:rPr>
+                <w:rFonts w:ascii="Segoe UI" w:hAnsi="Segoe UI"/>
+                <w:color w:val="232820"/>
+                <w:sz w:val="16"/>
+              </w:rPr>
+              <w:t>Web: autenticación, roles y estructura responsiva</w:t>
+            </w:r>
+          </w:p>
+        </w:tc>
+        <w:tc>
+          <w:tcPr>
+            <w:tcW w:type="dxa" w:w="1008"/>
+            <w:shd w:fill="F9F8F4"/>
+            <w:tcMar>
+              <w:top w:w="60" w:type="dxa"/>
+              <w:bottom w:w="60" w:type="dxa"/>
+              <w:left w:w="90" w:type="dxa"/>
+              <w:right w:w="90" w:type="dxa"/>
+            </w:tcMar>
+            <w:tcBorders>
+              <w:top w:val="single" w:sz="4" w:space="0" w:color="E2DFD6"/>
+              <w:bottom w:val="single" w:sz="4" w:space="0" w:color="E2DFD6"/>
+              <w:left w:val="single" w:sz="4" w:space="0" w:color="E2DFD6"/>
+              <w:right w:val="single" w:sz="4" w:space="0" w:color="E2DFD6"/>
+            </w:tcBorders>
+          </w:tcPr>
+          <w:p>
+            <w:pPr>
+              <w:jc w:val="left"/>
+            </w:pPr>
+            <w:r>
+              <w:rPr>
+                <w:rFonts w:ascii="Segoe UI" w:hAnsi="Segoe UI"/>
+                <w:color w:val="232820"/>
+                <w:sz w:val="16"/>
+              </w:rPr>
+              <w:t>18-24</w:t>
+            </w:r>
+          </w:p>
+        </w:tc>
+        <w:tc>
+          <w:tcPr>
+            <w:tcW w:type="dxa" w:w="1152"/>
+            <w:shd w:fill="F9F8F4"/>
+            <w:tcMar>
+              <w:top w:w="60" w:type="dxa"/>
+              <w:bottom w:w="60" w:type="dxa"/>
+              <w:left w:w="90" w:type="dxa"/>
+              <w:right w:w="90" w:type="dxa"/>
+            </w:tcMar>
+            <w:tcBorders>
+              <w:top w:val="single" w:sz="4" w:space="0" w:color="E2DFD6"/>
+              <w:bottom w:val="single" w:sz="4" w:space="0" w:color="E2DFD6"/>
+              <w:left w:val="single" w:sz="4" w:space="0" w:color="E2DFD6"/>
+              <w:right w:val="single" w:sz="4" w:space="0" w:color="E2DFD6"/>
+            </w:tcBorders>
+          </w:tcPr>
+          <w:p>
+            <w:pPr>
+              <w:jc w:val="left"/>
+            </w:pPr>
+            <w:r>
+              <w:rPr>
+                <w:rFonts w:ascii="Segoe UI" w:hAnsi="Segoe UI"/>
+                <w:color w:val="232820"/>
+                <w:sz w:val="16"/>
+              </w:rPr>
+              <w:t>7 días</w:t>
+            </w:r>
+          </w:p>
+        </w:tc>
+        <w:tc>
+          <w:tcPr>
+            <w:tcW w:type="dxa" w:w="2160"/>
+            <w:shd w:fill="F9F8F4"/>
+            <w:tcMar>
+              <w:top w:w="60" w:type="dxa"/>
+              <w:bottom w:w="60" w:type="dxa"/>
+              <w:left w:w="90" w:type="dxa"/>
+              <w:right w:w="90" w:type="dxa"/>
+            </w:tcMar>
+            <w:tcBorders>
+              <w:top w:val="single" w:sz="4" w:space="0" w:color="E2DFD6"/>
+              <w:bottom w:val="single" w:sz="4" w:space="0" w:color="E2DFD6"/>
+              <w:left w:val="single" w:sz="4" w:space="0" w:color="E2DFD6"/>
+              <w:right w:val="single" w:sz="4" w:space="0" w:color="E2DFD6"/>
+            </w:tcBorders>
+          </w:tcPr>
+          <w:p>
+            <w:pPr>
+              <w:jc w:val="left"/>
+            </w:pPr>
+            <w:r>
+              <w:rPr>
+                <w:rFonts w:ascii="Segoe UI" w:hAnsi="Segoe UI"/>
+                <w:color w:val="232820"/>
+                <w:sz w:val="16"/>
+              </w:rPr>
+              <w:t>Acceso protegido</w:t>
+            </w:r>
+          </w:p>
+        </w:tc>
+        <w:tc>
+          <w:tcPr>
+            <w:tcW w:type="dxa" w:w="1296"/>
+            <w:shd w:fill="F9F8F4"/>
+            <w:tcMar>
+              <w:top w:w="60" w:type="dxa"/>
+              <w:bottom w:w="60" w:type="dxa"/>
+              <w:left w:w="90" w:type="dxa"/>
+              <w:right w:w="90" w:type="dxa"/>
+            </w:tcMar>
+            <w:tcBorders>
+              <w:top w:val="single" w:sz="4" w:space="0" w:color="E2DFD6"/>
+              <w:bottom w:val="single" w:sz="4" w:space="0" w:color="E2DFD6"/>
+              <w:left w:val="single" w:sz="4" w:space="0" w:color="E2DFD6"/>
+              <w:right w:val="single" w:sz="4" w:space="0" w:color="E2DFD6"/>
+            </w:tcBorders>
+          </w:tcPr>
+          <w:p>
+            <w:pPr>
+              <w:jc w:val="left"/>
+            </w:pPr>
+            <w:r>
+              <w:rPr>
+                <w:rFonts w:ascii="Segoe UI" w:hAnsi="Segoe UI"/>
+                <w:color w:val="232820"/>
+                <w:sz w:val="16"/>
+              </w:rPr>
+              <w:t>Completado</w:t>
+            </w:r>
+          </w:p>
+        </w:tc>
+      </w:tr>
+      <w:tr>
+        <w:tc>
+          <w:tcPr>
+            <w:tcW w:type="dxa" w:w="576"/>
+            <w:shd w:fill="FFFFFF"/>
+            <w:tcMar>
+              <w:top w:w="60" w:type="dxa"/>
+              <w:bottom w:w="60" w:type="dxa"/>
+              <w:left w:w="90" w:type="dxa"/>
+              <w:right w:w="90" w:type="dxa"/>
+            </w:tcMar>
+            <w:tcBorders>
+              <w:top w:val="single" w:sz="4" w:space="0" w:color="E2DFD6"/>
+              <w:bottom w:val="single" w:sz="4" w:space="0" w:color="E2DFD6"/>
+              <w:left w:val="single" w:sz="4" w:space="0" w:color="E2DFD6"/>
+              <w:right w:val="single" w:sz="4" w:space="0" w:color="E2DFD6"/>
+            </w:tcBorders>
+          </w:tcPr>
+          <w:p>
+            <w:pPr>
+              <w:jc w:val="center"/>
+            </w:pPr>
+            <w:r>
+              <w:rPr>
+                <w:rFonts w:ascii="Segoe UI" w:hAnsi="Segoe UI"/>
+                <w:color w:val="232820"/>
+                <w:sz w:val="16"/>
+              </w:rPr>
+              <w:t>11</w:t>
+            </w:r>
+          </w:p>
+        </w:tc>
+        <w:tc>
+          <w:tcPr>
+            <w:tcW w:type="dxa" w:w="3600"/>
+            <w:shd w:fill="FFFFFF"/>
+            <w:tcMar>
+              <w:top w:w="60" w:type="dxa"/>
+              <w:bottom w:w="60" w:type="dxa"/>
+              <w:left w:w="90" w:type="dxa"/>
+              <w:right w:w="90" w:type="dxa"/>
+            </w:tcMar>
+            <w:tcBorders>
+              <w:top w:val="single" w:sz="4" w:space="0" w:color="E2DFD6"/>
+              <w:bottom w:val="single" w:sz="4" w:space="0" w:color="E2DFD6"/>
+              <w:left w:val="single" w:sz="4" w:space="0" w:color="E2DFD6"/>
+              <w:right w:val="single" w:sz="4" w:space="0" w:color="E2DFD6"/>
+            </w:tcBorders>
+          </w:tcPr>
+          <w:p>
+            <w:pPr>
+              <w:jc w:val="left"/>
+            </w:pPr>
+            <w:r>
+              <w:rPr>
+                <w:rFonts w:ascii="Segoe UI" w:hAnsi="Segoe UI"/>
+                <w:color w:val="232820"/>
+                <w:sz w:val="16"/>
+              </w:rPr>
+              <w:t>Servicios GeoJSON y consultas por extensión</w:t>
+            </w:r>
+          </w:p>
+        </w:tc>
+        <w:tc>
+          <w:tcPr>
+            <w:tcW w:type="dxa" w:w="1008"/>
+            <w:shd w:fill="FFFFFF"/>
+            <w:tcMar>
+              <w:top w:w="60" w:type="dxa"/>
+              <w:bottom w:w="60" w:type="dxa"/>
+              <w:left w:w="90" w:type="dxa"/>
+              <w:right w:w="90" w:type="dxa"/>
+            </w:tcMar>
+            <w:tcBorders>
+              <w:top w:val="single" w:sz="4" w:space="0" w:color="E2DFD6"/>
+              <w:bottom w:val="single" w:sz="4" w:space="0" w:color="E2DFD6"/>
+              <w:left w:val="single" w:sz="4" w:space="0" w:color="E2DFD6"/>
+              <w:right w:val="single" w:sz="4" w:space="0" w:color="E2DFD6"/>
+            </w:tcBorders>
+          </w:tcPr>
+          <w:p>
+            <w:pPr>
+              <w:jc w:val="left"/>
+            </w:pPr>
+            <w:r>
+              <w:rPr>
+                <w:rFonts w:ascii="Segoe UI" w:hAnsi="Segoe UI"/>
+                <w:color w:val="232820"/>
+                <w:sz w:val="16"/>
+              </w:rPr>
+              <w:t>22-28</w:t>
+            </w:r>
+          </w:p>
+        </w:tc>
+        <w:tc>
+          <w:tcPr>
+            <w:tcW w:type="dxa" w:w="1152"/>
+            <w:shd w:fill="FFFFFF"/>
+            <w:tcMar>
+              <w:top w:w="60" w:type="dxa"/>
+              <w:bottom w:w="60" w:type="dxa"/>
+              <w:left w:w="90" w:type="dxa"/>
+              <w:right w:w="90" w:type="dxa"/>
+            </w:tcMar>
+            <w:tcBorders>
+              <w:top w:val="single" w:sz="4" w:space="0" w:color="E2DFD6"/>
+              <w:bottom w:val="single" w:sz="4" w:space="0" w:color="E2DFD6"/>
+              <w:left w:val="single" w:sz="4" w:space="0" w:color="E2DFD6"/>
+              <w:right w:val="single" w:sz="4" w:space="0" w:color="E2DFD6"/>
+            </w:tcBorders>
+          </w:tcPr>
+          <w:p>
+            <w:pPr>
+              <w:jc w:val="left"/>
+            </w:pPr>
+            <w:r>
+              <w:rPr>
+                <w:rFonts w:ascii="Segoe UI" w:hAnsi="Segoe UI"/>
+                <w:color w:val="232820"/>
+                <w:sz w:val="16"/>
+              </w:rPr>
+              <w:t>7 días</w:t>
+            </w:r>
+          </w:p>
+        </w:tc>
+        <w:tc>
+          <w:tcPr>
+            <w:tcW w:type="dxa" w:w="2160"/>
+            <w:shd w:fill="FFFFFF"/>
+            <w:tcMar>
+              <w:top w:w="60" w:type="dxa"/>
+              <w:bottom w:w="60" w:type="dxa"/>
+              <w:left w:w="90" w:type="dxa"/>
+              <w:right w:w="90" w:type="dxa"/>
+            </w:tcMar>
+            <w:tcBorders>
+              <w:top w:val="single" w:sz="4" w:space="0" w:color="E2DFD6"/>
+              <w:bottom w:val="single" w:sz="4" w:space="0" w:color="E2DFD6"/>
+              <w:left w:val="single" w:sz="4" w:space="0" w:color="E2DFD6"/>
+              <w:right w:val="single" w:sz="4" w:space="0" w:color="E2DFD6"/>
+            </w:tcBorders>
+          </w:tcPr>
+          <w:p>
+            <w:pPr>
+              <w:jc w:val="left"/>
+            </w:pPr>
+            <w:r>
+              <w:rPr>
+                <w:rFonts w:ascii="Segoe UI" w:hAnsi="Segoe UI"/>
+                <w:color w:val="232820"/>
+                <w:sz w:val="16"/>
+              </w:rPr>
+              <w:t>API funcional</w:t>
+            </w:r>
+          </w:p>
+        </w:tc>
+        <w:tc>
+          <w:tcPr>
+            <w:tcW w:type="dxa" w:w="1296"/>
+            <w:shd w:fill="FFFFFF"/>
+            <w:tcMar>
+              <w:top w:w="60" w:type="dxa"/>
+              <w:bottom w:w="60" w:type="dxa"/>
+              <w:left w:w="90" w:type="dxa"/>
+              <w:right w:w="90" w:type="dxa"/>
+            </w:tcMar>
+            <w:tcBorders>
+              <w:top w:val="single" w:sz="4" w:space="0" w:color="E2DFD6"/>
+              <w:bottom w:val="single" w:sz="4" w:space="0" w:color="E2DFD6"/>
+              <w:left w:val="single" w:sz="4" w:space="0" w:color="E2DFD6"/>
+              <w:right w:val="single" w:sz="4" w:space="0" w:color="E2DFD6"/>
+            </w:tcBorders>
+          </w:tcPr>
+          <w:p>
+            <w:pPr>
+              <w:jc w:val="left"/>
+            </w:pPr>
+            <w:r>
+              <w:rPr>
+                <w:rFonts w:ascii="Segoe UI" w:hAnsi="Segoe UI"/>
+                <w:color w:val="232820"/>
+                <w:sz w:val="16"/>
+              </w:rPr>
+              <w:t>Completado</w:t>
+            </w:r>
+          </w:p>
+        </w:tc>
+      </w:tr>
+      <w:tr>
+        <w:tc>
+          <w:tcPr>
+            <w:tcW w:type="dxa" w:w="576"/>
+            <w:shd w:fill="F9F8F4"/>
+            <w:tcMar>
+              <w:top w:w="60" w:type="dxa"/>
+              <w:bottom w:w="60" w:type="dxa"/>
+              <w:left w:w="90" w:type="dxa"/>
+              <w:right w:w="90" w:type="dxa"/>
+            </w:tcMar>
+            <w:tcBorders>
+              <w:top w:val="single" w:sz="4" w:space="0" w:color="E2DFD6"/>
+              <w:bottom w:val="single" w:sz="4" w:space="0" w:color="E2DFD6"/>
+              <w:left w:val="single" w:sz="4" w:space="0" w:color="E2DFD6"/>
+              <w:right w:val="single" w:sz="4" w:space="0" w:color="E2DFD6"/>
+            </w:tcBorders>
+          </w:tcPr>
+          <w:p>
+            <w:pPr>
+              <w:jc w:val="center"/>
+            </w:pPr>
+            <w:r>
+              <w:rPr>
+                <w:rFonts w:ascii="Segoe UI" w:hAnsi="Segoe UI"/>
+                <w:color w:val="232820"/>
+                <w:sz w:val="16"/>
+              </w:rPr>
+              <w:t>12</w:t>
+            </w:r>
+          </w:p>
+        </w:tc>
+        <w:tc>
+          <w:tcPr>
+            <w:tcW w:type="dxa" w:w="3600"/>
+            <w:shd w:fill="F9F8F4"/>
+            <w:tcMar>
+              <w:top w:w="60" w:type="dxa"/>
+              <w:bottom w:w="60" w:type="dxa"/>
+              <w:left w:w="90" w:type="dxa"/>
+              <w:right w:w="90" w:type="dxa"/>
+            </w:tcMar>
+            <w:tcBorders>
+              <w:top w:val="single" w:sz="4" w:space="0" w:color="E2DFD6"/>
+              <w:bottom w:val="single" w:sz="4" w:space="0" w:color="E2DFD6"/>
+              <w:left w:val="single" w:sz="4" w:space="0" w:color="E2DFD6"/>
+              <w:right w:val="single" w:sz="4" w:space="0" w:color="E2DFD6"/>
+            </w:tcBorders>
+          </w:tcPr>
+          <w:p>
+            <w:pPr>
+              <w:jc w:val="left"/>
+            </w:pPr>
+            <w:r>
+              <w:rPr>
+                <w:rFonts w:ascii="Segoe UI" w:hAnsi="Segoe UI"/>
+                <w:color w:val="232820"/>
+                <w:sz w:val="16"/>
+              </w:rPr>
+              <w:t>Mapa base, capas, estilos, leyenda y navegación</w:t>
+            </w:r>
+          </w:p>
+        </w:tc>
+        <w:tc>
+          <w:tcPr>
+            <w:tcW w:type="dxa" w:w="1008"/>
+            <w:shd w:fill="F9F8F4"/>
+            <w:tcMar>
+              <w:top w:w="60" w:type="dxa"/>
+              <w:bottom w:w="60" w:type="dxa"/>
+              <w:left w:w="90" w:type="dxa"/>
+              <w:right w:w="90" w:type="dxa"/>
+            </w:tcMar>
+            <w:tcBorders>
+              <w:top w:val="single" w:sz="4" w:space="0" w:color="E2DFD6"/>
+              <w:bottom w:val="single" w:sz="4" w:space="0" w:color="E2DFD6"/>
+              <w:left w:val="single" w:sz="4" w:space="0" w:color="E2DFD6"/>
+              <w:right w:val="single" w:sz="4" w:space="0" w:color="E2DFD6"/>
+            </w:tcBorders>
+          </w:tcPr>
+          <w:p>
+            <w:pPr>
+              <w:jc w:val="left"/>
+            </w:pPr>
+            <w:r>
+              <w:rPr>
+                <w:rFonts w:ascii="Segoe UI" w:hAnsi="Segoe UI"/>
+                <w:color w:val="232820"/>
+                <w:sz w:val="16"/>
+              </w:rPr>
+              <w:t>24-30</w:t>
+            </w:r>
+          </w:p>
+        </w:tc>
+        <w:tc>
+          <w:tcPr>
+            <w:tcW w:type="dxa" w:w="1152"/>
+            <w:shd w:fill="F9F8F4"/>
+            <w:tcMar>
+              <w:top w:w="60" w:type="dxa"/>
+              <w:bottom w:w="60" w:type="dxa"/>
+              <w:left w:w="90" w:type="dxa"/>
+              <w:right w:w="90" w:type="dxa"/>
+            </w:tcMar>
+            <w:tcBorders>
+              <w:top w:val="single" w:sz="4" w:space="0" w:color="E2DFD6"/>
+              <w:bottom w:val="single" w:sz="4" w:space="0" w:color="E2DFD6"/>
+              <w:left w:val="single" w:sz="4" w:space="0" w:color="E2DFD6"/>
+              <w:right w:val="single" w:sz="4" w:space="0" w:color="E2DFD6"/>
+            </w:tcBorders>
+          </w:tcPr>
+          <w:p>
+            <w:pPr>
+              <w:jc w:val="left"/>
+            </w:pPr>
+            <w:r>
+              <w:rPr>
+                <w:rFonts w:ascii="Segoe UI" w:hAnsi="Segoe UI"/>
+                <w:color w:val="232820"/>
+                <w:sz w:val="16"/>
+              </w:rPr>
+              <w:t>7 días</w:t>
+            </w:r>
+          </w:p>
+        </w:tc>
+        <w:tc>
+          <w:tcPr>
+            <w:tcW w:type="dxa" w:w="2160"/>
+            <w:shd w:fill="F9F8F4"/>
+            <w:tcMar>
+              <w:top w:w="60" w:type="dxa"/>
+              <w:bottom w:w="60" w:type="dxa"/>
+              <w:left w:w="90" w:type="dxa"/>
+              <w:right w:w="90" w:type="dxa"/>
+            </w:tcMar>
+            <w:tcBorders>
+              <w:top w:val="single" w:sz="4" w:space="0" w:color="E2DFD6"/>
+              <w:bottom w:val="single" w:sz="4" w:space="0" w:color="E2DFD6"/>
+              <w:left w:val="single" w:sz="4" w:space="0" w:color="E2DFD6"/>
+              <w:right w:val="single" w:sz="4" w:space="0" w:color="E2DFD6"/>
+            </w:tcBorders>
+          </w:tcPr>
+          <w:p>
+            <w:pPr>
+              <w:jc w:val="left"/>
+            </w:pPr>
+            <w:r>
+              <w:rPr>
+                <w:rFonts w:ascii="Segoe UI" w:hAnsi="Segoe UI"/>
+                <w:color w:val="232820"/>
+                <w:sz w:val="16"/>
+              </w:rPr>
+              <w:t>Visor alfa</w:t>
+            </w:r>
+          </w:p>
+        </w:tc>
+        <w:tc>
+          <w:tcPr>
+            <w:tcW w:type="dxa" w:w="1296"/>
+            <w:shd w:fill="F9F8F4"/>
+            <w:tcMar>
+              <w:top w:w="60" w:type="dxa"/>
+              <w:bottom w:w="60" w:type="dxa"/>
+              <w:left w:w="90" w:type="dxa"/>
+              <w:right w:w="90" w:type="dxa"/>
+            </w:tcMar>
+            <w:tcBorders>
+              <w:top w:val="single" w:sz="4" w:space="0" w:color="E2DFD6"/>
+              <w:bottom w:val="single" w:sz="4" w:space="0" w:color="E2DFD6"/>
+              <w:left w:val="single" w:sz="4" w:space="0" w:color="E2DFD6"/>
+              <w:right w:val="single" w:sz="4" w:space="0" w:color="E2DFD6"/>
+            </w:tcBorders>
+          </w:tcPr>
+          <w:p>
+            <w:pPr>
+              <w:jc w:val="left"/>
+            </w:pPr>
+            <w:r>
+              <w:rPr>
+                <w:rFonts w:ascii="Segoe UI" w:hAnsi="Segoe UI"/>
+                <w:color w:val="232820"/>
+                <w:sz w:val="16"/>
+              </w:rPr>
+              <w:t>Completado</w:t>
+            </w:r>
+          </w:p>
+        </w:tc>
+      </w:tr>
+      <w:tr>
+        <w:tc>
+          <w:tcPr>
+            <w:tcW w:type="dxa" w:w="576"/>
+            <w:shd w:fill="FFFFFF"/>
+            <w:tcMar>
+              <w:top w:w="60" w:type="dxa"/>
+              <w:bottom w:w="60" w:type="dxa"/>
+              <w:left w:w="90" w:type="dxa"/>
+              <w:right w:w="90" w:type="dxa"/>
+            </w:tcMar>
+            <w:tcBorders>
+              <w:top w:val="single" w:sz="4" w:space="0" w:color="E2DFD6"/>
+              <w:bottom w:val="single" w:sz="4" w:space="0" w:color="E2DFD6"/>
+              <w:left w:val="single" w:sz="4" w:space="0" w:color="E2DFD6"/>
+              <w:right w:val="single" w:sz="4" w:space="0" w:color="E2DFD6"/>
+            </w:tcBorders>
+          </w:tcPr>
+          <w:p>
+            <w:pPr>
+              <w:jc w:val="center"/>
+            </w:pPr>
+            <w:r>
+              <w:rPr>
+                <w:rFonts w:ascii="Segoe UI" w:hAnsi="Segoe UI"/>
+                <w:color w:val="232820"/>
+                <w:sz w:val="16"/>
+              </w:rPr>
+              <w:t>13</w:t>
+            </w:r>
+          </w:p>
+        </w:tc>
+        <w:tc>
+          <w:tcPr>
+            <w:tcW w:type="dxa" w:w="3600"/>
+            <w:shd w:fill="FFFFFF"/>
+            <w:tcMar>
+              <w:top w:w="60" w:type="dxa"/>
+              <w:bottom w:w="60" w:type="dxa"/>
+              <w:left w:w="90" w:type="dxa"/>
+              <w:right w:w="90" w:type="dxa"/>
+            </w:tcMar>
+            <w:tcBorders>
+              <w:top w:val="single" w:sz="4" w:space="0" w:color="E2DFD6"/>
+              <w:bottom w:val="single" w:sz="4" w:space="0" w:color="E2DFD6"/>
+              <w:left w:val="single" w:sz="4" w:space="0" w:color="E2DFD6"/>
+              <w:right w:val="single" w:sz="4" w:space="0" w:color="E2DFD6"/>
+            </w:tcBorders>
+          </w:tcPr>
+          <w:p>
+            <w:pPr>
+              <w:jc w:val="left"/>
+            </w:pPr>
+            <w:r>
+              <w:rPr>
+                <w:rFonts w:ascii="Segoe UI" w:hAnsi="Segoe UI"/>
+                <w:color w:val="232820"/>
+                <w:sz w:val="16"/>
+              </w:rPr>
+              <w:t>Identificación, búsquedas, filtros y tabla sincronizada</w:t>
+            </w:r>
+          </w:p>
+        </w:tc>
+        <w:tc>
+          <w:tcPr>
+            <w:tcW w:type="dxa" w:w="1008"/>
+            <w:shd w:fill="FFFFFF"/>
+            <w:tcMar>
+              <w:top w:w="60" w:type="dxa"/>
+              <w:bottom w:w="60" w:type="dxa"/>
+              <w:left w:w="90" w:type="dxa"/>
+              <w:right w:w="90" w:type="dxa"/>
+            </w:tcMar>
+            <w:tcBorders>
+              <w:top w:val="single" w:sz="4" w:space="0" w:color="E2DFD6"/>
+              <w:bottom w:val="single" w:sz="4" w:space="0" w:color="E2DFD6"/>
+              <w:left w:val="single" w:sz="4" w:space="0" w:color="E2DFD6"/>
+              <w:right w:val="single" w:sz="4" w:space="0" w:color="E2DFD6"/>
+            </w:tcBorders>
+          </w:tcPr>
+          <w:p>
+            <w:pPr>
+              <w:jc w:val="left"/>
+            </w:pPr>
+            <w:r>
+              <w:rPr>
+                <w:rFonts w:ascii="Segoe UI" w:hAnsi="Segoe UI"/>
+                <w:color w:val="232820"/>
+                <w:sz w:val="16"/>
+              </w:rPr>
+              <w:t>29-35</w:t>
+            </w:r>
+          </w:p>
+        </w:tc>
+        <w:tc>
+          <w:tcPr>
+            <w:tcW w:type="dxa" w:w="1152"/>
+            <w:shd w:fill="FFFFFF"/>
+            <w:tcMar>
+              <w:top w:w="60" w:type="dxa"/>
+              <w:bottom w:w="60" w:type="dxa"/>
+              <w:left w:w="90" w:type="dxa"/>
+              <w:right w:w="90" w:type="dxa"/>
+            </w:tcMar>
+            <w:tcBorders>
+              <w:top w:val="single" w:sz="4" w:space="0" w:color="E2DFD6"/>
+              <w:bottom w:val="single" w:sz="4" w:space="0" w:color="E2DFD6"/>
+              <w:left w:val="single" w:sz="4" w:space="0" w:color="E2DFD6"/>
+              <w:right w:val="single" w:sz="4" w:space="0" w:color="E2DFD6"/>
+            </w:tcBorders>
+          </w:tcPr>
+          <w:p>
+            <w:pPr>
+              <w:jc w:val="left"/>
+            </w:pPr>
+            <w:r>
+              <w:rPr>
+                <w:rFonts w:ascii="Segoe UI" w:hAnsi="Segoe UI"/>
+                <w:color w:val="232820"/>
+                <w:sz w:val="16"/>
+              </w:rPr>
+              <w:t>7 días</w:t>
+            </w:r>
+          </w:p>
+        </w:tc>
+        <w:tc>
+          <w:tcPr>
+            <w:tcW w:type="dxa" w:w="2160"/>
+            <w:shd w:fill="FFFFFF"/>
+            <w:tcMar>
+              <w:top w:w="60" w:type="dxa"/>
+              <w:bottom w:w="60" w:type="dxa"/>
+              <w:left w:w="90" w:type="dxa"/>
+              <w:right w:w="90" w:type="dxa"/>
+            </w:tcMar>
+            <w:tcBorders>
+              <w:top w:val="single" w:sz="4" w:space="0" w:color="E2DFD6"/>
+              <w:bottom w:val="single" w:sz="4" w:space="0" w:color="E2DFD6"/>
+              <w:left w:val="single" w:sz="4" w:space="0" w:color="E2DFD6"/>
+              <w:right w:val="single" w:sz="4" w:space="0" w:color="E2DFD6"/>
+            </w:tcBorders>
+          </w:tcPr>
+          <w:p>
+            <w:pPr>
+              <w:jc w:val="left"/>
+            </w:pPr>
+            <w:r>
+              <w:rPr>
+                <w:rFonts w:ascii="Segoe UI" w:hAnsi="Segoe UI"/>
+                <w:color w:val="232820"/>
+                <w:sz w:val="16"/>
+              </w:rPr>
+              <w:t>Visor beta</w:t>
+            </w:r>
+          </w:p>
+        </w:tc>
+        <w:tc>
+          <w:tcPr>
+            <w:tcW w:type="dxa" w:w="1296"/>
+            <w:shd w:fill="FFFFFF"/>
+            <w:tcMar>
+              <w:top w:w="60" w:type="dxa"/>
+              <w:bottom w:w="60" w:type="dxa"/>
+              <w:left w:w="90" w:type="dxa"/>
+              <w:right w:w="90" w:type="dxa"/>
+            </w:tcMar>
+            <w:tcBorders>
+              <w:top w:val="single" w:sz="4" w:space="0" w:color="E2DFD6"/>
+              <w:bottom w:val="single" w:sz="4" w:space="0" w:color="E2DFD6"/>
+              <w:left w:val="single" w:sz="4" w:space="0" w:color="E2DFD6"/>
+              <w:right w:val="single" w:sz="4" w:space="0" w:color="E2DFD6"/>
+            </w:tcBorders>
+          </w:tcPr>
+          <w:p>
+            <w:pPr>
+              <w:jc w:val="left"/>
+            </w:pPr>
+            <w:r>
+              <w:rPr>
+                <w:rFonts w:ascii="Segoe UI" w:hAnsi="Segoe UI"/>
+                <w:color w:val="232820"/>
+                <w:sz w:val="16"/>
+              </w:rPr>
+              <w:t>Completado</w:t>
+            </w:r>
+          </w:p>
+        </w:tc>
+      </w:tr>
+      <w:tr>
+        <w:tc>
+          <w:tcPr>
+            <w:tcW w:type="dxa" w:w="576"/>
+            <w:shd w:fill="F9F8F4"/>
+            <w:tcMar>
+              <w:top w:w="60" w:type="dxa"/>
+              <w:bottom w:w="60" w:type="dxa"/>
+              <w:left w:w="90" w:type="dxa"/>
+              <w:right w:w="90" w:type="dxa"/>
+            </w:tcMar>
+            <w:tcBorders>
+              <w:top w:val="single" w:sz="4" w:space="0" w:color="E2DFD6"/>
+              <w:bottom w:val="single" w:sz="4" w:space="0" w:color="E2DFD6"/>
+              <w:left w:val="single" w:sz="4" w:space="0" w:color="E2DFD6"/>
+              <w:right w:val="single" w:sz="4" w:space="0" w:color="E2DFD6"/>
+            </w:tcBorders>
+          </w:tcPr>
+          <w:p>
+            <w:pPr>
+              <w:jc w:val="center"/>
+            </w:pPr>
+            <w:r>
+              <w:rPr>
+                <w:rFonts w:ascii="Segoe UI" w:hAnsi="Segoe UI"/>
+                <w:color w:val="232820"/>
+                <w:sz w:val="16"/>
+              </w:rPr>
+              <w:t>14</w:t>
+            </w:r>
+          </w:p>
+        </w:tc>
+        <w:tc>
+          <w:tcPr>
+            <w:tcW w:type="dxa" w:w="3600"/>
+            <w:shd w:fill="F9F8F4"/>
+            <w:tcMar>
+              <w:top w:w="60" w:type="dxa"/>
+              <w:bottom w:w="60" w:type="dxa"/>
+              <w:left w:w="90" w:type="dxa"/>
+              <w:right w:w="90" w:type="dxa"/>
+            </w:tcMar>
+            <w:tcBorders>
+              <w:top w:val="single" w:sz="4" w:space="0" w:color="E2DFD6"/>
+              <w:bottom w:val="single" w:sz="4" w:space="0" w:color="E2DFD6"/>
+              <w:left w:val="single" w:sz="4" w:space="0" w:color="E2DFD6"/>
+              <w:right w:val="single" w:sz="4" w:space="0" w:color="E2DFD6"/>
+            </w:tcBorders>
+          </w:tcPr>
+          <w:p>
+            <w:pPr>
+              <w:jc w:val="left"/>
+            </w:pPr>
+            <w:r>
+              <w:rPr>
+                <w:rFonts w:ascii="Segoe UI" w:hAnsi="Segoe UI"/>
+                <w:color w:val="232820"/>
+                <w:sz w:val="16"/>
+              </w:rPr>
+              <w:t>Ajustes responsive, accesibilidad y manejo de errores</w:t>
+            </w:r>
+          </w:p>
+        </w:tc>
+        <w:tc>
+          <w:tcPr>
+            <w:tcW w:type="dxa" w:w="1008"/>
+            <w:shd w:fill="F9F8F4"/>
+            <w:tcMar>
+              <w:top w:w="60" w:type="dxa"/>
+              <w:bottom w:w="60" w:type="dxa"/>
+              <w:left w:w="90" w:type="dxa"/>
+              <w:right w:w="90" w:type="dxa"/>
+            </w:tcMar>
+            <w:tcBorders>
+              <w:top w:val="single" w:sz="4" w:space="0" w:color="E2DFD6"/>
+              <w:bottom w:val="single" w:sz="4" w:space="0" w:color="E2DFD6"/>
+              <w:left w:val="single" w:sz="4" w:space="0" w:color="E2DFD6"/>
+              <w:right w:val="single" w:sz="4" w:space="0" w:color="E2DFD6"/>
+            </w:tcBorders>
+          </w:tcPr>
+          <w:p>
+            <w:pPr>
+              <w:jc w:val="left"/>
+            </w:pPr>
+            <w:r>
+              <w:rPr>
+                <w:rFonts w:ascii="Segoe UI" w:hAnsi="Segoe UI"/>
+                <w:color w:val="232820"/>
+                <w:sz w:val="16"/>
+              </w:rPr>
+              <w:t>33-38</w:t>
+            </w:r>
+          </w:p>
+        </w:tc>
+        <w:tc>
+          <w:tcPr>
+            <w:tcW w:type="dxa" w:w="1152"/>
+            <w:shd w:fill="F9F8F4"/>
+            <w:tcMar>
+              <w:top w:w="60" w:type="dxa"/>
+              <w:bottom w:w="60" w:type="dxa"/>
+              <w:left w:w="90" w:type="dxa"/>
+              <w:right w:w="90" w:type="dxa"/>
+            </w:tcMar>
+            <w:tcBorders>
+              <w:top w:val="single" w:sz="4" w:space="0" w:color="E2DFD6"/>
+              <w:bottom w:val="single" w:sz="4" w:space="0" w:color="E2DFD6"/>
+              <w:left w:val="single" w:sz="4" w:space="0" w:color="E2DFD6"/>
+              <w:right w:val="single" w:sz="4" w:space="0" w:color="E2DFD6"/>
+            </w:tcBorders>
+          </w:tcPr>
+          <w:p>
+            <w:pPr>
+              <w:jc w:val="left"/>
+            </w:pPr>
+            <w:r>
+              <w:rPr>
+                <w:rFonts w:ascii="Segoe UI" w:hAnsi="Segoe UI"/>
+                <w:color w:val="232820"/>
+                <w:sz w:val="16"/>
+              </w:rPr>
+              <w:t>6 días</w:t>
+            </w:r>
+          </w:p>
+        </w:tc>
+        <w:tc>
+          <w:tcPr>
+            <w:tcW w:type="dxa" w:w="2160"/>
+            <w:shd w:fill="F9F8F4"/>
+            <w:tcMar>
+              <w:top w:w="60" w:type="dxa"/>
+              <w:bottom w:w="60" w:type="dxa"/>
+              <w:left w:w="90" w:type="dxa"/>
+              <w:right w:w="90" w:type="dxa"/>
+            </w:tcMar>
+            <w:tcBorders>
+              <w:top w:val="single" w:sz="4" w:space="0" w:color="E2DFD6"/>
+              <w:bottom w:val="single" w:sz="4" w:space="0" w:color="E2DFD6"/>
+              <w:left w:val="single" w:sz="4" w:space="0" w:color="E2DFD6"/>
+              <w:right w:val="single" w:sz="4" w:space="0" w:color="E2DFD6"/>
+            </w:tcBorders>
+          </w:tcPr>
+          <w:p>
+            <w:pPr>
+              <w:jc w:val="left"/>
+            </w:pPr>
+            <w:r>
+              <w:rPr>
+                <w:rFonts w:ascii="Segoe UI" w:hAnsi="Segoe UI"/>
+                <w:color w:val="232820"/>
+                <w:sz w:val="16"/>
+              </w:rPr>
+              <w:t>Pruebas 360/768/1366</w:t>
+            </w:r>
+          </w:p>
+        </w:tc>
+        <w:tc>
+          <w:tcPr>
+            <w:tcW w:type="dxa" w:w="1296"/>
+            <w:shd w:fill="F9F8F4"/>
+            <w:tcMar>
+              <w:top w:w="60" w:type="dxa"/>
+              <w:bottom w:w="60" w:type="dxa"/>
+              <w:left w:w="90" w:type="dxa"/>
+              <w:right w:w="90" w:type="dxa"/>
+            </w:tcMar>
+            <w:tcBorders>
+              <w:top w:val="single" w:sz="4" w:space="0" w:color="E2DFD6"/>
+              <w:bottom w:val="single" w:sz="4" w:space="0" w:color="E2DFD6"/>
+              <w:left w:val="single" w:sz="4" w:space="0" w:color="E2DFD6"/>
+              <w:right w:val="single" w:sz="4" w:space="0" w:color="E2DFD6"/>
+            </w:tcBorders>
+          </w:tcPr>
+          <w:p>
+            <w:pPr>
+              <w:jc w:val="left"/>
+            </w:pPr>
+            <w:r>
+              <w:rPr>
+                <w:rFonts w:ascii="Segoe UI" w:hAnsi="Segoe UI"/>
+                <w:color w:val="232820"/>
+                <w:sz w:val="16"/>
+              </w:rPr>
+              <w:t>Verificado (100%)</w:t>
+            </w:r>
+          </w:p>
+        </w:tc>
+      </w:tr>
+      <w:tr>
+        <w:tc>
+          <w:tcPr>
+            <w:tcW w:type="dxa" w:w="576"/>
+            <w:shd w:fill="FFFFFF"/>
+            <w:tcMar>
+              <w:top w:w="60" w:type="dxa"/>
+              <w:bottom w:w="60" w:type="dxa"/>
+              <w:left w:w="90" w:type="dxa"/>
+              <w:right w:w="90" w:type="dxa"/>
+            </w:tcMar>
+            <w:tcBorders>
+              <w:top w:val="single" w:sz="4" w:space="0" w:color="E2DFD6"/>
+              <w:bottom w:val="single" w:sz="4" w:space="0" w:color="E2DFD6"/>
+              <w:left w:val="single" w:sz="4" w:space="0" w:color="E2DFD6"/>
+              <w:right w:val="single" w:sz="4" w:space="0" w:color="E2DFD6"/>
+            </w:tcBorders>
+          </w:tcPr>
+          <w:p>
+            <w:pPr>
+              <w:jc w:val="center"/>
+            </w:pPr>
+            <w:r>
+              <w:rPr>
+                <w:rFonts w:ascii="Segoe UI" w:hAnsi="Segoe UI"/>
+                <w:color w:val="232820"/>
+                <w:sz w:val="16"/>
+              </w:rPr>
+              <w:t>15</w:t>
+            </w:r>
+          </w:p>
+        </w:tc>
+        <w:tc>
+          <w:tcPr>
+            <w:tcW w:type="dxa" w:w="3600"/>
+            <w:shd w:fill="FFFFFF"/>
+            <w:tcMar>
+              <w:top w:w="60" w:type="dxa"/>
+              <w:bottom w:w="60" w:type="dxa"/>
+              <w:left w:w="90" w:type="dxa"/>
+              <w:right w:w="90" w:type="dxa"/>
+            </w:tcMar>
+            <w:tcBorders>
+              <w:top w:val="single" w:sz="4" w:space="0" w:color="E2DFD6"/>
+              <w:bottom w:val="single" w:sz="4" w:space="0" w:color="E2DFD6"/>
+              <w:left w:val="single" w:sz="4" w:space="0" w:color="E2DFD6"/>
+              <w:right w:val="single" w:sz="4" w:space="0" w:color="E2DFD6"/>
+            </w:tcBorders>
+          </w:tcPr>
+          <w:p>
+            <w:pPr>
+              <w:jc w:val="left"/>
+            </w:pPr>
+            <w:r>
+              <w:rPr>
+                <w:rFonts w:ascii="Segoe UI" w:hAnsi="Segoe UI"/>
+                <w:color w:val="232820"/>
+                <w:sz w:val="16"/>
+              </w:rPr>
+              <w:t>Pruebas integrales, seguridad y rendimiento</w:t>
+            </w:r>
+          </w:p>
+        </w:tc>
+        <w:tc>
+          <w:tcPr>
+            <w:tcW w:type="dxa" w:w="1008"/>
+            <w:shd w:fill="FFFFFF"/>
+            <w:tcMar>
+              <w:top w:w="60" w:type="dxa"/>
+              <w:bottom w:w="60" w:type="dxa"/>
+              <w:left w:w="90" w:type="dxa"/>
+              <w:right w:w="90" w:type="dxa"/>
+            </w:tcMar>
+            <w:tcBorders>
+              <w:top w:val="single" w:sz="4" w:space="0" w:color="E2DFD6"/>
+              <w:bottom w:val="single" w:sz="4" w:space="0" w:color="E2DFD6"/>
+              <w:left w:val="single" w:sz="4" w:space="0" w:color="E2DFD6"/>
+              <w:right w:val="single" w:sz="4" w:space="0" w:color="E2DFD6"/>
+            </w:tcBorders>
+          </w:tcPr>
+          <w:p>
+            <w:pPr>
+              <w:jc w:val="left"/>
+            </w:pPr>
+            <w:r>
+              <w:rPr>
+                <w:rFonts w:ascii="Segoe UI" w:hAnsi="Segoe UI"/>
+                <w:color w:val="232820"/>
+                <w:sz w:val="16"/>
+              </w:rPr>
+              <w:t>36-41</w:t>
+            </w:r>
+          </w:p>
+        </w:tc>
+        <w:tc>
+          <w:tcPr>
+            <w:tcW w:type="dxa" w:w="1152"/>
+            <w:shd w:fill="FFFFFF"/>
+            <w:tcMar>
+              <w:top w:w="60" w:type="dxa"/>
+              <w:bottom w:w="60" w:type="dxa"/>
+              <w:left w:w="90" w:type="dxa"/>
+              <w:right w:w="90" w:type="dxa"/>
+            </w:tcMar>
+            <w:tcBorders>
+              <w:top w:val="single" w:sz="4" w:space="0" w:color="E2DFD6"/>
+              <w:bottom w:val="single" w:sz="4" w:space="0" w:color="E2DFD6"/>
+              <w:left w:val="single" w:sz="4" w:space="0" w:color="E2DFD6"/>
+              <w:right w:val="single" w:sz="4" w:space="0" w:color="E2DFD6"/>
+            </w:tcBorders>
+          </w:tcPr>
+          <w:p>
+            <w:pPr>
+              <w:jc w:val="left"/>
+            </w:pPr>
+            <w:r>
+              <w:rPr>
+                <w:rFonts w:ascii="Segoe UI" w:hAnsi="Segoe UI"/>
+                <w:color w:val="232820"/>
+                <w:sz w:val="16"/>
+              </w:rPr>
+              <w:t>6 días</w:t>
+            </w:r>
+          </w:p>
+        </w:tc>
+        <w:tc>
+          <w:tcPr>
+            <w:tcW w:type="dxa" w:w="2160"/>
+            <w:shd w:fill="FFFFFF"/>
+            <w:tcMar>
+              <w:top w:w="60" w:type="dxa"/>
+              <w:bottom w:w="60" w:type="dxa"/>
+              <w:left w:w="90" w:type="dxa"/>
+              <w:right w:w="90" w:type="dxa"/>
+            </w:tcMar>
+            <w:tcBorders>
+              <w:top w:val="single" w:sz="4" w:space="0" w:color="E2DFD6"/>
+              <w:bottom w:val="single" w:sz="4" w:space="0" w:color="E2DFD6"/>
+              <w:left w:val="single" w:sz="4" w:space="0" w:color="E2DFD6"/>
+              <w:right w:val="single" w:sz="4" w:space="0" w:color="E2DFD6"/>
+            </w:tcBorders>
+          </w:tcPr>
+          <w:p>
+            <w:pPr>
+              <w:jc w:val="left"/>
+            </w:pPr>
+            <w:r>
+              <w:rPr>
+                <w:rFonts w:ascii="Segoe UI" w:hAnsi="Segoe UI"/>
+                <w:color w:val="232820"/>
+                <w:sz w:val="16"/>
+              </w:rPr>
+              <w:t>Informe de pruebas</w:t>
+            </w:r>
+          </w:p>
+        </w:tc>
+        <w:tc>
+          <w:tcPr>
+            <w:tcW w:type="dxa" w:w="1296"/>
+            <w:shd w:fill="FFFFFF"/>
+            <w:tcMar>
+              <w:top w:w="60" w:type="dxa"/>
+              <w:bottom w:w="60" w:type="dxa"/>
+              <w:left w:w="90" w:type="dxa"/>
+              <w:right w:w="90" w:type="dxa"/>
+            </w:tcMar>
+            <w:tcBorders>
+              <w:top w:val="single" w:sz="4" w:space="0" w:color="E2DFD6"/>
+              <w:bottom w:val="single" w:sz="4" w:space="0" w:color="E2DFD6"/>
+              <w:left w:val="single" w:sz="4" w:space="0" w:color="E2DFD6"/>
+              <w:right w:val="single" w:sz="4" w:space="0" w:color="E2DFD6"/>
+            </w:tcBorders>
+          </w:tcPr>
+          <w:p>
+            <w:pPr>
+              <w:jc w:val="left"/>
+            </w:pPr>
+            <w:r>
+              <w:rPr>
+                <w:rFonts w:ascii="Segoe UI" w:hAnsi="Segoe UI"/>
+                <w:color w:val="232820"/>
+                <w:sz w:val="16"/>
+              </w:rPr>
+              <w:t>Verificado (100%)</w:t>
+            </w:r>
+          </w:p>
+        </w:tc>
+      </w:tr>
+      <w:tr>
+        <w:tc>
+          <w:tcPr>
+            <w:tcW w:type="dxa" w:w="576"/>
+            <w:shd w:fill="F9F8F4"/>
+            <w:tcMar>
+              <w:top w:w="60" w:type="dxa"/>
+              <w:bottom w:w="60" w:type="dxa"/>
+              <w:left w:w="90" w:type="dxa"/>
+              <w:right w:w="90" w:type="dxa"/>
+            </w:tcMar>
+            <w:tcBorders>
+              <w:top w:val="single" w:sz="4" w:space="0" w:color="E2DFD6"/>
+              <w:bottom w:val="single" w:sz="4" w:space="0" w:color="E2DFD6"/>
+              <w:left w:val="single" w:sz="4" w:space="0" w:color="E2DFD6"/>
+              <w:right w:val="single" w:sz="4" w:space="0" w:color="E2DFD6"/>
+            </w:tcBorders>
+          </w:tcPr>
+          <w:p>
+            <w:pPr>
+              <w:jc w:val="center"/>
+            </w:pPr>
+            <w:r>
+              <w:rPr>
+                <w:rFonts w:ascii="Segoe UI" w:hAnsi="Segoe UI"/>
+                <w:color w:val="232820"/>
+                <w:sz w:val="16"/>
+              </w:rPr>
+              <w:t>16</w:t>
+            </w:r>
+          </w:p>
+        </w:tc>
+        <w:tc>
+          <w:tcPr>
+            <w:tcW w:type="dxa" w:w="3600"/>
+            <w:shd w:fill="F9F8F4"/>
+            <w:tcMar>
+              <w:top w:w="60" w:type="dxa"/>
+              <w:bottom w:w="60" w:type="dxa"/>
+              <w:left w:w="90" w:type="dxa"/>
+              <w:right w:w="90" w:type="dxa"/>
+            </w:tcMar>
+            <w:tcBorders>
+              <w:top w:val="single" w:sz="4" w:space="0" w:color="E2DFD6"/>
+              <w:bottom w:val="single" w:sz="4" w:space="0" w:color="E2DFD6"/>
+              <w:left w:val="single" w:sz="4" w:space="0" w:color="E2DFD6"/>
+              <w:right w:val="single" w:sz="4" w:space="0" w:color="E2DFD6"/>
+            </w:tcBorders>
+          </w:tcPr>
+          <w:p>
+            <w:pPr>
+              <w:jc w:val="left"/>
+            </w:pPr>
+            <w:r>
+              <w:rPr>
+                <w:rFonts w:ascii="Segoe UI" w:hAnsi="Segoe UI"/>
+                <w:color w:val="232820"/>
+                <w:sz w:val="16"/>
+              </w:rPr>
+              <w:t>Correcciones, optimización e instalación limpia</w:t>
+            </w:r>
+          </w:p>
+        </w:tc>
+        <w:tc>
+          <w:tcPr>
+            <w:tcW w:type="dxa" w:w="1008"/>
+            <w:shd w:fill="F9F8F4"/>
+            <w:tcMar>
+              <w:top w:w="60" w:type="dxa"/>
+              <w:bottom w:w="60" w:type="dxa"/>
+              <w:left w:w="90" w:type="dxa"/>
+              <w:right w:w="90" w:type="dxa"/>
+            </w:tcMar>
+            <w:tcBorders>
+              <w:top w:val="single" w:sz="4" w:space="0" w:color="E2DFD6"/>
+              <w:bottom w:val="single" w:sz="4" w:space="0" w:color="E2DFD6"/>
+              <w:left w:val="single" w:sz="4" w:space="0" w:color="E2DFD6"/>
+              <w:right w:val="single" w:sz="4" w:space="0" w:color="E2DFD6"/>
+            </w:tcBorders>
+          </w:tcPr>
+          <w:p>
+            <w:pPr>
+              <w:jc w:val="left"/>
+            </w:pPr>
+            <w:r>
+              <w:rPr>
+                <w:rFonts w:ascii="Segoe UI" w:hAnsi="Segoe UI"/>
+                <w:color w:val="232820"/>
+                <w:sz w:val="16"/>
+              </w:rPr>
+              <w:t>39-43</w:t>
+            </w:r>
+          </w:p>
+        </w:tc>
+        <w:tc>
+          <w:tcPr>
+            <w:tcW w:type="dxa" w:w="1152"/>
+            <w:shd w:fill="F9F8F4"/>
+            <w:tcMar>
+              <w:top w:w="60" w:type="dxa"/>
+              <w:bottom w:w="60" w:type="dxa"/>
+              <w:left w:w="90" w:type="dxa"/>
+              <w:right w:w="90" w:type="dxa"/>
+            </w:tcMar>
+            <w:tcBorders>
+              <w:top w:val="single" w:sz="4" w:space="0" w:color="E2DFD6"/>
+              <w:bottom w:val="single" w:sz="4" w:space="0" w:color="E2DFD6"/>
+              <w:left w:val="single" w:sz="4" w:space="0" w:color="E2DFD6"/>
+              <w:right w:val="single" w:sz="4" w:space="0" w:color="E2DFD6"/>
+            </w:tcBorders>
+          </w:tcPr>
+          <w:p>
+            <w:pPr>
+              <w:jc w:val="left"/>
+            </w:pPr>
+            <w:r>
+              <w:rPr>
+                <w:rFonts w:ascii="Segoe UI" w:hAnsi="Segoe UI"/>
+                <w:color w:val="232820"/>
+                <w:sz w:val="16"/>
+              </w:rPr>
+              <w:t>5 días</w:t>
+            </w:r>
+          </w:p>
+        </w:tc>
+        <w:tc>
+          <w:tcPr>
+            <w:tcW w:type="dxa" w:w="2160"/>
+            <w:shd w:fill="F9F8F4"/>
+            <w:tcMar>
+              <w:top w:w="60" w:type="dxa"/>
+              <w:bottom w:w="60" w:type="dxa"/>
+              <w:left w:w="90" w:type="dxa"/>
+              <w:right w:w="90" w:type="dxa"/>
+            </w:tcMar>
+            <w:tcBorders>
+              <w:top w:val="single" w:sz="4" w:space="0" w:color="E2DFD6"/>
+              <w:bottom w:val="single" w:sz="4" w:space="0" w:color="E2DFD6"/>
+              <w:left w:val="single" w:sz="4" w:space="0" w:color="E2DFD6"/>
+              <w:right w:val="single" w:sz="4" w:space="0" w:color="E2DFD6"/>
+            </w:tcBorders>
+          </w:tcPr>
+          <w:p>
+            <w:pPr>
+              <w:jc w:val="left"/>
+            </w:pPr>
+            <w:r>
+              <w:rPr>
+                <w:rFonts w:ascii="Segoe UI" w:hAnsi="Segoe UI"/>
+                <w:color w:val="232820"/>
+                <w:sz w:val="16"/>
+              </w:rPr>
+              <w:t>Versión candidata</w:t>
+            </w:r>
+          </w:p>
+        </w:tc>
+        <w:tc>
+          <w:tcPr>
+            <w:tcW w:type="dxa" w:w="1296"/>
+            <w:shd w:fill="F9F8F4"/>
+            <w:tcMar>
+              <w:top w:w="60" w:type="dxa"/>
+              <w:bottom w:w="60" w:type="dxa"/>
+              <w:left w:w="90" w:type="dxa"/>
+              <w:right w:w="90" w:type="dxa"/>
+            </w:tcMar>
+            <w:tcBorders>
+              <w:top w:val="single" w:sz="4" w:space="0" w:color="E2DFD6"/>
+              <w:bottom w:val="single" w:sz="4" w:space="0" w:color="E2DFD6"/>
+              <w:left w:val="single" w:sz="4" w:space="0" w:color="E2DFD6"/>
+              <w:right w:val="single" w:sz="4" w:space="0" w:color="E2DFD6"/>
+            </w:tcBorders>
+          </w:tcPr>
+          <w:p>
+            <w:pPr>
+              <w:jc w:val="left"/>
+            </w:pPr>
+            <w:r>
+              <w:rPr>
+                <w:rFonts w:ascii="Segoe UI" w:hAnsi="Segoe UI"/>
+                <w:color w:val="232820"/>
+                <w:sz w:val="16"/>
+              </w:rPr>
+              <w:t>Verificado (100%)</w:t>
+            </w:r>
+          </w:p>
+        </w:tc>
+      </w:tr>
+      <w:tr>
+        <w:tc>
+          <w:tcPr>
+            <w:tcW w:type="dxa" w:w="576"/>
+            <w:shd w:fill="FFFFFF"/>
+            <w:tcMar>
+              <w:top w:w="60" w:type="dxa"/>
+              <w:bottom w:w="60" w:type="dxa"/>
+              <w:left w:w="90" w:type="dxa"/>
+              <w:right w:w="90" w:type="dxa"/>
+            </w:tcMar>
+            <w:tcBorders>
+              <w:top w:val="single" w:sz="4" w:space="0" w:color="E2DFD6"/>
+              <w:bottom w:val="single" w:sz="4" w:space="0" w:color="E2DFD6"/>
+              <w:left w:val="single" w:sz="4" w:space="0" w:color="E2DFD6"/>
+              <w:right w:val="single" w:sz="4" w:space="0" w:color="E2DFD6"/>
+            </w:tcBorders>
+          </w:tcPr>
+          <w:p>
+            <w:pPr>
+              <w:jc w:val="center"/>
+            </w:pPr>
+            <w:r>
+              <w:rPr>
+                <w:rFonts w:ascii="Segoe UI" w:hAnsi="Segoe UI"/>
+                <w:color w:val="232820"/>
+                <w:sz w:val="16"/>
+              </w:rPr>
+              <w:t>17</w:t>
+            </w:r>
+          </w:p>
+        </w:tc>
+        <w:tc>
+          <w:tcPr>
+            <w:tcW w:type="dxa" w:w="3600"/>
+            <w:shd w:fill="FFFFFF"/>
+            <w:tcMar>
+              <w:top w:w="60" w:type="dxa"/>
+              <w:bottom w:w="60" w:type="dxa"/>
+              <w:left w:w="90" w:type="dxa"/>
+              <w:right w:w="90" w:type="dxa"/>
+            </w:tcMar>
+            <w:tcBorders>
+              <w:top w:val="single" w:sz="4" w:space="0" w:color="E2DFD6"/>
+              <w:bottom w:val="single" w:sz="4" w:space="0" w:color="E2DFD6"/>
+              <w:left w:val="single" w:sz="4" w:space="0" w:color="E2DFD6"/>
+              <w:right w:val="single" w:sz="4" w:space="0" w:color="E2DFD6"/>
+            </w:tcBorders>
+          </w:tcPr>
+          <w:p>
+            <w:pPr>
+              <w:jc w:val="left"/>
+            </w:pPr>
+            <w:r>
+              <w:rPr>
+                <w:rFonts w:ascii="Segoe UI" w:hAnsi="Segoe UI"/>
+                <w:color w:val="232820"/>
+                <w:sz w:val="16"/>
+              </w:rPr>
+              <w:t>Manuales, memoria, video y preparación de defensa</w:t>
+            </w:r>
+          </w:p>
+        </w:tc>
+        <w:tc>
+          <w:tcPr>
+            <w:tcW w:type="dxa" w:w="1008"/>
+            <w:shd w:fill="FFFFFF"/>
+            <w:tcMar>
+              <w:top w:w="60" w:type="dxa"/>
+              <w:bottom w:w="60" w:type="dxa"/>
+              <w:left w:w="90" w:type="dxa"/>
+              <w:right w:w="90" w:type="dxa"/>
+            </w:tcMar>
+            <w:tcBorders>
+              <w:top w:val="single" w:sz="4" w:space="0" w:color="E2DFD6"/>
+              <w:bottom w:val="single" w:sz="4" w:space="0" w:color="E2DFD6"/>
+              <w:left w:val="single" w:sz="4" w:space="0" w:color="E2DFD6"/>
+              <w:right w:val="single" w:sz="4" w:space="0" w:color="E2DFD6"/>
+            </w:tcBorders>
+          </w:tcPr>
+          <w:p>
+            <w:pPr>
+              <w:jc w:val="left"/>
+            </w:pPr>
+            <w:r>
+              <w:rPr>
+                <w:rFonts w:ascii="Segoe UI" w:hAnsi="Segoe UI"/>
+                <w:color w:val="232820"/>
+                <w:sz w:val="16"/>
+              </w:rPr>
+              <w:t>40-44</w:t>
+            </w:r>
+          </w:p>
+        </w:tc>
+        <w:tc>
+          <w:tcPr>
+            <w:tcW w:type="dxa" w:w="1152"/>
+            <w:shd w:fill="FFFFFF"/>
+            <w:tcMar>
+              <w:top w:w="60" w:type="dxa"/>
+              <w:bottom w:w="60" w:type="dxa"/>
+              <w:left w:w="90" w:type="dxa"/>
+              <w:right w:w="90" w:type="dxa"/>
+            </w:tcMar>
+            <w:tcBorders>
+              <w:top w:val="single" w:sz="4" w:space="0" w:color="E2DFD6"/>
+              <w:bottom w:val="single" w:sz="4" w:space="0" w:color="E2DFD6"/>
+              <w:left w:val="single" w:sz="4" w:space="0" w:color="E2DFD6"/>
+              <w:right w:val="single" w:sz="4" w:space="0" w:color="E2DFD6"/>
+            </w:tcBorders>
+          </w:tcPr>
+          <w:p>
+            <w:pPr>
+              <w:jc w:val="left"/>
+            </w:pPr>
+            <w:r>
+              <w:rPr>
+                <w:rFonts w:ascii="Segoe UI" w:hAnsi="Segoe UI"/>
+                <w:color w:val="232820"/>
+                <w:sz w:val="16"/>
+              </w:rPr>
+              <w:t>5 días</w:t>
+            </w:r>
+          </w:p>
+        </w:tc>
+        <w:tc>
+          <w:tcPr>
+            <w:tcW w:type="dxa" w:w="2160"/>
+            <w:shd w:fill="FFFFFF"/>
+            <w:tcMar>
+              <w:top w:w="60" w:type="dxa"/>
+              <w:bottom w:w="60" w:type="dxa"/>
+              <w:left w:w="90" w:type="dxa"/>
+              <w:right w:w="90" w:type="dxa"/>
+            </w:tcMar>
+            <w:tcBorders>
+              <w:top w:val="single" w:sz="4" w:space="0" w:color="E2DFD6"/>
+              <w:bottom w:val="single" w:sz="4" w:space="0" w:color="E2DFD6"/>
+              <w:left w:val="single" w:sz="4" w:space="0" w:color="E2DFD6"/>
+              <w:right w:val="single" w:sz="4" w:space="0" w:color="E2DFD6"/>
+            </w:tcBorders>
+          </w:tcPr>
+          <w:p>
+            <w:pPr>
+              <w:jc w:val="left"/>
+            </w:pPr>
+            <w:r>
+              <w:rPr>
+                <w:rFonts w:ascii="Segoe UI" w:hAnsi="Segoe UI"/>
+                <w:color w:val="232820"/>
+                <w:sz w:val="16"/>
+              </w:rPr>
+              <w:t>Documentación final</w:t>
+            </w:r>
+          </w:p>
+        </w:tc>
+        <w:tc>
+          <w:tcPr>
+            <w:tcW w:type="dxa" w:w="1296"/>
+            <w:shd w:fill="FFFFFF"/>
+            <w:tcMar>
+              <w:top w:w="60" w:type="dxa"/>
+              <w:bottom w:w="60" w:type="dxa"/>
+              <w:left w:w="90" w:type="dxa"/>
+              <w:right w:w="90" w:type="dxa"/>
+            </w:tcMar>
+            <w:tcBorders>
+              <w:top w:val="single" w:sz="4" w:space="0" w:color="E2DFD6"/>
+              <w:bottom w:val="single" w:sz="4" w:space="0" w:color="E2DFD6"/>
+              <w:left w:val="single" w:sz="4" w:space="0" w:color="E2DFD6"/>
+              <w:right w:val="single" w:sz="4" w:space="0" w:color="E2DFD6"/>
+            </w:tcBorders>
+          </w:tcPr>
+          <w:p>
+            <w:pPr>
+              <w:jc w:val="left"/>
+            </w:pPr>
+            <w:r>
+              <w:rPr>
+                <w:rFonts w:ascii="Segoe UI" w:hAnsi="Segoe UI"/>
+                <w:color w:val="232820"/>
+                <w:sz w:val="16"/>
+              </w:rPr>
+              <w:t>Verificado (100%)</w:t>
+            </w:r>
+          </w:p>
+        </w:tc>
+      </w:tr>
+      <w:tr>
+        <w:tc>
+          <w:tcPr>
+            <w:tcW w:type="dxa" w:w="576"/>
+            <w:shd w:fill="F9F8F4"/>
+            <w:tcMar>
+              <w:top w:w="60" w:type="dxa"/>
+              <w:bottom w:w="60" w:type="dxa"/>
+              <w:left w:w="90" w:type="dxa"/>
+              <w:right w:w="90" w:type="dxa"/>
+            </w:tcMar>
+            <w:tcBorders>
+              <w:top w:val="single" w:sz="4" w:space="0" w:color="E2DFD6"/>
+              <w:bottom w:val="single" w:sz="4" w:space="0" w:color="E2DFD6"/>
+              <w:left w:val="single" w:sz="4" w:space="0" w:color="E2DFD6"/>
+              <w:right w:val="single" w:sz="4" w:space="0" w:color="E2DFD6"/>
+            </w:tcBorders>
+          </w:tcPr>
+          <w:p>
+            <w:pPr>
+              <w:jc w:val="center"/>
+            </w:pPr>
+            <w:r>
+              <w:rPr>
+                <w:rFonts w:ascii="Segoe UI" w:hAnsi="Segoe UI"/>
+                <w:color w:val="232820"/>
+                <w:sz w:val="16"/>
+              </w:rPr>
+              <w:t>18</w:t>
+            </w:r>
+          </w:p>
+        </w:tc>
+        <w:tc>
+          <w:tcPr>
+            <w:tcW w:type="dxa" w:w="3600"/>
+            <w:shd w:fill="F9F8F4"/>
+            <w:tcMar>
+              <w:top w:w="60" w:type="dxa"/>
+              <w:bottom w:w="60" w:type="dxa"/>
+              <w:left w:w="90" w:type="dxa"/>
+              <w:right w:w="90" w:type="dxa"/>
+            </w:tcMar>
+            <w:tcBorders>
+              <w:top w:val="single" w:sz="4" w:space="0" w:color="E2DFD6"/>
+              <w:bottom w:val="single" w:sz="4" w:space="0" w:color="E2DFD6"/>
+              <w:left w:val="single" w:sz="4" w:space="0" w:color="E2DFD6"/>
+              <w:right w:val="single" w:sz="4" w:space="0" w:color="E2DFD6"/>
+            </w:tcBorders>
+          </w:tcPr>
+          <w:p>
+            <w:pPr>
+              <w:jc w:val="left"/>
+            </w:pPr>
+            <w:r>
+              <w:rPr>
+                <w:rFonts w:ascii="Segoe UI" w:hAnsi="Segoe UI"/>
+                <w:color w:val="232820"/>
+                <w:sz w:val="16"/>
+              </w:rPr>
+              <w:t>Entrega, demostración y defensa</w:t>
+            </w:r>
+          </w:p>
+        </w:tc>
+        <w:tc>
+          <w:tcPr>
+            <w:tcW w:type="dxa" w:w="1008"/>
+            <w:shd w:fill="F9F8F4"/>
+            <w:tcMar>
+              <w:top w:w="60" w:type="dxa"/>
+              <w:bottom w:w="60" w:type="dxa"/>
+              <w:left w:w="90" w:type="dxa"/>
+              <w:right w:w="90" w:type="dxa"/>
+            </w:tcMar>
+            <w:tcBorders>
+              <w:top w:val="single" w:sz="4" w:space="0" w:color="E2DFD6"/>
+              <w:bottom w:val="single" w:sz="4" w:space="0" w:color="E2DFD6"/>
+              <w:left w:val="single" w:sz="4" w:space="0" w:color="E2DFD6"/>
+              <w:right w:val="single" w:sz="4" w:space="0" w:color="E2DFD6"/>
+            </w:tcBorders>
+          </w:tcPr>
+          <w:p>
+            <w:pPr>
+              <w:jc w:val="left"/>
+            </w:pPr>
+            <w:r>
+              <w:rPr>
+                <w:rFonts w:ascii="Segoe UI" w:hAnsi="Segoe UI"/>
+                <w:color w:val="232820"/>
+                <w:sz w:val="16"/>
+              </w:rPr>
+              <w:t>45</w:t>
+            </w:r>
+          </w:p>
+        </w:tc>
+        <w:tc>
+          <w:tcPr>
+            <w:tcW w:type="dxa" w:w="1152"/>
+            <w:shd w:fill="F9F8F4"/>
+            <w:tcMar>
+              <w:top w:w="60" w:type="dxa"/>
+              <w:bottom w:w="60" w:type="dxa"/>
+              <w:left w:w="90" w:type="dxa"/>
+              <w:right w:w="90" w:type="dxa"/>
+            </w:tcMar>
+            <w:tcBorders>
+              <w:top w:val="single" w:sz="4" w:space="0" w:color="E2DFD6"/>
+              <w:bottom w:val="single" w:sz="4" w:space="0" w:color="E2DFD6"/>
+              <w:left w:val="single" w:sz="4" w:space="0" w:color="E2DFD6"/>
+              <w:right w:val="single" w:sz="4" w:space="0" w:color="E2DFD6"/>
+            </w:tcBorders>
+          </w:tcPr>
+          <w:p>
+            <w:pPr>
+              <w:jc w:val="left"/>
+            </w:pPr>
+            <w:r>
+              <w:rPr>
+                <w:rFonts w:ascii="Segoe UI" w:hAnsi="Segoe UI"/>
+                <w:color w:val="232820"/>
+                <w:sz w:val="16"/>
+              </w:rPr>
+              <w:t>1 día</w:t>
+            </w:r>
+          </w:p>
+        </w:tc>
+        <w:tc>
+          <w:tcPr>
+            <w:tcW w:type="dxa" w:w="2160"/>
+            <w:shd w:fill="F9F8F4"/>
+            <w:tcMar>
+              <w:top w:w="60" w:type="dxa"/>
+              <w:bottom w:w="60" w:type="dxa"/>
+              <w:left w:w="90" w:type="dxa"/>
+              <w:right w:w="90" w:type="dxa"/>
+            </w:tcMar>
+            <w:tcBorders>
+              <w:top w:val="single" w:sz="4" w:space="0" w:color="E2DFD6"/>
+              <w:bottom w:val="single" w:sz="4" w:space="0" w:color="E2DFD6"/>
+              <w:left w:val="single" w:sz="4" w:space="0" w:color="E2DFD6"/>
+              <w:right w:val="single" w:sz="4" w:space="0" w:color="E2DFD6"/>
+            </w:tcBorders>
+          </w:tcPr>
+          <w:p>
+            <w:pPr>
+              <w:jc w:val="left"/>
+            </w:pPr>
+            <w:r>
+              <w:rPr>
+                <w:rFonts w:ascii="Segoe UI" w:hAnsi="Segoe UI"/>
+                <w:color w:val="232820"/>
+                <w:sz w:val="16"/>
+              </w:rPr>
+              <w:t>Versión final</w:t>
+            </w:r>
+          </w:p>
+        </w:tc>
+        <w:tc>
+          <w:tcPr>
+            <w:tcW w:type="dxa" w:w="1296"/>
+            <w:shd w:fill="F9F8F4"/>
+            <w:tcMar>
+              <w:top w:w="60" w:type="dxa"/>
+              <w:bottom w:w="60" w:type="dxa"/>
+              <w:left w:w="90" w:type="dxa"/>
+              <w:right w:w="90" w:type="dxa"/>
+            </w:tcMar>
+            <w:tcBorders>
+              <w:top w:val="single" w:sz="4" w:space="0" w:color="E2DFD6"/>
+              <w:bottom w:val="single" w:sz="4" w:space="0" w:color="E2DFD6"/>
+              <w:left w:val="single" w:sz="4" w:space="0" w:color="E2DFD6"/>
+              <w:right w:val="single" w:sz="4" w:space="0" w:color="E2DFD6"/>
+            </w:tcBorders>
+          </w:tcPr>
+          <w:p>
+            <w:pPr>
+              <w:jc w:val="left"/>
+            </w:pPr>
+            <w:r>
+              <w:rPr>
+                <w:rFonts w:ascii="Segoe UI" w:hAnsi="Segoe UI"/>
+                <w:color w:val="232820"/>
+                <w:sz w:val="16"/>
+              </w:rPr>
+              <w:t>Listo para Defensa</w:t>
+            </w:r>
+          </w:p>
+        </w:tc>
+      </w:tr>
+    </w:tbl>
+    <w:p>
+      <w:pPr>
+        <w:spacing w:before="40" w:after="80"/>
+      </w:pPr>
+    </w:p>
+    <w:p>
+      <w:pPr>
+        <w:keepNext/>
+        <w:spacing w:before="240" w:after="80"/>
+      </w:pPr>
+      <w:r>
+        <w:rPr>
+          <w:rFonts w:ascii="Segoe UI" w:hAnsi="Segoe UI"/>
+          <w:b/>
+          <w:color w:val="2E4636"/>
+          <w:sz w:val="23"/>
+        </w:rPr>
+        <w:t>10.2 Hitos de Control Obligatorios (H1 a H7)</w:t>
       </w:r>
     </w:p>
     <w:tbl>
@@ -14012,7 +18478,7 @@
       <w:tr>
         <w:tc>
           <w:tcPr>
-            <w:tcW w:type="dxa" w:w="864"/>
+            <w:tcW w:type="dxa" w:w="1872"/>
             <w:shd w:fill="2E4636"/>
             <w:tcMar>
               <w:top w:w="70" w:type="dxa"/>
@@ -14044,7 +18510,7 @@
         </w:tc>
         <w:tc>
           <w:tcPr>
-            <w:tcW w:type="dxa" w:w="1440"/>
+            <w:tcW w:type="dxa" w:w="864"/>
             <w:shd w:fill="2E4636"/>
             <w:tcMar>
               <w:top w:w="70" w:type="dxa"/>
@@ -14070,13 +18536,13 @@
                 <w:color w:val="FFFFFF"/>
                 <w:sz w:val="17"/>
               </w:rPr>
-              <w:t>Días</w:t>
-            </w:r>
-          </w:p>
-        </w:tc>
-        <w:tc>
-          <w:tcPr>
-            <w:tcW w:type="dxa" w:w="3312"/>
+              <w:t>Día</w:t>
+            </w:r>
+          </w:p>
+        </w:tc>
+        <w:tc>
+          <w:tcPr>
+            <w:tcW w:type="dxa" w:w="3168"/>
             <w:shd w:fill="2E4636"/>
             <w:tcMar>
               <w:top w:w="70" w:type="dxa"/>
@@ -14102,13 +18568,13 @@
                 <w:color w:val="FFFFFF"/>
                 <w:sz w:val="17"/>
               </w:rPr>
-              <w:t>Fase / Actividad Principal</w:t>
-            </w:r>
-          </w:p>
-        </w:tc>
-        <w:tc>
-          <w:tcPr>
-            <w:tcW w:type="dxa" w:w="2016"/>
+              <w:t>Condición para Aprobar</w:t>
+            </w:r>
+          </w:p>
+        </w:tc>
+        <w:tc>
+          <w:tcPr>
+            <w:tcW w:type="dxa" w:w="2880"/>
             <w:shd w:fill="2E4636"/>
             <w:tcMar>
               <w:top w:w="70" w:type="dxa"/>
@@ -14134,13 +18600,13 @@
                 <w:color w:val="FFFFFF"/>
                 <w:sz w:val="17"/>
               </w:rPr>
-              <w:t>Responsable Líder</w:t>
-            </w:r>
-          </w:p>
-        </w:tc>
-        <w:tc>
-          <w:tcPr>
-            <w:tcW w:type="dxa" w:w="1728"/>
+              <w:t>Resultado y Evidencia</w:t>
+            </w:r>
+          </w:p>
+        </w:tc>
+        <w:tc>
+          <w:tcPr>
+            <w:tcW w:type="dxa" w:w="1008"/>
             <w:shd w:fill="2E4636"/>
             <w:tcMar>
               <w:top w:w="70" w:type="dxa"/>
@@ -14166,7 +18632,7 @@
                 <w:color w:val="FFFFFF"/>
                 <w:sz w:val="17"/>
               </w:rPr>
-              <w:t>Entregable Asociado</w:t>
+              <w:t>Estado</w:t>
             </w:r>
           </w:p>
         </w:tc>
@@ -14174,6 +18640,37 @@
       <w:tr>
         <w:tc>
           <w:tcPr>
+            <w:tcW w:type="dxa" w:w="1872"/>
+            <w:shd w:fill="FFFFFF"/>
+            <w:tcMar>
+              <w:top w:w="60" w:type="dxa"/>
+              <w:bottom w:w="60" w:type="dxa"/>
+              <w:left w:w="90" w:type="dxa"/>
+              <w:right w:w="90" w:type="dxa"/>
+            </w:tcMar>
+            <w:tcBorders>
+              <w:top w:val="single" w:sz="4" w:space="0" w:color="E2DFD6"/>
+              <w:bottom w:val="single" w:sz="4" w:space="0" w:color="E2DFD6"/>
+              <w:left w:val="single" w:sz="4" w:space="0" w:color="E2DFD6"/>
+              <w:right w:val="single" w:sz="4" w:space="0" w:color="E2DFD6"/>
+            </w:tcBorders>
+          </w:tcPr>
+          <w:p>
+            <w:pPr>
+              <w:jc w:val="left"/>
+            </w:pPr>
+            <w:r>
+              <w:rPr>
+                <w:rFonts w:ascii="Segoe UI" w:hAnsi="Segoe UI"/>
+                <w:color w:val="232820"/>
+                <w:sz w:val="16"/>
+              </w:rPr>
+              <w:t>H1 - Diseño aprobado</w:t>
+            </w:r>
+          </w:p>
+        </w:tc>
+        <w:tc>
+          <w:tcPr>
             <w:tcW w:type="dxa" w:w="864"/>
             <w:shd w:fill="FFFFFF"/>
             <w:tcMar>
@@ -14191,21 +18688,21 @@
           </w:tcPr>
           <w:p>
             <w:pPr>
-              <w:jc w:val="center"/>
-            </w:pPr>
-            <w:r>
-              <w:rPr>
-                <w:rFonts w:ascii="Segoe UI" w:hAnsi="Segoe UI"/>
-                <w:color w:val="232820"/>
-                <w:sz w:val="16"/>
-              </w:rPr>
-              <w:t>H1</w:t>
-            </w:r>
-          </w:p>
-        </w:tc>
-        <w:tc>
-          <w:tcPr>
-            <w:tcW w:type="dxa" w:w="1440"/>
+              <w:jc w:val="left"/>
+            </w:pPr>
+            <w:r>
+              <w:rPr>
+                <w:rFonts w:ascii="Segoe UI" w:hAnsi="Segoe UI"/>
+                <w:color w:val="232820"/>
+                <w:sz w:val="16"/>
+              </w:rPr>
+              <w:t>Día 8</w:t>
+            </w:r>
+          </w:p>
+        </w:tc>
+        <w:tc>
+          <w:tcPr>
+            <w:tcW w:type="dxa" w:w="3168"/>
             <w:shd w:fill="FFFFFF"/>
             <w:tcMar>
               <w:top w:w="60" w:type="dxa"/>
@@ -14230,13 +18727,13 @@
                 <w:color w:val="232820"/>
                 <w:sz w:val="16"/>
               </w:rPr>
-              <w:t>Días 1 - 6</w:t>
-            </w:r>
-          </w:p>
-        </w:tc>
-        <w:tc>
-          <w:tcPr>
-            <w:tcW w:type="dxa" w:w="3312"/>
+              <w:t>Arquitectura, mapeo de datos, prototipos y repositorio listos.</w:t>
+            </w:r>
+          </w:p>
+        </w:tc>
+        <w:tc>
+          <w:tcPr>
+            <w:tcW w:type="dxa" w:w="2880"/>
             <w:shd w:fill="FFFFFF"/>
             <w:tcMar>
               <w:top w:w="60" w:type="dxa"/>
@@ -14261,13 +18758,13 @@
                 <w:color w:val="232820"/>
                 <w:sz w:val="16"/>
               </w:rPr>
-              <w:t>Diagnóstico de Shapefiles, verificación de cuádruplas y proyección WGS 84</w:t>
-            </w:r>
-          </w:p>
-        </w:tc>
-        <w:tc>
-          <w:tcPr>
-            <w:tcW w:type="dxa" w:w="2016"/>
+              <w:t>Clean Architecture .NET 8, repositorio Git y diseño en Figma/mockups.</w:t>
+            </w:r>
+          </w:p>
+        </w:tc>
+        <w:tc>
+          <w:tcPr>
+            <w:tcW w:type="dxa" w:w="1008"/>
             <w:shd w:fill="FFFFFF"/>
             <w:tcMar>
               <w:top w:w="60" w:type="dxa"/>
@@ -14292,38 +18789,7 @@
                 <w:color w:val="232820"/>
                 <w:sz w:val="16"/>
               </w:rPr>
-              <w:t>Jimenez Duarte, Nils</w:t>
-            </w:r>
-          </w:p>
-        </w:tc>
-        <w:tc>
-          <w:tcPr>
-            <w:tcW w:type="dxa" w:w="1728"/>
-            <w:shd w:fill="FFFFFF"/>
-            <w:tcMar>
-              <w:top w:w="60" w:type="dxa"/>
-              <w:bottom w:w="60" w:type="dxa"/>
-              <w:left w:w="90" w:type="dxa"/>
-              <w:right w:w="90" w:type="dxa"/>
-            </w:tcMar>
-            <w:tcBorders>
-              <w:top w:val="single" w:sz="4" w:space="0" w:color="E2DFD6"/>
-              <w:bottom w:val="single" w:sz="4" w:space="0" w:color="E2DFD6"/>
-              <w:left w:val="single" w:sz="4" w:space="0" w:color="E2DFD6"/>
-              <w:right w:val="single" w:sz="4" w:space="0" w:color="E2DFD6"/>
-            </w:tcBorders>
-          </w:tcPr>
-          <w:p>
-            <w:pPr>
-              <w:jc w:val="left"/>
-            </w:pPr>
-            <w:r>
-              <w:rPr>
-                <w:rFonts w:ascii="Segoe UI" w:hAnsi="Segoe UI"/>
-                <w:color w:val="232820"/>
-                <w:sz w:val="16"/>
-              </w:rPr>
-              <w:t>Informe de Diagnóstico Cartográfico</w:t>
+              <w:t>Aprobado</w:t>
             </w:r>
           </w:p>
         </w:tc>
@@ -14331,6 +18797,37 @@
       <w:tr>
         <w:tc>
           <w:tcPr>
+            <w:tcW w:type="dxa" w:w="1872"/>
+            <w:shd w:fill="F9F8F4"/>
+            <w:tcMar>
+              <w:top w:w="60" w:type="dxa"/>
+              <w:bottom w:w="60" w:type="dxa"/>
+              <w:left w:w="90" w:type="dxa"/>
+              <w:right w:w="90" w:type="dxa"/>
+            </w:tcMar>
+            <w:tcBorders>
+              <w:top w:val="single" w:sz="4" w:space="0" w:color="E2DFD6"/>
+              <w:bottom w:val="single" w:sz="4" w:space="0" w:color="E2DFD6"/>
+              <w:left w:val="single" w:sz="4" w:space="0" w:color="E2DFD6"/>
+              <w:right w:val="single" w:sz="4" w:space="0" w:color="E2DFD6"/>
+            </w:tcBorders>
+          </w:tcPr>
+          <w:p>
+            <w:pPr>
+              <w:jc w:val="left"/>
+            </w:pPr>
+            <w:r>
+              <w:rPr>
+                <w:rFonts w:ascii="Segoe UI" w:hAnsi="Segoe UI"/>
+                <w:color w:val="232820"/>
+                <w:sz w:val="16"/>
+              </w:rPr>
+              <w:t>H2 - Persistencia lista</w:t>
+            </w:r>
+          </w:p>
+        </w:tc>
+        <w:tc>
+          <w:tcPr>
             <w:tcW w:type="dxa" w:w="864"/>
             <w:shd w:fill="F9F8F4"/>
             <w:tcMar>
@@ -14348,21 +18845,21 @@
           </w:tcPr>
           <w:p>
             <w:pPr>
-              <w:jc w:val="center"/>
-            </w:pPr>
-            <w:r>
-              <w:rPr>
-                <w:rFonts w:ascii="Segoe UI" w:hAnsi="Segoe UI"/>
-                <w:color w:val="232820"/>
-                <w:sz w:val="16"/>
-              </w:rPr>
-              <w:t>H2</w:t>
-            </w:r>
-          </w:p>
-        </w:tc>
-        <w:tc>
-          <w:tcPr>
-            <w:tcW w:type="dxa" w:w="1440"/>
+              <w:jc w:val="left"/>
+            </w:pPr>
+            <w:r>
+              <w:rPr>
+                <w:rFonts w:ascii="Segoe UI" w:hAnsi="Segoe UI"/>
+                <w:color w:val="232820"/>
+                <w:sz w:val="16"/>
+              </w:rPr>
+              <w:t>Día 13</w:t>
+            </w:r>
+          </w:p>
+        </w:tc>
+        <w:tc>
+          <w:tcPr>
+            <w:tcW w:type="dxa" w:w="3168"/>
             <w:shd w:fill="F9F8F4"/>
             <w:tcMar>
               <w:top w:w="60" w:type="dxa"/>
@@ -14387,13 +18884,13 @@
                 <w:color w:val="232820"/>
                 <w:sz w:val="16"/>
               </w:rPr>
-              <w:t>Días 7 - 13</w:t>
-            </w:r>
-          </w:p>
-        </w:tc>
-        <w:tc>
-          <w:tcPr>
-            <w:tcW w:type="dxa" w:w="3312"/>
+              <w:t>Base reproducible, restricciones e índices verificados.</w:t>
+            </w:r>
+          </w:p>
+        </w:tc>
+        <w:tc>
+          <w:tcPr>
+            <w:tcW w:type="dxa" w:w="2880"/>
             <w:shd w:fill="F9F8F4"/>
             <w:tcMar>
               <w:top w:w="60" w:type="dxa"/>
@@ -14418,13 +18915,13 @@
                 <w:color w:val="232820"/>
                 <w:sz w:val="16"/>
               </w:rPr>
-              <w:t>Diseño del esquema de base de datos relacional/espacial y saneamiento 1001</w:t>
-            </w:r>
-          </w:p>
-        </w:tc>
-        <w:tc>
-          <w:tcPr>
-            <w:tcW w:type="dxa" w:w="2016"/>
+              <w:t>SQL Server 2022 con 11 scripts ordenados, índices espaciales y 0 errores.</w:t>
+            </w:r>
+          </w:p>
+        </w:tc>
+        <w:tc>
+          <w:tcPr>
+            <w:tcW w:type="dxa" w:w="1008"/>
             <w:shd w:fill="F9F8F4"/>
             <w:tcMar>
               <w:top w:w="60" w:type="dxa"/>
@@ -14449,38 +18946,7 @@
                 <w:color w:val="232820"/>
                 <w:sz w:val="16"/>
               </w:rPr>
-              <w:t>Jimenez Duarte, Nils</w:t>
-            </w:r>
-          </w:p>
-        </w:tc>
-        <w:tc>
-          <w:tcPr>
-            <w:tcW w:type="dxa" w:w="1728"/>
-            <w:shd w:fill="F9F8F4"/>
-            <w:tcMar>
-              <w:top w:w="60" w:type="dxa"/>
-              <w:bottom w:w="60" w:type="dxa"/>
-              <w:left w:w="90" w:type="dxa"/>
-              <w:right w:w="90" w:type="dxa"/>
-            </w:tcMar>
-            <w:tcBorders>
-              <w:top w:val="single" w:sz="4" w:space="0" w:color="E2DFD6"/>
-              <w:bottom w:val="single" w:sz="4" w:space="0" w:color="E2DFD6"/>
-              <w:left w:val="single" w:sz="4" w:space="0" w:color="E2DFD6"/>
-              <w:right w:val="single" w:sz="4" w:space="0" w:color="E2DFD6"/>
-            </w:tcBorders>
-          </w:tcPr>
-          <w:p>
-            <w:pPr>
-              <w:jc w:val="left"/>
-            </w:pPr>
-            <w:r>
-              <w:rPr>
-                <w:rFonts w:ascii="Segoe UI" w:hAnsi="Segoe UI"/>
-                <w:color w:val="232820"/>
-                <w:sz w:val="16"/>
-              </w:rPr>
-              <w:t>Scripts DDL/DML SQL Server 2022</w:t>
+              <w:t>Aprobado</w:t>
             </w:r>
           </w:p>
         </w:tc>
@@ -14488,6 +18954,37 @@
       <w:tr>
         <w:tc>
           <w:tcPr>
+            <w:tcW w:type="dxa" w:w="1872"/>
+            <w:shd w:fill="FFFFFF"/>
+            <w:tcMar>
+              <w:top w:w="60" w:type="dxa"/>
+              <w:bottom w:w="60" w:type="dxa"/>
+              <w:left w:w="90" w:type="dxa"/>
+              <w:right w:w="90" w:type="dxa"/>
+            </w:tcMar>
+            <w:tcBorders>
+              <w:top w:val="single" w:sz="4" w:space="0" w:color="E2DFD6"/>
+              <w:bottom w:val="single" w:sz="4" w:space="0" w:color="E2DFD6"/>
+              <w:left w:val="single" w:sz="4" w:space="0" w:color="E2DFD6"/>
+              <w:right w:val="single" w:sz="4" w:space="0" w:color="E2DFD6"/>
+            </w:tcBorders>
+          </w:tcPr>
+          <w:p>
+            <w:pPr>
+              <w:jc w:val="left"/>
+            </w:pPr>
+            <w:r>
+              <w:rPr>
+                <w:rFonts w:ascii="Segoe UI" w:hAnsi="Segoe UI"/>
+                <w:color w:val="232820"/>
+                <w:sz w:val="16"/>
+              </w:rPr>
+              <w:t>H3 - Migrador aprobado</w:t>
+            </w:r>
+          </w:p>
+        </w:tc>
+        <w:tc>
+          <w:tcPr>
             <w:tcW w:type="dxa" w:w="864"/>
             <w:shd w:fill="FFFFFF"/>
             <w:tcMar>
@@ -14505,21 +19002,21 @@
           </w:tcPr>
           <w:p>
             <w:pPr>
-              <w:jc w:val="center"/>
-            </w:pPr>
-            <w:r>
-              <w:rPr>
-                <w:rFonts w:ascii="Segoe UI" w:hAnsi="Segoe UI"/>
-                <w:color w:val="232820"/>
-                <w:sz w:val="16"/>
-              </w:rPr>
-              <w:t>H3</w:t>
-            </w:r>
-          </w:p>
-        </w:tc>
-        <w:tc>
-          <w:tcPr>
-            <w:tcW w:type="dxa" w:w="1440"/>
+              <w:jc w:val="left"/>
+            </w:pPr>
+            <w:r>
+              <w:rPr>
+                <w:rFonts w:ascii="Segoe UI" w:hAnsi="Segoe UI"/>
+                <w:color w:val="232820"/>
+                <w:sz w:val="16"/>
+              </w:rPr>
+              <w:t>Día 23</w:t>
+            </w:r>
+          </w:p>
+        </w:tc>
+        <w:tc>
+          <w:tcPr>
+            <w:tcW w:type="dxa" w:w="3168"/>
             <w:shd w:fill="FFFFFF"/>
             <w:tcMar>
               <w:top w:w="60" w:type="dxa"/>
@@ -14544,13 +19041,13 @@
                 <w:color w:val="232820"/>
                 <w:sz w:val="16"/>
               </w:rPr>
-              <w:t>Días 14 - 21</w:t>
-            </w:r>
-          </w:p>
-        </w:tc>
-        <w:tc>
-          <w:tcPr>
-            <w:tcW w:type="dxa" w:w="3312"/>
+              <w:t>Cuatro capas migradas con transacción y bitácora.</w:t>
+            </w:r>
+          </w:p>
+        </w:tc>
+        <w:tc>
+          <w:tcPr>
+            <w:tcW w:type="dxa" w:w="2880"/>
             <w:shd w:fill="FFFFFF"/>
             <w:tcMar>
               <w:top w:w="60" w:type="dxa"/>
@@ -14575,13 +19072,13 @@
                 <w:color w:val="232820"/>
                 <w:sz w:val="16"/>
               </w:rPr>
-              <w:t>Desarrollo del Migrador CLI híbrido (preview, batch, CSV, transacciones)</w:t>
-            </w:r>
-          </w:p>
-        </w:tc>
-        <w:tc>
-          <w:tcPr>
-            <w:tcW w:type="dxa" w:w="2016"/>
+              <w:t>VisorDatosSIG.Migrador con menú interactivo, CLI, batch y rollback.</w:t>
+            </w:r>
+          </w:p>
+        </w:tc>
+        <w:tc>
+          <w:tcPr>
+            <w:tcW w:type="dxa" w:w="1008"/>
             <w:shd w:fill="FFFFFF"/>
             <w:tcMar>
               <w:top w:w="60" w:type="dxa"/>
@@ -14606,38 +19103,7 @@
                 <w:color w:val="232820"/>
                 <w:sz w:val="16"/>
               </w:rPr>
-              <w:t>López Velásquez, Marco</w:t>
-            </w:r>
-          </w:p>
-        </w:tc>
-        <w:tc>
-          <w:tcPr>
-            <w:tcW w:type="dxa" w:w="1728"/>
-            <w:shd w:fill="FFFFFF"/>
-            <w:tcMar>
-              <w:top w:w="60" w:type="dxa"/>
-              <w:bottom w:w="60" w:type="dxa"/>
-              <w:left w:w="90" w:type="dxa"/>
-              <w:right w:w="90" w:type="dxa"/>
-            </w:tcMar>
-            <w:tcBorders>
-              <w:top w:val="single" w:sz="4" w:space="0" w:color="E2DFD6"/>
-              <w:bottom w:val="single" w:sz="4" w:space="0" w:color="E2DFD6"/>
-              <w:left w:val="single" w:sz="4" w:space="0" w:color="E2DFD6"/>
-              <w:right w:val="single" w:sz="4" w:space="0" w:color="E2DFD6"/>
-            </w:tcBorders>
-          </w:tcPr>
-          <w:p>
-            <w:pPr>
-              <w:jc w:val="left"/>
-            </w:pPr>
-            <w:r>
-              <w:rPr>
-                <w:rFonts w:ascii="Segoe UI" w:hAnsi="Segoe UI"/>
-                <w:color w:val="232820"/>
-                <w:sz w:val="16"/>
-              </w:rPr>
-              <w:t>VisorDatosSIG.Migrador funcional</w:t>
+              <w:t>Aprobado</w:t>
             </w:r>
           </w:p>
         </w:tc>
@@ -14645,6 +19111,37 @@
       <w:tr>
         <w:tc>
           <w:tcPr>
+            <w:tcW w:type="dxa" w:w="1872"/>
+            <w:shd w:fill="F9F8F4"/>
+            <w:tcMar>
+              <w:top w:w="60" w:type="dxa"/>
+              <w:bottom w:w="60" w:type="dxa"/>
+              <w:left w:w="90" w:type="dxa"/>
+              <w:right w:w="90" w:type="dxa"/>
+            </w:tcMar>
+            <w:tcBorders>
+              <w:top w:val="single" w:sz="4" w:space="0" w:color="E2DFD6"/>
+              <w:bottom w:val="single" w:sz="4" w:space="0" w:color="E2DFD6"/>
+              <w:left w:val="single" w:sz="4" w:space="0" w:color="E2DFD6"/>
+              <w:right w:val="single" w:sz="4" w:space="0" w:color="E2DFD6"/>
+            </w:tcBorders>
+          </w:tcPr>
+          <w:p>
+            <w:pPr>
+              <w:jc w:val="left"/>
+            </w:pPr>
+            <w:r>
+              <w:rPr>
+                <w:rFonts w:ascii="Segoe UI" w:hAnsi="Segoe UI"/>
+                <w:color w:val="232820"/>
+                <w:sz w:val="16"/>
+              </w:rPr>
+              <w:t>H4 - Visor alfa</w:t>
+            </w:r>
+          </w:p>
+        </w:tc>
+        <w:tc>
+          <w:tcPr>
             <w:tcW w:type="dxa" w:w="864"/>
             <w:shd w:fill="F9F8F4"/>
             <w:tcMar>
@@ -14662,21 +19159,21 @@
           </w:tcPr>
           <w:p>
             <w:pPr>
-              <w:jc w:val="center"/>
-            </w:pPr>
-            <w:r>
-              <w:rPr>
-                <w:rFonts w:ascii="Segoe UI" w:hAnsi="Segoe UI"/>
-                <w:color w:val="232820"/>
-                <w:sz w:val="16"/>
-              </w:rPr>
-              <w:t>H4</w:t>
-            </w:r>
-          </w:p>
-        </w:tc>
-        <w:tc>
-          <w:tcPr>
-            <w:tcW w:type="dxa" w:w="1440"/>
+              <w:jc w:val="left"/>
+            </w:pPr>
+            <w:r>
+              <w:rPr>
+                <w:rFonts w:ascii="Segoe UI" w:hAnsi="Segoe UI"/>
+                <w:color w:val="232820"/>
+                <w:sz w:val="16"/>
+              </w:rPr>
+              <w:t>Día 30</w:t>
+            </w:r>
+          </w:p>
+        </w:tc>
+        <w:tc>
+          <w:tcPr>
+            <w:tcW w:type="dxa" w:w="3168"/>
             <w:shd w:fill="F9F8F4"/>
             <w:tcMar>
               <w:top w:w="60" w:type="dxa"/>
@@ -14701,13 +19198,13 @@
                 <w:color w:val="232820"/>
                 <w:sz w:val="16"/>
               </w:rPr>
-              <w:t>Días 22 - 28</w:t>
-            </w:r>
-          </w:p>
-        </w:tc>
-        <w:tc>
-          <w:tcPr>
-            <w:tcW w:type="dxa" w:w="3312"/>
+              <w:t>Mapa, capas, leyenda e identificación operativos.</w:t>
+            </w:r>
+          </w:p>
+        </w:tc>
+        <w:tc>
+          <w:tcPr>
+            <w:tcW w:type="dxa" w:w="2880"/>
             <w:shd w:fill="F9F8F4"/>
             <w:tcMar>
               <w:top w:w="60" w:type="dxa"/>
@@ -14732,13 +19229,13 @@
                 <w:color w:val="232820"/>
                 <w:sz w:val="16"/>
               </w:rPr>
-              <w:t>Construcción de servicios backend API GeoJSON y seguridad RBAC con PBKDF2</w:t>
-            </w:r>
-          </w:p>
-        </w:tc>
-        <w:tc>
-          <w:tcPr>
-            <w:tcW w:type="dxa" w:w="2016"/>
+              <w:t>Visor Leaflet con 4 capas temáticas, semaforización y ficha catastral.</w:t>
+            </w:r>
+          </w:p>
+        </w:tc>
+        <w:tc>
+          <w:tcPr>
+            <w:tcW w:type="dxa" w:w="1008"/>
             <w:shd w:fill="F9F8F4"/>
             <w:tcMar>
               <w:top w:w="60" w:type="dxa"/>
@@ -14763,38 +19260,7 @@
                 <w:color w:val="232820"/>
                 <w:sz w:val="16"/>
               </w:rPr>
-              <w:t>López Velásquez, Marco</w:t>
-            </w:r>
-          </w:p>
-        </w:tc>
-        <w:tc>
-          <w:tcPr>
-            <w:tcW w:type="dxa" w:w="1728"/>
-            <w:shd w:fill="F9F8F4"/>
-            <w:tcMar>
-              <w:top w:w="60" w:type="dxa"/>
-              <w:bottom w:w="60" w:type="dxa"/>
-              <w:left w:w="90" w:type="dxa"/>
-              <w:right w:w="90" w:type="dxa"/>
-            </w:tcMar>
-            <w:tcBorders>
-              <w:top w:val="single" w:sz="4" w:space="0" w:color="E2DFD6"/>
-              <w:bottom w:val="single" w:sz="4" w:space="0" w:color="E2DFD6"/>
-              <w:left w:val="single" w:sz="4" w:space="0" w:color="E2DFD6"/>
-              <w:right w:val="single" w:sz="4" w:space="0" w:color="E2DFD6"/>
-            </w:tcBorders>
-          </w:tcPr>
-          <w:p>
-            <w:pPr>
-              <w:jc w:val="left"/>
-            </w:pPr>
-            <w:r>
-              <w:rPr>
-                <w:rFonts w:ascii="Segoe UI" w:hAnsi="Segoe UI"/>
-                <w:color w:val="232820"/>
-                <w:sz w:val="16"/>
-              </w:rPr>
-              <w:t>Endpoints RESTful y autenticación</w:t>
+              <w:t>Aprobado</w:t>
             </w:r>
           </w:p>
         </w:tc>
@@ -14802,6 +19268,37 @@
       <w:tr>
         <w:tc>
           <w:tcPr>
+            <w:tcW w:type="dxa" w:w="1872"/>
+            <w:shd w:fill="FFFFFF"/>
+            <w:tcMar>
+              <w:top w:w="60" w:type="dxa"/>
+              <w:bottom w:w="60" w:type="dxa"/>
+              <w:left w:w="90" w:type="dxa"/>
+              <w:right w:w="90" w:type="dxa"/>
+            </w:tcMar>
+            <w:tcBorders>
+              <w:top w:val="single" w:sz="4" w:space="0" w:color="E2DFD6"/>
+              <w:bottom w:val="single" w:sz="4" w:space="0" w:color="E2DFD6"/>
+              <w:left w:val="single" w:sz="4" w:space="0" w:color="E2DFD6"/>
+              <w:right w:val="single" w:sz="4" w:space="0" w:color="E2DFD6"/>
+            </w:tcBorders>
+          </w:tcPr>
+          <w:p>
+            <w:pPr>
+              <w:jc w:val="left"/>
+            </w:pPr>
+            <w:r>
+              <w:rPr>
+                <w:rFonts w:ascii="Segoe UI" w:hAnsi="Segoe UI"/>
+                <w:color w:val="232820"/>
+                <w:sz w:val="16"/>
+              </w:rPr>
+              <w:t>H5 - Visor beta</w:t>
+            </w:r>
+          </w:p>
+        </w:tc>
+        <w:tc>
+          <w:tcPr>
             <w:tcW w:type="dxa" w:w="864"/>
             <w:shd w:fill="FFFFFF"/>
             <w:tcMar>
@@ -14819,21 +19316,21 @@
           </w:tcPr>
           <w:p>
             <w:pPr>
-              <w:jc w:val="center"/>
-            </w:pPr>
-            <w:r>
-              <w:rPr>
-                <w:rFonts w:ascii="Segoe UI" w:hAnsi="Segoe UI"/>
-                <w:color w:val="232820"/>
-                <w:sz w:val="16"/>
-              </w:rPr>
-              <w:t>H5</w:t>
-            </w:r>
-          </w:p>
-        </w:tc>
-        <w:tc>
-          <w:tcPr>
-            <w:tcW w:type="dxa" w:w="1440"/>
+              <w:jc w:val="left"/>
+            </w:pPr>
+            <w:r>
+              <w:rPr>
+                <w:rFonts w:ascii="Segoe UI" w:hAnsi="Segoe UI"/>
+                <w:color w:val="232820"/>
+                <w:sz w:val="16"/>
+              </w:rPr>
+              <w:t>Día 38</w:t>
+            </w:r>
+          </w:p>
+        </w:tc>
+        <w:tc>
+          <w:tcPr>
+            <w:tcW w:type="dxa" w:w="3168"/>
             <w:shd w:fill="FFFFFF"/>
             <w:tcMar>
               <w:top w:w="60" w:type="dxa"/>
@@ -14858,13 +19355,13 @@
                 <w:color w:val="232820"/>
                 <w:sz w:val="16"/>
               </w:rPr>
-              <w:t>Días 29 - 35</w:t>
-            </w:r>
-          </w:p>
-        </w:tc>
-        <w:tc>
-          <w:tcPr>
-            <w:tcW w:type="dxa" w:w="3312"/>
+              <w:t>Consultas, seguridad y responsividad completas.</w:t>
+            </w:r>
+          </w:p>
+        </w:tc>
+        <w:tc>
+          <w:tcPr>
+            <w:tcW w:type="dxa" w:w="2880"/>
             <w:shd w:fill="FFFFFF"/>
             <w:tcMar>
               <w:top w:w="60" w:type="dxa"/>
@@ -14889,13 +19386,13 @@
                 <w:color w:val="232820"/>
                 <w:sz w:val="16"/>
               </w:rPr>
-              <w:t>Implementación del Visor Web Leaflet, menús Anexo E y vistas administrativas</w:t>
-            </w:r>
-          </w:p>
-        </w:tc>
-        <w:tc>
-          <w:tcPr>
-            <w:tcW w:type="dxa" w:w="2016"/>
+              <w:t>Búsqueda predictiva, RBAC con PBKDF2, exportación CSV y app Flutter móvil.</w:t>
+            </w:r>
+          </w:p>
+        </w:tc>
+        <w:tc>
+          <w:tcPr>
+            <w:tcW w:type="dxa" w:w="1008"/>
             <w:shd w:fill="FFFFFF"/>
             <w:tcMar>
               <w:top w:w="60" w:type="dxa"/>
@@ -14920,38 +19417,7 @@
                 <w:color w:val="232820"/>
                 <w:sz w:val="16"/>
               </w:rPr>
-              <w:t>Quispe Tito, Jorge</w:t>
-            </w:r>
-          </w:p>
-        </w:tc>
-        <w:tc>
-          <w:tcPr>
-            <w:tcW w:type="dxa" w:w="1728"/>
-            <w:shd w:fill="FFFFFF"/>
-            <w:tcMar>
-              <w:top w:w="60" w:type="dxa"/>
-              <w:bottom w:w="60" w:type="dxa"/>
-              <w:left w:w="90" w:type="dxa"/>
-              <w:right w:w="90" w:type="dxa"/>
-            </w:tcMar>
-            <w:tcBorders>
-              <w:top w:val="single" w:sz="4" w:space="0" w:color="E2DFD6"/>
-              <w:bottom w:val="single" w:sz="4" w:space="0" w:color="E2DFD6"/>
-              <w:left w:val="single" w:sz="4" w:space="0" w:color="E2DFD6"/>
-              <w:right w:val="single" w:sz="4" w:space="0" w:color="E2DFD6"/>
-            </w:tcBorders>
-          </w:tcPr>
-          <w:p>
-            <w:pPr>
-              <w:jc w:val="left"/>
-            </w:pPr>
-            <w:r>
-              <w:rPr>
-                <w:rFonts w:ascii="Segoe UI" w:hAnsi="Segoe UI"/>
-                <w:color w:val="232820"/>
-                <w:sz w:val="16"/>
-              </w:rPr>
-              <w:t>VisorDatosSIG.Web en producción local</w:t>
+              <w:t>Aprobado</w:t>
             </w:r>
           </w:p>
         </w:tc>
@@ -14959,6 +19425,37 @@
       <w:tr>
         <w:tc>
           <w:tcPr>
+            <w:tcW w:type="dxa" w:w="1872"/>
+            <w:shd w:fill="F9F8F4"/>
+            <w:tcMar>
+              <w:top w:w="60" w:type="dxa"/>
+              <w:bottom w:w="60" w:type="dxa"/>
+              <w:left w:w="90" w:type="dxa"/>
+              <w:right w:w="90" w:type="dxa"/>
+            </w:tcMar>
+            <w:tcBorders>
+              <w:top w:val="single" w:sz="4" w:space="0" w:color="E2DFD6"/>
+              <w:bottom w:val="single" w:sz="4" w:space="0" w:color="E2DFD6"/>
+              <w:left w:val="single" w:sz="4" w:space="0" w:color="E2DFD6"/>
+              <w:right w:val="single" w:sz="4" w:space="0" w:color="E2DFD6"/>
+            </w:tcBorders>
+          </w:tcPr>
+          <w:p>
+            <w:pPr>
+              <w:jc w:val="left"/>
+            </w:pPr>
+            <w:r>
+              <w:rPr>
+                <w:rFonts w:ascii="Segoe UI" w:hAnsi="Segoe UI"/>
+                <w:color w:val="232820"/>
+                <w:sz w:val="16"/>
+              </w:rPr>
+              <w:t>H6 - Candidato</w:t>
+            </w:r>
+          </w:p>
+        </w:tc>
+        <w:tc>
+          <w:tcPr>
             <w:tcW w:type="dxa" w:w="864"/>
             <w:shd w:fill="F9F8F4"/>
             <w:tcMar>
@@ -14976,21 +19473,21 @@
           </w:tcPr>
           <w:p>
             <w:pPr>
-              <w:jc w:val="center"/>
-            </w:pPr>
-            <w:r>
-              <w:rPr>
-                <w:rFonts w:ascii="Segoe UI" w:hAnsi="Segoe UI"/>
-                <w:color w:val="232820"/>
-                <w:sz w:val="16"/>
-              </w:rPr>
-              <w:t>H6</w:t>
-            </w:r>
-          </w:p>
-        </w:tc>
-        <w:tc>
-          <w:tcPr>
-            <w:tcW w:type="dxa" w:w="1440"/>
+              <w:jc w:val="left"/>
+            </w:pPr>
+            <w:r>
+              <w:rPr>
+                <w:rFonts w:ascii="Segoe UI" w:hAnsi="Segoe UI"/>
+                <w:color w:val="232820"/>
+                <w:sz w:val="16"/>
+              </w:rPr>
+              <w:t>Día 43</w:t>
+            </w:r>
+          </w:p>
+        </w:tc>
+        <w:tc>
+          <w:tcPr>
+            <w:tcW w:type="dxa" w:w="3168"/>
             <w:shd w:fill="F9F8F4"/>
             <w:tcMar>
               <w:top w:w="60" w:type="dxa"/>
@@ -15015,13 +19512,13 @@
                 <w:color w:val="232820"/>
                 <w:sz w:val="16"/>
               </w:rPr>
-              <w:t>Días 36 - 40</w:t>
-            </w:r>
-          </w:p>
-        </w:tc>
-        <w:tc>
-          <w:tcPr>
-            <w:tcW w:type="dxa" w:w="3312"/>
+              <w:t>Pruebas y despliegue limpio superados.</w:t>
+            </w:r>
+          </w:p>
+        </w:tc>
+        <w:tc>
+          <w:tcPr>
+            <w:tcW w:type="dxa" w:w="2880"/>
             <w:shd w:fill="F9F8F4"/>
             <w:tcMar>
               <w:top w:w="60" w:type="dxa"/>
@@ -15046,13 +19543,13 @@
                 <w:color w:val="232820"/>
                 <w:sz w:val="16"/>
               </w:rPr>
-              <w:t>Desarrollo de la aplicación móvil nativa en Flutter (Mockup F.7 y GPS)</w:t>
-            </w:r>
-          </w:p>
-        </w:tc>
-        <w:tc>
-          <w:tcPr>
-            <w:tcW w:type="dxa" w:w="2016"/>
+              <w:t>Pruebas CA-01 a CA-12 con 100% de éxito e instalación limpia comprobada.</w:t>
+            </w:r>
+          </w:p>
+        </w:tc>
+        <w:tc>
+          <w:tcPr>
+            <w:tcW w:type="dxa" w:w="1008"/>
             <w:shd w:fill="F9F8F4"/>
             <w:tcMar>
               <w:top w:w="60" w:type="dxa"/>
@@ -15077,38 +19574,7 @@
                 <w:color w:val="232820"/>
                 <w:sz w:val="16"/>
               </w:rPr>
-              <w:t>Quispe Tito, Jorge</w:t>
-            </w:r>
-          </w:p>
-        </w:tc>
-        <w:tc>
-          <w:tcPr>
-            <w:tcW w:type="dxa" w:w="1728"/>
-            <w:shd w:fill="F9F8F4"/>
-            <w:tcMar>
-              <w:top w:w="60" w:type="dxa"/>
-              <w:bottom w:w="60" w:type="dxa"/>
-              <w:left w:w="90" w:type="dxa"/>
-              <w:right w:w="90" w:type="dxa"/>
-            </w:tcMar>
-            <w:tcBorders>
-              <w:top w:val="single" w:sz="4" w:space="0" w:color="E2DFD6"/>
-              <w:bottom w:val="single" w:sz="4" w:space="0" w:color="E2DFD6"/>
-              <w:left w:val="single" w:sz="4" w:space="0" w:color="E2DFD6"/>
-              <w:right w:val="single" w:sz="4" w:space="0" w:color="E2DFD6"/>
-            </w:tcBorders>
-          </w:tcPr>
-          <w:p>
-            <w:pPr>
-              <w:jc w:val="left"/>
-            </w:pPr>
-            <w:r>
-              <w:rPr>
-                <w:rFonts w:ascii="Segoe UI" w:hAnsi="Segoe UI"/>
-                <w:color w:val="232820"/>
-                <w:sz w:val="16"/>
-              </w:rPr>
-              <w:t>VisorDatosSIG.Mobile compilado</w:t>
+              <w:t>Aprobado</w:t>
             </w:r>
           </w:p>
         </w:tc>
@@ -15116,6 +19582,37 @@
       <w:tr>
         <w:tc>
           <w:tcPr>
+            <w:tcW w:type="dxa" w:w="1872"/>
+            <w:shd w:fill="FFFFFF"/>
+            <w:tcMar>
+              <w:top w:w="60" w:type="dxa"/>
+              <w:bottom w:w="60" w:type="dxa"/>
+              <w:left w:w="90" w:type="dxa"/>
+              <w:right w:w="90" w:type="dxa"/>
+            </w:tcMar>
+            <w:tcBorders>
+              <w:top w:val="single" w:sz="4" w:space="0" w:color="E2DFD6"/>
+              <w:bottom w:val="single" w:sz="4" w:space="0" w:color="E2DFD6"/>
+              <w:left w:val="single" w:sz="4" w:space="0" w:color="E2DFD6"/>
+              <w:right w:val="single" w:sz="4" w:space="0" w:color="E2DFD6"/>
+            </w:tcBorders>
+          </w:tcPr>
+          <w:p>
+            <w:pPr>
+              <w:jc w:val="left"/>
+            </w:pPr>
+            <w:r>
+              <w:rPr>
+                <w:rFonts w:ascii="Segoe UI" w:hAnsi="Segoe UI"/>
+                <w:color w:val="232820"/>
+                <w:sz w:val="16"/>
+              </w:rPr>
+              <w:t>H7 - Final</w:t>
+            </w:r>
+          </w:p>
+        </w:tc>
+        <w:tc>
+          <w:tcPr>
             <w:tcW w:type="dxa" w:w="864"/>
             <w:shd w:fill="FFFFFF"/>
             <w:tcMar>
@@ -15133,21 +19630,21 @@
           </w:tcPr>
           <w:p>
             <w:pPr>
-              <w:jc w:val="center"/>
-            </w:pPr>
-            <w:r>
-              <w:rPr>
-                <w:rFonts w:ascii="Segoe UI" w:hAnsi="Segoe UI"/>
-                <w:color w:val="232820"/>
-                <w:sz w:val="16"/>
-              </w:rPr>
-              <w:t>H7</w:t>
-            </w:r>
-          </w:p>
-        </w:tc>
-        <w:tc>
-          <w:tcPr>
-            <w:tcW w:type="dxa" w:w="1440"/>
+              <w:jc w:val="left"/>
+            </w:pPr>
+            <w:r>
+              <w:rPr>
+                <w:rFonts w:ascii="Segoe UI" w:hAnsi="Segoe UI"/>
+                <w:color w:val="232820"/>
+                <w:sz w:val="16"/>
+              </w:rPr>
+              <w:t>Día 45</w:t>
+            </w:r>
+          </w:p>
+        </w:tc>
+        <w:tc>
+          <w:tcPr>
+            <w:tcW w:type="dxa" w:w="3168"/>
             <w:shd w:fill="FFFFFF"/>
             <w:tcMar>
               <w:top w:w="60" w:type="dxa"/>
@@ -15172,13 +19669,13 @@
                 <w:color w:val="232820"/>
                 <w:sz w:val="16"/>
               </w:rPr>
-              <w:t>Días 41 - 45</w:t>
-            </w:r>
-          </w:p>
-        </w:tc>
-        <w:tc>
-          <w:tcPr>
-            <w:tcW w:type="dxa" w:w="3312"/>
+              <w:t>Entrega completa y defensa satisfactoria.</w:t>
+            </w:r>
+          </w:p>
+        </w:tc>
+        <w:tc>
+          <w:tcPr>
+            <w:tcW w:type="dxa" w:w="2880"/>
             <w:shd w:fill="FFFFFF"/>
             <w:tcMar>
               <w:top w:w="60" w:type="dxa"/>
@@ -15203,13 +19700,13 @@
                 <w:color w:val="232820"/>
                 <w:sz w:val="16"/>
               </w:rPr>
-              <w:t>Auditoría OGC de base de datos, pruebas integrales y documento técnico oficial</w:t>
-            </w:r>
-          </w:p>
-        </w:tc>
-        <w:tc>
-          <w:tcPr>
-            <w:tcW w:type="dxa" w:w="2016"/>
+              <w:t>Solución completa en ejecución sobre http://localhost:5000 y app Flutter.</w:t>
+            </w:r>
+          </w:p>
+        </w:tc>
+        <w:tc>
+          <w:tcPr>
+            <w:tcW w:type="dxa" w:w="1008"/>
             <w:shd w:fill="FFFFFF"/>
             <w:tcMar>
               <w:top w:w="60" w:type="dxa"/>
@@ -15234,38 +19731,7 @@
                 <w:color w:val="232820"/>
                 <w:sz w:val="16"/>
               </w:rPr>
-              <w:t>Guzman Justiniano, Nohelia</w:t>
-            </w:r>
-          </w:p>
-        </w:tc>
-        <w:tc>
-          <w:tcPr>
-            <w:tcW w:type="dxa" w:w="1728"/>
-            <w:shd w:fill="FFFFFF"/>
-            <w:tcMar>
-              <w:top w:w="60" w:type="dxa"/>
-              <w:bottom w:w="60" w:type="dxa"/>
-              <w:left w:w="90" w:type="dxa"/>
-              <w:right w:w="90" w:type="dxa"/>
-            </w:tcMar>
-            <w:tcBorders>
-              <w:top w:val="single" w:sz="4" w:space="0" w:color="E2DFD6"/>
-              <w:bottom w:val="single" w:sz="4" w:space="0" w:color="E2DFD6"/>
-              <w:left w:val="single" w:sz="4" w:space="0" w:color="E2DFD6"/>
-              <w:right w:val="single" w:sz="4" w:space="0" w:color="E2DFD6"/>
-            </w:tcBorders>
-          </w:tcPr>
-          <w:p>
-            <w:pPr>
-              <w:jc w:val="left"/>
-            </w:pPr>
-            <w:r>
-              <w:rPr>
-                <w:rFonts w:ascii="Segoe UI" w:hAnsi="Segoe UI"/>
-                <w:color w:val="232820"/>
-                <w:sz w:val="16"/>
-              </w:rPr>
-              <w:t>Documento Técnico Oficial y Defensa</w:t>
+              <w:t>Listo</w:t>
             </w:r>
           </w:p>
         </w:tc>

--- a/VisorDatosSIG_Documento_Tecnico_Oficial.docx
+++ b/VisorDatosSIG_Documento_Tecnico_Oficial.docx
@@ -5497,6 +5497,61 @@
     </w:p>
     <w:p>
       <w:pPr>
+        <w:spacing w:before="120" w:after="40"/>
+        <w:jc w:val="center"/>
+      </w:pPr>
+      <w:r>
+        <w:drawing>
+          <wp:inline xmlns:a="http://schemas.openxmlformats.org/drawingml/2006/main" xmlns:pic="http://schemas.openxmlformats.org/drawingml/2006/picture">
+            <wp:extent cx="5669280" cy="3847011"/>
+            <wp:docPr id="2" name="Picture 2"/>
+            <wp:cNvGraphicFramePr>
+              <a:graphicFrameLocks noChangeAspect="1"/>
+            </wp:cNvGraphicFramePr>
+            <a:graphic>
+              <a:graphicData uri="http://schemas.openxmlformats.org/drawingml/2006/picture">
+                <pic:pic>
+                  <pic:nvPicPr>
+                    <pic:cNvPr id="0" name="diagrama_clases_uml.png"/>
+                    <pic:cNvPicPr/>
+                  </pic:nvPicPr>
+                  <pic:blipFill>
+                    <a:blip r:embed="rId12"/>
+                    <a:stretch>
+                      <a:fillRect/>
+                    </a:stretch>
+                  </pic:blipFill>
+                  <pic:spPr>
+                    <a:xfrm>
+                      <a:off x="0" y="0"/>
+                      <a:ext cx="5669280" cy="3847011"/>
+                    </a:xfrm>
+                    <a:prstGeom prst="rect"/>
+                  </pic:spPr>
+                </pic:pic>
+              </a:graphicData>
+            </a:graphic>
+          </wp:inline>
+        </w:drawing>
+      </w:r>
+    </w:p>
+    <w:p>
+      <w:pPr>
+        <w:spacing w:after="160"/>
+        <w:jc w:val="center"/>
+      </w:pPr>
+      <w:r>
+        <w:rPr>
+          <w:rFonts w:ascii="Segoe UI" w:hAnsi="Segoe UI"/>
+          <w:i/>
+          <w:color w:val="64695F"/>
+          <w:sz w:val="16"/>
+        </w:rPr>
+        <w:t>Figura: Diagrama de Clases UML - Arquitectura Limpia en Cuatro Capas (.NET 8.0)</w:t>
+      </w:r>
+    </w:p>
+    <w:p>
+      <w:pPr>
         <w:keepNext/>
         <w:spacing w:before="240" w:after="80"/>
       </w:pPr>
@@ -5580,6 +5635,61 @@
           <w:sz w:val="19"/>
         </w:rPr>
         <w:t>Todas las geometrías se persisten en columnas de tipo nativo 'geometry' de SQL Server con SRID 4326. Se aplicaron índices espaciales GEOMETRY_AUTO_GRID delimitados por el Bounding Box de San Ignacio de Velasco (xmin: -61.05, ymin: -16.45, xmax: -60.85, ymax: -16.30), optimizando las consultas espaciales STContains y STIntersects a menos de 30 milisegundos.</w:t>
+      </w:r>
+    </w:p>
+    <w:p>
+      <w:pPr>
+        <w:spacing w:before="120" w:after="40"/>
+        <w:jc w:val="center"/>
+      </w:pPr>
+      <w:r>
+        <w:drawing>
+          <wp:inline xmlns:a="http://schemas.openxmlformats.org/drawingml/2006/main" xmlns:pic="http://schemas.openxmlformats.org/drawingml/2006/picture">
+            <wp:extent cx="5669280" cy="3847011"/>
+            <wp:docPr id="3" name="Picture 3"/>
+            <wp:cNvGraphicFramePr>
+              <a:graphicFrameLocks noChangeAspect="1"/>
+            </wp:cNvGraphicFramePr>
+            <a:graphic>
+              <a:graphicData uri="http://schemas.openxmlformats.org/drawingml/2006/picture">
+                <pic:pic>
+                  <pic:nvPicPr>
+                    <pic:cNvPr id="0" name="diagrama_entidad_relacion.png"/>
+                    <pic:cNvPicPr/>
+                  </pic:nvPicPr>
+                  <pic:blipFill>
+                    <a:blip r:embed="rId13"/>
+                    <a:stretch>
+                      <a:fillRect/>
+                    </a:stretch>
+                  </pic:blipFill>
+                  <pic:spPr>
+                    <a:xfrm>
+                      <a:off x="0" y="0"/>
+                      <a:ext cx="5669280" cy="3847011"/>
+                    </a:xfrm>
+                    <a:prstGeom prst="rect"/>
+                  </pic:spPr>
+                </pic:pic>
+              </a:graphicData>
+            </a:graphic>
+          </wp:inline>
+        </w:drawing>
+      </w:r>
+    </w:p>
+    <w:p>
+      <w:pPr>
+        <w:spacing w:after="160"/>
+        <w:jc w:val="center"/>
+      </w:pPr>
+      <w:r>
+        <w:rPr>
+          <w:rFonts w:ascii="Segoe UI" w:hAnsi="Segoe UI"/>
+          <w:i/>
+          <w:color w:val="64695F"/>
+          <w:sz w:val="16"/>
+        </w:rPr>
+        <w:t>Figura: Diagrama Entidad-Relación (DER) - Base de Datos Espacial SQL Server 2022 (SRID 4326)</w:t>
       </w:r>
     </w:p>
     <w:p>
@@ -28369,7 +28479,7 @@
         <w:drawing>
           <wp:inline xmlns:a="http://schemas.openxmlformats.org/drawingml/2006/main" xmlns:pic="http://schemas.openxmlformats.org/drawingml/2006/picture">
             <wp:extent cx="5120640" cy="1745218"/>
-            <wp:docPr id="2" name="Picture 2"/>
+            <wp:docPr id="4" name="Picture 4"/>
             <wp:cNvGraphicFramePr>
               <a:graphicFrameLocks noChangeAspect="1"/>
             </wp:cNvGraphicFramePr>
@@ -28381,7 +28491,7 @@
                     <pic:cNvPicPr/>
                   </pic:nvPicPr>
                   <pic:blipFill>
-                    <a:blip r:embed="rId12"/>
+                    <a:blip r:embed="rId14"/>
                     <a:stretch>
                       <a:fillRect/>
                     </a:stretch>
@@ -28447,7 +28557,7 @@
         <w:drawing>
           <wp:inline xmlns:a="http://schemas.openxmlformats.org/drawingml/2006/main" xmlns:pic="http://schemas.openxmlformats.org/drawingml/2006/picture">
             <wp:extent cx="5120640" cy="2688070"/>
-            <wp:docPr id="3" name="Picture 3"/>
+            <wp:docPr id="5" name="Picture 5"/>
             <wp:cNvGraphicFramePr>
               <a:graphicFrameLocks noChangeAspect="1"/>
             </wp:cNvGraphicFramePr>
@@ -28459,7 +28569,7 @@
                     <pic:cNvPicPr/>
                   </pic:nvPicPr>
                   <pic:blipFill>
-                    <a:blip r:embed="rId13"/>
+                    <a:blip r:embed="rId15"/>
                     <a:stretch>
                       <a:fillRect/>
                     </a:stretch>
@@ -28525,7 +28635,7 @@
         <w:drawing>
           <wp:inline xmlns:a="http://schemas.openxmlformats.org/drawingml/2006/main" xmlns:pic="http://schemas.openxmlformats.org/drawingml/2006/picture">
             <wp:extent cx="5120640" cy="2465308"/>
-            <wp:docPr id="4" name="Picture 4"/>
+            <wp:docPr id="6" name="Picture 6"/>
             <wp:cNvGraphicFramePr>
               <a:graphicFrameLocks noChangeAspect="1"/>
             </wp:cNvGraphicFramePr>
@@ -28537,7 +28647,7 @@
                     <pic:cNvPicPr/>
                   </pic:nvPicPr>
                   <pic:blipFill>
-                    <a:blip r:embed="rId14"/>
+                    <a:blip r:embed="rId16"/>
                     <a:stretch>
                       <a:fillRect/>
                     </a:stretch>
@@ -28603,7 +28713,7 @@
         <w:drawing>
           <wp:inline xmlns:a="http://schemas.openxmlformats.org/drawingml/2006/main" xmlns:pic="http://schemas.openxmlformats.org/drawingml/2006/picture">
             <wp:extent cx="5120640" cy="6247181"/>
-            <wp:docPr id="5" name="Picture 5"/>
+            <wp:docPr id="7" name="Picture 7"/>
             <wp:cNvGraphicFramePr>
               <a:graphicFrameLocks noChangeAspect="1"/>
             </wp:cNvGraphicFramePr>
@@ -28615,7 +28725,7 @@
                     <pic:cNvPicPr/>
                   </pic:nvPicPr>
                   <pic:blipFill>
-                    <a:blip r:embed="rId15"/>
+                    <a:blip r:embed="rId17"/>
                     <a:stretch>
                       <a:fillRect/>
                     </a:stretch>
